--- a/docs/activities/lecture_04/04_class_activity.docx
+++ b/docs/activities/lecture_04/04_class_activity.docx
@@ -486,13 +486,7 @@
         </w:numPr>
       </w:pPr>
       <w:r>
-        <w:t xml:space="preserve">What questions do you have and what is unclear - what did not work</w:t>
-      </w:r>
-      <w:r>
-        <w:t xml:space="preserve"> </w:t>
-      </w:r>
-      <w:r>
-        <w:t xml:space="preserve">so far when you started the homework?</w:t>
+        <w:t xml:space="preserve">What questions do you have and what is unclear - what did not work so far when you started the homework?</w:t>
       </w:r>
     </w:p>
     <w:bookmarkEnd w:id="9"/>
@@ -511,13 +505,7 @@
         <w:pStyle w:val="FirstParagraph"/>
       </w:pPr>
       <w:r>
-        <w:t xml:space="preserve">In this active learning module, we’ll explore real data from fish</w:t>
-      </w:r>
-      <w:r>
-        <w:t xml:space="preserve"> </w:t>
-      </w:r>
-      <w:r>
-        <w:t xml:space="preserve">populations in Alaska. We’ll focus on understanding:</w:t>
+        <w:t xml:space="preserve">In this active learning module, we’ll explore real data from fish populations in Alaska. We’ll focus on understanding:</w:t>
       </w:r>
     </w:p>
     <w:p>
@@ -576,13 +564,7 @@
         <w:t xml:space="preserve"> </w:t>
       </w:r>
       <w:r>
-        <w:t xml:space="preserve">package for data manipulation and</w:t>
-      </w:r>
-      <w:r>
-        <w:t xml:space="preserve"> </w:t>
-      </w:r>
-      <w:r>
-        <w:t xml:space="preserve">visualization.</w:t>
+        <w:t xml:space="preserve">package for data manipulation and visualization.</w:t>
       </w:r>
     </w:p>
     <w:bookmarkEnd w:id="11"/>

--- a/docs/activities/lecture_04/04_class_activity.docx
+++ b/docs/activities/lecture_04/04_class_activity.docx
@@ -802,7 +802,7 @@
   <w:docDefaults>
     <w:rPrDefault>
       <w:rPr>
-        <w:rFonts w:ascii="Arial" w:cs="Times New Roman (Body CS)" w:eastAsiaTheme="minorHAnsi" w:hAnsi="Arial"/>
+        <w:rFonts w:ascii="Calibri" w:cs="Calibri" w:eastAsia="Calibri" w:hAnsi="Calibri"/>
         <w:kern w:val="2"/>
         <w:sz w:val="24"/>
         <w:szCs w:val="24"/>
@@ -1211,7 +1211,7 @@
     <w:rPr>
       <w:rFonts w:asciiTheme="majorHAnsi" w:cstheme="majorBidi" w:eastAsiaTheme="majorEastAsia" w:hAnsiTheme="majorHAnsi"/>
       <w:b/>
-      <w:color w:themeColor="accent1" w:themeShade="BF" w:val="0F4761"/>
+      <w:color w:val="002147"/>
       <w:sz w:val="28"/>
       <w:szCs w:val="40"/>
     </w:rPr>
@@ -1234,7 +1234,7 @@
     </w:pPr>
     <w:rPr>
       <w:rFonts w:asciiTheme="majorHAnsi" w:cstheme="majorBidi" w:eastAsiaTheme="majorEastAsia" w:hAnsiTheme="majorHAnsi"/>
-      <w:color w:themeColor="accent1" w:themeShade="BF" w:val="0F4761"/>
+      <w:color w:val="002147"/>
       <w:szCs w:val="32"/>
     </w:rPr>
   </w:style>
@@ -1255,7 +1255,7 @@
     </w:pPr>
     <w:rPr>
       <w:rFonts w:asciiTheme="minorHAnsi" w:cstheme="majorBidi" w:eastAsiaTheme="majorEastAsia" w:hAnsiTheme="minorHAnsi"/>
-      <w:color w:themeColor="accent1" w:themeShade="BF" w:val="0F4761"/>
+      <w:color w:val="002147"/>
       <w:sz w:val="22"/>
       <w:szCs w:val="28"/>
     </w:rPr>
@@ -1279,7 +1279,7 @@
     <w:rPr>
       <w:rFonts w:asciiTheme="minorHAnsi" w:cstheme="majorBidi" w:eastAsiaTheme="majorEastAsia" w:hAnsiTheme="minorHAnsi"/>
       <w:iCs/>
-      <w:color w:themeColor="accent1" w:themeShade="BF" w:val="0F4761"/>
+      <w:color w:val="002147"/>
     </w:rPr>
   </w:style>
   <w:style w:styleId="Heading5" w:type="paragraph">
@@ -1300,7 +1300,7 @@
     </w:pPr>
     <w:rPr>
       <w:rFonts w:asciiTheme="minorHAnsi" w:cstheme="majorBidi" w:eastAsiaTheme="majorEastAsia" w:hAnsiTheme="minorHAnsi"/>
-      <w:color w:themeColor="accent1" w:themeShade="BF" w:val="0F4761"/>
+      <w:color w:val="002147"/>
     </w:rPr>
   </w:style>
   <w:style w:styleId="Heading6" w:type="paragraph">
@@ -1424,7 +1424,7 @@
     <w:rPr>
       <w:rFonts w:asciiTheme="majorHAnsi" w:cstheme="majorBidi" w:eastAsiaTheme="majorEastAsia" w:hAnsiTheme="majorHAnsi"/>
       <w:b/>
-      <w:color w:themeColor="accent1" w:themeShade="BF" w:val="0F4761"/>
+      <w:color w:val="002147"/>
       <w:sz w:val="28"/>
       <w:szCs w:val="40"/>
     </w:rPr>
@@ -1438,7 +1438,7 @@
     <w:rsid w:val="00846576"/>
     <w:rPr>
       <w:rFonts w:asciiTheme="majorHAnsi" w:cstheme="majorBidi" w:eastAsiaTheme="majorEastAsia" w:hAnsiTheme="majorHAnsi"/>
-      <w:color w:themeColor="accent1" w:themeShade="BF" w:val="0F4761"/>
+      <w:color w:val="002147"/>
       <w:szCs w:val="32"/>
     </w:rPr>
   </w:style>
@@ -1450,7 +1450,7 @@
     <w:rsid w:val="00846576"/>
     <w:rPr>
       <w:rFonts w:asciiTheme="minorHAnsi" w:cstheme="majorBidi" w:eastAsiaTheme="majorEastAsia" w:hAnsiTheme="minorHAnsi"/>
-      <w:color w:themeColor="accent1" w:themeShade="BF" w:val="0F4761"/>
+      <w:color w:val="002147"/>
       <w:sz w:val="22"/>
       <w:szCs w:val="28"/>
     </w:rPr>
@@ -1465,7 +1465,7 @@
     <w:rPr>
       <w:rFonts w:asciiTheme="minorHAnsi" w:cstheme="majorBidi" w:eastAsiaTheme="majorEastAsia" w:hAnsiTheme="minorHAnsi"/>
       <w:iCs/>
-      <w:color w:themeColor="accent1" w:themeShade="BF" w:val="0F4761"/>
+      <w:color w:val="002147"/>
     </w:rPr>
   </w:style>
   <w:style w:customStyle="1" w:styleId="Heading5Char" w:type="character">
@@ -1477,7 +1477,7 @@
     <w:rsid w:val="00AF5CF1"/>
     <w:rPr>
       <w:rFonts w:asciiTheme="minorHAnsi" w:cstheme="majorBidi" w:eastAsiaTheme="majorEastAsia" w:hAnsiTheme="minorHAnsi"/>
-      <w:color w:themeColor="accent1" w:themeShade="BF" w:val="0F4761"/>
+      <w:color w:val="002147"/>
     </w:rPr>
   </w:style>
   <w:style w:customStyle="1" w:styleId="Heading6Char" w:type="character">
@@ -1651,7 +1651,7 @@
     <w:rPr>
       <w:i/>
       <w:iCs/>
-      <w:color w:themeColor="accent1" w:themeShade="BF" w:val="0F4761"/>
+      <w:color w:val="002147"/>
     </w:rPr>
   </w:style>
   <w:style w:styleId="IntenseQuote" w:type="paragraph">
@@ -1664,8 +1664,8 @@
     <w:rsid w:val="00AF5CF1"/>
     <w:pPr>
       <w:pBdr>
-        <w:top w:color="0F4761" w:space="10" w:sz="4" w:themeColor="accent1" w:themeShade="BF" w:val="single"/>
-        <w:bottom w:color="0F4761" w:space="10" w:sz="4" w:themeColor="accent1" w:themeShade="BF" w:val="single"/>
+        <w:top w:color="002147" w:space="10" w:sz="4" w:val="single"/>
+        <w:bottom w:color="002147" w:space="10" w:sz="4" w:val="single"/>
       </w:pBdr>
       <w:spacing w:after="360" w:before="360"/>
       <w:ind w:left="864" w:right="864"/>
@@ -1674,7 +1674,7 @@
     <w:rPr>
       <w:i/>
       <w:iCs/>
-      <w:color w:themeColor="accent1" w:themeShade="BF" w:val="0F4761"/>
+      <w:color w:val="002147"/>
     </w:rPr>
   </w:style>
   <w:style w:customStyle="1" w:styleId="IntenseQuoteChar" w:type="character">
@@ -1686,7 +1686,7 @@
     <w:rPr>
       <w:i/>
       <w:iCs/>
-      <w:color w:themeColor="accent1" w:themeShade="BF" w:val="0F4761"/>
+      <w:color w:val="002147"/>
     </w:rPr>
   </w:style>
   <w:style w:styleId="IntenseReference" w:type="character">
@@ -1699,7 +1699,7 @@
       <w:b/>
       <w:bCs/>
       <w:smallCaps/>
-      <w:color w:themeColor="accent1" w:themeShade="BF" w:val="0F4761"/>
+      <w:color w:val="002147"/>
       <w:spacing w:val="5"/>
     </w:rPr>
   </w:style>

--- a/docs/activities/lecture_04/04_class_activity.docx
+++ b/docs/activities/lecture_04/04_class_activity.docx
@@ -7,7 +7,7 @@
         <w:pStyle w:val="Title"/>
       </w:pPr>
       <w:r>
-        <w:t xml:space="preserve">04_Class_Activity</w:t>
+        <w:t xml:space="preserve">04_Class_Activity T Tests</w:t>
       </w:r>
     </w:p>
     <w:p>
@@ -18,556 +18,6518 @@
         <w:t xml:space="preserve">Bill Perry</w:t>
       </w:r>
     </w:p>
-    <w:bookmarkStart w:id="10" w:name="in-class-activity-4"/>
+    <w:p>
+      <w:pPr>
+        <w:pStyle w:val="Date"/>
+      </w:pPr>
+      <w:r>
+        <w:t xml:space="preserve">2026-06-28</w:t>
+      </w:r>
+    </w:p>
+    <w:bookmarkStart w:id="9" w:name="X718e1f1816194d6861230f9e34f5089faef2f69"/>
     <w:p>
       <w:pPr>
         <w:pStyle w:val="Heading1"/>
       </w:pPr>
       <w:r>
-        <w:t xml:space="preserve">In class activity 4:</w:t>
-      </w:r>
-    </w:p>
-    <w:bookmarkStart w:id="9" w:name="what-did-we-do-last-time-in-activity-3"/>
-    <w:p>
-      <w:pPr>
-        <w:pStyle w:val="Heading2"/>
-      </w:pPr>
-      <w:r>
-        <w:t xml:space="preserve">What did we do last time in activity 3?</w:t>
-      </w:r>
-    </w:p>
-    <w:p>
-      <w:pPr>
-        <w:pStyle w:val="Compact"/>
+        <w:rPr>
+          <w:b/>
+          <w:bCs/>
+        </w:rPr>
+        <w:t xml:space="preserve"># In-class Activity 4: The Welch’s Two-Sample t-Test</w:t>
+      </w:r>
+    </w:p>
+    <w:p>
+      <w:pPr>
+        <w:pStyle w:val="FirstParagraph"/>
+      </w:pPr>
+      <w:r>
+        <w:rPr>
+          <w:b/>
+          <w:bCs/>
+        </w:rPr>
+        <w:t xml:space="preserve">### Recap from Worksheet 03</w:t>
+      </w:r>
+    </w:p>
+    <w:p>
+      <w:pPr>
+        <w:pStyle w:val="BodyText"/>
+      </w:pPr>
+      <w:r>
+        <w:t xml:space="preserve">- Loaded our Excel leaf data with `read_excel()`</w:t>
+      </w:r>
+    </w:p>
+    <w:p>
+      <w:pPr>
+        <w:pStyle w:val="BodyText"/>
+      </w:pPr>
+      <w:r>
+        <w:t xml:space="preserve">- Used `group_by()` + `summarize()` to compute mean, SD, and SE per group</w:t>
+      </w:r>
+    </w:p>
+    <w:p>
+      <w:pPr>
+        <w:pStyle w:val="BodyText"/>
+      </w:pPr>
+      <w:r>
+        <w:t xml:space="preserve">- Checked for missing values with `sum(!is.na())`</w:t>
+      </w:r>
+    </w:p>
+    <w:p>
+      <w:pPr>
+        <w:pStyle w:val="BodyText"/>
+      </w:pPr>
+      <w:r>
+        <w:t xml:space="preserve">- Made boxplots with jittered points and mean ± SE plots with `stat_summary()`</w:t>
+      </w:r>
+    </w:p>
+    <w:p>
+      <w:pPr>
+        <w:pStyle w:val="BodyText"/>
+      </w:pPr>
+      <w:r>
+        <w:t xml:space="preserve">-</w:t>
+      </w:r>
+      <w:r>
+        <w:t xml:space="preserve"> </w:t>
+      </w:r>
+      <w:r>
+        <w:rPr>
+          <w:b/>
+          <w:bCs/>
+        </w:rPr>
+        <w:t xml:space="preserve">**Finding:**</w:t>
+      </w:r>
+      <w:r>
+        <w:t xml:space="preserve"> </w:t>
+      </w:r>
+      <w:r>
+        <w:t xml:space="preserve">shady leaves appeared heavier, taller, and wider than sunny leaves</w:t>
+      </w:r>
+    </w:p>
+    <w:p>
+      <w:pPr>
+        <w:pStyle w:val="BodyText"/>
+      </w:pPr>
+      <w:r>
+        <w:br/>
+      </w:r>
+    </w:p>
+    <w:p>
+      <w:pPr>
+        <w:pStyle w:val="BodyText"/>
+      </w:pPr>
+      <w:r>
+        <w:rPr>
+          <w:b/>
+          <w:bCs/>
+        </w:rPr>
+        <w:t xml:space="preserve">### Today’s Objectives</w:t>
+      </w:r>
+    </w:p>
+    <w:p>
+      <w:pPr>
+        <w:pStyle w:val="BodyText"/>
+      </w:pPr>
+      <w:r>
+        <w:br/>
+      </w:r>
+    </w:p>
+    <w:p>
+      <w:pPr>
+        <w:pStyle w:val="BodyText"/>
+      </w:pPr>
+      <w:r>
+        <w:t xml:space="preserve">1. State null and alternate hypotheses formally before running any test</w:t>
+      </w:r>
+    </w:p>
+    <w:p>
+      <w:pPr>
+        <w:pStyle w:val="BodyText"/>
+      </w:pPr>
+      <w:r>
+        <w:t xml:space="preserve">2. Check the normality assumption — histogram, QQ plot, and Shapiro-Wilk test</w:t>
+      </w:r>
+    </w:p>
+    <w:p>
+      <w:pPr>
+        <w:pStyle w:val="BodyText"/>
+      </w:pPr>
+      <w:r>
+        <w:t xml:space="preserve">3. Check the variance assumption — Levene’s test</w:t>
+      </w:r>
+    </w:p>
+    <w:p>
+      <w:pPr>
+        <w:pStyle w:val="BodyText"/>
+      </w:pPr>
+      <w:r>
+        <w:t xml:space="preserve">4. Run a Welch’s two-sample t-test (`var.equal = FALSE`, two-tailed)</w:t>
+      </w:r>
+    </w:p>
+    <w:p>
+      <w:pPr>
+        <w:pStyle w:val="BodyText"/>
+      </w:pPr>
+      <w:r>
+        <w:t xml:space="preserve">5. Read and decode every line of the `t.test()` output</w:t>
+      </w:r>
+    </w:p>
+    <w:p>
+      <w:pPr>
+        <w:pStyle w:val="BodyText"/>
+      </w:pPr>
+      <w:r>
+        <w:t xml:space="preserve">6. Make a formal statistical decision and state a conclusion</w:t>
+      </w:r>
+    </w:p>
+    <w:p>
+      <w:pPr>
+        <w:pStyle w:val="BodyText"/>
+      </w:pPr>
+      <w:r>
+        <w:t xml:space="preserve">7. Write a results sentence in proper scientific format</w:t>
+      </w:r>
+    </w:p>
+    <w:p>
+      <w:pPr>
+        <w:pStyle w:val="BodyText"/>
+      </w:pPr>
+      <w:r>
+        <w:br/>
+      </w:r>
+    </w:p>
+    <w:p>
+      <w:pPr>
+        <w:pStyle w:val="BodyText"/>
+      </w:pPr>
+      <w:r>
+        <w:t xml:space="preserve">&gt;</w:t>
+      </w:r>
+      <w:r>
+        <w:t xml:space="preserve"> </w:t>
+      </w:r>
+      <w:r>
+        <w:rPr>
+          <w:b/>
+          <w:bCs/>
+        </w:rPr>
+        <w:t xml:space="preserve"># **How to use this worksheet**</w:t>
+      </w:r>
+    </w:p>
+    <w:p>
+      <w:pPr>
+        <w:pStyle w:val="BodyText"/>
+      </w:pPr>
+      <w:r>
+        <w:t xml:space="preserve">&gt;</w:t>
+      </w:r>
+    </w:p>
+    <w:p>
+      <w:pPr>
+        <w:pStyle w:val="BodyText"/>
+      </w:pPr>
+      <w:r>
+        <w:t xml:space="preserve">&gt; Work through each part in order — the steps build on each other. Type the code into your script in Positron and run it line by line. Code blocks marked</w:t>
+      </w:r>
+      <w:r>
+        <w:t xml:space="preserve"> </w:t>
+      </w:r>
+      <w:r>
+        <w:rPr>
+          <w:b/>
+          <w:bCs/>
+        </w:rPr>
+        <w:t xml:space="preserve">**▶ Run this**</w:t>
+      </w:r>
+      <w:r>
+        <w:t xml:space="preserve"> </w:t>
+      </w:r>
+      <w:r>
+        <w:t xml:space="preserve">should be executed as written. Blocks marked</w:t>
+      </w:r>
+      <w:r>
+        <w:t xml:space="preserve"> </w:t>
+      </w:r>
+      <w:r>
+        <w:rPr>
+          <w:b/>
+          <w:bCs/>
+        </w:rPr>
+        <w:t xml:space="preserve">**✏️ Your turn**</w:t>
+      </w:r>
+      <w:r>
+        <w:t xml:space="preserve"> </w:t>
+      </w:r>
+      <w:r>
+        <w:t xml:space="preserve">ask you to write, modify, or interpret something. The</w:t>
+      </w:r>
+      <w:r>
+        <w:t xml:space="preserve"> </w:t>
+      </w:r>
+      <w:r>
+        <w:rPr>
+          <w:b/>
+          <w:bCs/>
+        </w:rPr>
+        <w:t xml:space="preserve">**Going further**</w:t>
+      </w:r>
+      <w:r>
+        <w:t xml:space="preserve"> </w:t>
+      </w:r>
+      <w:r>
+        <w:t xml:space="preserve">section is optional if you finish early.</w:t>
+      </w:r>
+    </w:p>
+    <w:p>
+      <w:pPr>
+        <w:pStyle w:val="BodyText"/>
+      </w:pPr>
+      <w:r>
+        <w:br/>
+      </w:r>
+    </w:p>
+    <w:p>
+      <w:r>
+        <w:pict>
+          <v:rect style="width:0;height:1.5pt" o:hralign="center" o:hrstd="t" o:hr="t"/>
+        </w:pict>
+      </w:r>
+    </w:p>
+    <w:p>
+      <w:pPr>
+        <w:pStyle w:val="FirstParagraph"/>
+      </w:pPr>
+      <w:r>
+        <w:br/>
+      </w:r>
+    </w:p>
+    <w:p>
+      <w:pPr>
+        <w:pStyle w:val="BodyText"/>
+      </w:pPr>
+      <w:r>
+        <w:rPr>
+          <w:b/>
+          <w:bCs/>
+        </w:rPr>
+        <w:t xml:space="preserve"># Part 1 · Load libraries and data</w:t>
+      </w:r>
+    </w:p>
+    <w:p>
+      <w:pPr>
+        <w:pStyle w:val="BodyText"/>
+      </w:pPr>
+      <w:r>
+        <w:br/>
+      </w:r>
+    </w:p>
+    <w:p>
+      <w:pPr>
+        <w:pStyle w:val="BodyText"/>
+      </w:pPr>
+      <w:r>
+        <w:rPr>
+          <w:b/>
+          <w:bCs/>
+        </w:rPr>
+        <w:t xml:space="preserve">### Libraries</w:t>
+      </w:r>
+    </w:p>
+    <w:p>
+      <w:pPr>
+        <w:pStyle w:val="BodyText"/>
+      </w:pPr>
+      <w:r>
+        <w:br/>
+      </w:r>
+    </w:p>
+    <w:p>
+      <w:pPr>
+        <w:pStyle w:val="BodyText"/>
+      </w:pPr>
+      <w:r>
+        <w:rPr>
+          <w:b/>
+          <w:bCs/>
+        </w:rPr>
+        <w:t xml:space="preserve">**▶ Run this at the top of your script — in this exact order:**</w:t>
+      </w:r>
+    </w:p>
+    <w:p>
+      <w:pPr>
+        <w:pStyle w:val="BodyText"/>
+      </w:pPr>
+      <w:r>
+        <w:br/>
+      </w:r>
+    </w:p>
+    <w:p>
+      <w:pPr>
+        <w:pStyle w:val="BodyText"/>
+      </w:pPr>
+      <w:r>
+        <w:t xml:space="preserve">``` r</w:t>
+      </w:r>
+    </w:p>
+    <w:p>
+      <w:pPr>
+        <w:pStyle w:val="BodyText"/>
+      </w:pPr>
+      <w:r>
+        <w:t xml:space="preserve"># Load all packages at the top of the script ———–</w:t>
+      </w:r>
+    </w:p>
+    <w:p>
+      <w:pPr>
+        <w:pStyle w:val="BodyText"/>
+      </w:pPr>
+      <w:r>
+        <w:t xml:space="preserve">library(readxl) # reading Excel files</w:t>
+      </w:r>
+    </w:p>
+    <w:p>
+      <w:pPr>
+        <w:pStyle w:val="BodyText"/>
+      </w:pPr>
+      <w:r>
+        <w:t xml:space="preserve">library(tidyverse) # data manipulation + ggplot2</w:t>
+      </w:r>
+    </w:p>
+    <w:p>
+      <w:pPr>
+        <w:pStyle w:val="BodyText"/>
+      </w:pPr>
+      <w:r>
+        <w:t xml:space="preserve">library(skimr) # fast dataset summaries</w:t>
+      </w:r>
+    </w:p>
+    <w:p>
+      <w:pPr>
+        <w:pStyle w:val="BodyText"/>
+      </w:pPr>
+      <w:r>
+        <w:t xml:space="preserve">library(car) # Levene’s test for variance</w:t>
+      </w:r>
+    </w:p>
+    <w:p>
+      <w:pPr>
+        <w:pStyle w:val="BodyText"/>
+      </w:pPr>
+      <w:r>
+        <w:t xml:space="preserve">```</w:t>
+      </w:r>
+    </w:p>
+    <w:p>
+      <w:pPr>
+        <w:pStyle w:val="BodyText"/>
+      </w:pPr>
+      <w:r>
+        <w:br/>
+      </w:r>
+    </w:p>
+    <w:p>
+      <w:pPr>
+        <w:pStyle w:val="BodyText"/>
+      </w:pPr>
+      <w:r>
+        <w:t xml:space="preserve">&gt; ⚠️</w:t>
+      </w:r>
+      <w:r>
+        <w:t xml:space="preserve"> </w:t>
+      </w:r>
+      <w:r>
+        <w:rPr>
+          <w:b/>
+          <w:bCs/>
+        </w:rPr>
+        <w:t xml:space="preserve">**Watch out!**</w:t>
+      </w:r>
+      <w:r>
+        <w:t xml:space="preserve"> </w:t>
+      </w:r>
+      <w:r>
+        <w:t xml:space="preserve">If R says `</w:t>
+      </w:r>
+      <w:r>
+        <w:t xml:space="preserve">“could not find function</w:t>
+      </w:r>
+      <w:r>
+        <w:t xml:space="preserve"> </w:t>
+      </w:r>
+      <w:r>
+        <w:t xml:space="preserve">‘leveneTest’</w:t>
+      </w:r>
+      <w:r>
+        <w:t xml:space="preserve">”</w:t>
+      </w:r>
+      <w:r>
+        <w:t xml:space="preserve">` you forgot `library(car)`. Install it once with `install.packages(</w:t>
+      </w:r>
+      <w:r>
+        <w:t xml:space="preserve">“car”</w:t>
+      </w:r>
+      <w:r>
+        <w:t xml:space="preserve">)`, then load it every session.</w:t>
+      </w:r>
+    </w:p>
+    <w:p>
+      <w:pPr>
+        <w:pStyle w:val="BodyText"/>
+      </w:pPr>
+      <w:r>
+        <w:br/>
+      </w:r>
+    </w:p>
+    <w:p>
+      <w:pPr>
+        <w:pStyle w:val="BodyText"/>
+      </w:pPr>
+      <w:r>
+        <w:rPr>
+          <w:b/>
+          <w:bCs/>
+        </w:rPr>
+        <w:t xml:space="preserve">### Load the data</w:t>
+      </w:r>
+    </w:p>
+    <w:p>
+      <w:pPr>
+        <w:pStyle w:val="BodyText"/>
+      </w:pPr>
+      <w:r>
+        <w:br/>
+      </w:r>
+    </w:p>
+    <w:p>
+      <w:pPr>
+        <w:pStyle w:val="BodyText"/>
+      </w:pPr>
+      <w:r>
+        <w:rPr>
+          <w:b/>
+          <w:bCs/>
+        </w:rPr>
+        <w:t xml:space="preserve">**▶ Run this:**</w:t>
+      </w:r>
+    </w:p>
+    <w:p>
+      <w:pPr>
+        <w:pStyle w:val="BodyText"/>
+      </w:pPr>
+      <w:r>
+        <w:br/>
+      </w:r>
+    </w:p>
+    <w:p>
+      <w:pPr>
+        <w:pStyle w:val="BodyText"/>
+      </w:pPr>
+      <w:r>
+        <w:t xml:space="preserve">``` r</w:t>
+      </w:r>
+    </w:p>
+    <w:p>
+      <w:pPr>
+        <w:pStyle w:val="BodyText"/>
+      </w:pPr>
+      <w:r>
+        <w:t xml:space="preserve"># Load the leaf data from the data folder ————–</w:t>
+      </w:r>
+    </w:p>
+    <w:p>
+      <w:pPr>
+        <w:pStyle w:val="BodyText"/>
+      </w:pPr>
+      <w:r>
+        <w:t xml:space="preserve">tree_df &lt;- read_excel(</w:t>
+      </w:r>
+    </w:p>
+    <w:p>
+      <w:pPr>
+        <w:pStyle w:val="BodyText"/>
+      </w:pPr>
+      <w:r>
+        <w:t xml:space="preserve">“data/2026_06_25_tree_experiment_raw_data.xlsx”</w:t>
+      </w:r>
+    </w:p>
+    <w:p>
+      <w:pPr>
+        <w:pStyle w:val="BodyText"/>
+      </w:pPr>
+      <w:r>
+        <w:t xml:space="preserve">)</w:t>
+      </w:r>
+    </w:p>
+    <w:p>
+      <w:pPr>
+        <w:pStyle w:val="BodyText"/>
+      </w:pPr>
+      <w:r>
+        <w:br/>
+      </w:r>
+    </w:p>
+    <w:p>
+      <w:pPr>
+        <w:pStyle w:val="BodyText"/>
+      </w:pPr>
+      <w:r>
+        <w:t xml:space="preserve">head(tree_df)</w:t>
+      </w:r>
+    </w:p>
+    <w:p>
+      <w:pPr>
+        <w:pStyle w:val="BodyText"/>
+      </w:pPr>
+      <w:r>
+        <w:t xml:space="preserve">```</w:t>
+      </w:r>
+    </w:p>
+    <w:p>
+      <w:pPr>
+        <w:pStyle w:val="BodyText"/>
+      </w:pPr>
+      <w:r>
+        <w:br/>
+      </w:r>
+    </w:p>
+    <w:p>
+      <w:pPr>
+        <w:pStyle w:val="BodyText"/>
+      </w:pPr>
+      <w:r>
+        <w:t xml:space="preserve">✏️</w:t>
+      </w:r>
+      <w:r>
+        <w:t xml:space="preserve"> </w:t>
+      </w:r>
+      <w:r>
+        <w:rPr>
+          <w:b/>
+          <w:bCs/>
+        </w:rPr>
+        <w:t xml:space="preserve">**Your turn:**</w:t>
+      </w:r>
+      <w:r>
+        <w:t xml:space="preserve"> </w:t>
+      </w:r>
+      <w:r>
+        <w:t xml:space="preserve">Before anything else — do you remember the structure of this data frame? Fill in from memory, then check with `glimpse(tree_df)`.</w:t>
+      </w:r>
+    </w:p>
+    <w:p>
+      <w:pPr>
+        <w:pStyle w:val="BodyText"/>
+      </w:pPr>
+      <w:r>
+        <w:br/>
+      </w:r>
+    </w:p>
+    <w:p>
+      <w:pPr>
+        <w:pStyle w:val="BodyText"/>
+      </w:pPr>
+      <w:r>
+        <w:t xml:space="preserve">```</w:t>
+      </w:r>
+    </w:p>
+    <w:p>
+      <w:pPr>
+        <w:pStyle w:val="BodyText"/>
+      </w:pPr>
+      <w:r>
+        <w:t xml:space="preserve">Number of rows:</w:t>
+      </w:r>
+    </w:p>
+    <w:p>
+      <w:pPr>
+        <w:pStyle w:val="BodyText"/>
+      </w:pPr>
+      <w:r>
+        <w:t xml:space="preserve">Number of columns:</w:t>
+      </w:r>
+    </w:p>
+    <w:p>
+      <w:pPr>
+        <w:pStyle w:val="BodyText"/>
+      </w:pPr>
+      <w:r>
+        <w:t xml:space="preserve">Column holding the grouping variable (sunny/shady):</w:t>
+      </w:r>
+    </w:p>
+    <w:p>
+      <w:pPr>
+        <w:pStyle w:val="BodyText"/>
+      </w:pPr>
+      <w:r>
+        <w:t xml:space="preserve">Column we are testing today:</w:t>
+      </w:r>
+    </w:p>
+    <w:p>
+      <w:pPr>
+        <w:pStyle w:val="BodyText"/>
+      </w:pPr>
+      <w:r>
+        <w:t xml:space="preserve">```</w:t>
+      </w:r>
+    </w:p>
+    <w:p>
+      <w:pPr>
+        <w:pStyle w:val="BodyText"/>
+      </w:pPr>
+      <w:r>
+        <w:br/>
+      </w:r>
+    </w:p>
+    <w:p>
+      <w:r>
+        <w:pict>
+          <v:rect style="width:0;height:1.5pt" o:hralign="center" o:hrstd="t" o:hr="t"/>
+        </w:pict>
+      </w:r>
+    </w:p>
+    <w:p>
+      <w:pPr>
+        <w:pStyle w:val="FirstParagraph"/>
+      </w:pPr>
+      <w:r>
+        <w:br/>
+      </w:r>
+    </w:p>
+    <w:p>
+      <w:pPr>
+        <w:pStyle w:val="BodyText"/>
+      </w:pPr>
+      <w:r>
+        <w:rPr>
+          <w:b/>
+          <w:bCs/>
+        </w:rPr>
+        <w:t xml:space="preserve"># Part 2 · State your hypotheses FIRST</w:t>
+      </w:r>
+    </w:p>
+    <w:p>
+      <w:pPr>
+        <w:pStyle w:val="BodyText"/>
+      </w:pPr>
+      <w:r>
+        <w:br/>
+      </w:r>
+    </w:p>
+    <w:p>
+      <w:pPr>
+        <w:pStyle w:val="BodyText"/>
+      </w:pPr>
+      <w:r>
+        <w:t xml:space="preserve">&gt; 💡</w:t>
+      </w:r>
+      <w:r>
+        <w:t xml:space="preserve"> </w:t>
+      </w:r>
+      <w:r>
+        <w:rPr>
+          <w:b/>
+          <w:bCs/>
+        </w:rPr>
+        <w:t xml:space="preserve">**Key idea:**</w:t>
+      </w:r>
+      <w:r>
+        <w:t xml:space="preserve"> </w:t>
+      </w:r>
+      <w:r>
+        <w:t xml:space="preserve">Always write down your hypotheses *before* you look at the data or run any test. This is how you stay scientifically honest.</w:t>
+      </w:r>
+    </w:p>
+    <w:p>
+      <w:pPr>
+        <w:pStyle w:val="BodyText"/>
+      </w:pPr>
+      <w:r>
+        <w:br/>
+      </w:r>
+    </w:p>
+    <w:p>
+      <w:pPr>
+        <w:pStyle w:val="BodyText"/>
+      </w:pPr>
+      <w:r>
+        <w:t xml:space="preserve">✏️</w:t>
+      </w:r>
+      <w:r>
+        <w:t xml:space="preserve"> </w:t>
+      </w:r>
+      <w:r>
+        <w:rPr>
+          <w:b/>
+          <w:bCs/>
+        </w:rPr>
+        <w:t xml:space="preserve">**Your turn:**</w:t>
+      </w:r>
+      <w:r>
+        <w:t xml:space="preserve"> </w:t>
+      </w:r>
+      <w:r>
+        <w:t xml:space="preserve">Write the null and alternate hypotheses for leaf weight. Use words first, then symbols.</w:t>
+      </w:r>
+    </w:p>
+    <w:p>
+      <w:pPr>
+        <w:pStyle w:val="BodyText"/>
+      </w:pPr>
+      <w:r>
+        <w:br/>
+      </w:r>
+    </w:p>
+    <w:p>
+      <w:pPr>
+        <w:pStyle w:val="BodyText"/>
+      </w:pPr>
+      <w:r>
+        <w:t xml:space="preserve">```</w:t>
+      </w:r>
+    </w:p>
+    <w:p>
+      <w:pPr>
+        <w:pStyle w:val="BodyText"/>
+      </w:pPr>
+      <w:r>
+        <w:t xml:space="preserve">In words:</w:t>
+      </w:r>
+    </w:p>
+    <w:p>
+      <w:pPr>
+        <w:pStyle w:val="BodyText"/>
+      </w:pPr>
+      <w:r>
+        <w:t xml:space="preserve">H₀ (null hypothesis):</w:t>
+      </w:r>
+    </w:p>
+    <w:p>
+      <w:pPr>
+        <w:pStyle w:val="BodyText"/>
+      </w:pPr>
+      <w:r>
+        <w:br/>
+      </w:r>
+    </w:p>
+    <w:p>
+      <w:pPr>
+        <w:pStyle w:val="BodyText"/>
+      </w:pPr>
+      <w:r>
+        <w:t xml:space="preserve">Hₐ (alternate hypothesis):</w:t>
+      </w:r>
+    </w:p>
+    <w:p>
+      <w:pPr>
+        <w:pStyle w:val="BodyText"/>
+      </w:pPr>
+      <w:r>
+        <w:br/>
+      </w:r>
+    </w:p>
+    <w:p>
+      <w:pPr>
+        <w:pStyle w:val="BodyText"/>
+      </w:pPr>
+      <w:r>
+        <w:t xml:space="preserve">In symbols (use μ for</w:t>
+      </w:r>
+      <w:r>
+        <w:t xml:space="preserve"> </w:t>
+      </w:r>
+      <w:r>
+        <w:t xml:space="preserve">“mean”</w:t>
+      </w:r>
+      <w:r>
+        <w:t xml:space="preserve">):</w:t>
+      </w:r>
+    </w:p>
+    <w:p>
+      <w:pPr>
+        <w:pStyle w:val="BodyText"/>
+      </w:pPr>
+      <w:r>
+        <w:t xml:space="preserve">H₀:</w:t>
+      </w:r>
+    </w:p>
+    <w:p>
+      <w:pPr>
+        <w:pStyle w:val="BodyText"/>
+      </w:pPr>
+      <w:r>
+        <w:t xml:space="preserve">Hₐ:</w:t>
+      </w:r>
+    </w:p>
+    <w:p>
+      <w:pPr>
+        <w:pStyle w:val="BodyText"/>
+      </w:pPr>
+      <w:r>
+        <w:br/>
+      </w:r>
+    </w:p>
+    <w:p>
+      <w:pPr>
+        <w:pStyle w:val="BodyText"/>
+      </w:pPr>
+      <w:r>
+        <w:t xml:space="preserve">Test type (circle one): one-tailed / two-tailed</w:t>
+      </w:r>
+    </w:p>
+    <w:p>
+      <w:pPr>
+        <w:pStyle w:val="BodyText"/>
+      </w:pPr>
+      <w:r>
+        <w:br/>
+      </w:r>
+    </w:p>
+    <w:p>
+      <w:pPr>
+        <w:pStyle w:val="BodyText"/>
+      </w:pPr>
+      <w:r>
+        <w:t xml:space="preserve">Significance level α:</w:t>
+      </w:r>
+    </w:p>
+    <w:p>
+      <w:pPr>
+        <w:pStyle w:val="BodyText"/>
+      </w:pPr>
+      <w:r>
+        <w:t xml:space="preserve">```</w:t>
+      </w:r>
+    </w:p>
+    <w:p>
+      <w:pPr>
+        <w:pStyle w:val="BodyText"/>
+      </w:pPr>
+      <w:r>
+        <w:br/>
+      </w:r>
+    </w:p>
+    <w:p>
+      <w:pPr>
+        <w:pStyle w:val="BodyText"/>
+      </w:pPr>
+      <w:r>
+        <w:t xml:space="preserve">✏️</w:t>
+      </w:r>
+      <w:r>
+        <w:t xml:space="preserve"> </w:t>
+      </w:r>
+      <w:r>
+        <w:rPr>
+          <w:b/>
+          <w:bCs/>
+        </w:rPr>
+        <w:t xml:space="preserve">**Your turn:**</w:t>
+      </w:r>
+      <w:r>
+        <w:t xml:space="preserve"> </w:t>
+      </w:r>
+      <w:r>
+        <w:t xml:space="preserve">Why do we use a two-tailed test here even though we predicted shady leaves would be *heavier*?</w:t>
+      </w:r>
+    </w:p>
+    <w:p>
+      <w:pPr>
+        <w:pStyle w:val="BodyText"/>
+      </w:pPr>
+      <w:r>
+        <w:br/>
+      </w:r>
+    </w:p>
+    <w:p>
+      <w:pPr>
+        <w:pStyle w:val="BodyText"/>
+      </w:pPr>
+      <w:r>
+        <w:t xml:space="preserve">```</w:t>
+      </w:r>
+    </w:p>
+    <w:p>
+      <w:pPr>
+        <w:pStyle w:val="BodyText"/>
+      </w:pPr>
+      <w:r>
+        <w:t xml:space="preserve">Your answer:</w:t>
+      </w:r>
+    </w:p>
+    <w:p>
+      <w:pPr>
+        <w:pStyle w:val="BodyText"/>
+      </w:pPr>
+      <w:r>
+        <w:t xml:space="preserve">```</w:t>
+      </w:r>
+    </w:p>
+    <w:p>
+      <w:pPr>
+        <w:pStyle w:val="BodyText"/>
+      </w:pPr>
+      <w:r>
+        <w:br/>
+      </w:r>
+    </w:p>
+    <w:p>
+      <w:r>
+        <w:pict>
+          <v:rect style="width:0;height:1.5pt" o:hralign="center" o:hrstd="t" o:hr="t"/>
+        </w:pict>
+      </w:r>
+    </w:p>
+    <w:p>
+      <w:pPr>
+        <w:pStyle w:val="FirstParagraph"/>
+      </w:pPr>
+      <w:r>
+        <w:br/>
+      </w:r>
+    </w:p>
+    <w:p>
+      <w:pPr>
+        <w:pStyle w:val="BodyText"/>
+      </w:pPr>
+      <w:r>
+        <w:rPr>
+          <w:b/>
+          <w:bCs/>
+        </w:rPr>
+        <w:t xml:space="preserve"># Part 3 · Quick descriptive stats review</w:t>
+      </w:r>
+    </w:p>
+    <w:p>
+      <w:pPr>
+        <w:pStyle w:val="BodyText"/>
+      </w:pPr>
+      <w:r>
+        <w:br/>
+      </w:r>
+    </w:p>
+    <w:p>
+      <w:pPr>
+        <w:pStyle w:val="BodyText"/>
+      </w:pPr>
+      <w:r>
+        <w:rPr>
+          <w:b/>
+          <w:bCs/>
+        </w:rPr>
+        <w:t xml:space="preserve">**▶ Run this:**</w:t>
+      </w:r>
+    </w:p>
+    <w:p>
+      <w:pPr>
+        <w:pStyle w:val="BodyText"/>
+      </w:pPr>
+      <w:r>
+        <w:br/>
+      </w:r>
+    </w:p>
+    <w:p>
+      <w:pPr>
+        <w:pStyle w:val="BodyText"/>
+      </w:pPr>
+      <w:r>
+        <w:t xml:space="preserve">``` r</w:t>
+      </w:r>
+    </w:p>
+    <w:p>
+      <w:pPr>
+        <w:pStyle w:val="BodyText"/>
+      </w:pPr>
+      <w:r>
+        <w:t xml:space="preserve"># Recap stats from Lecture 03 — both groups at once —-</w:t>
+      </w:r>
+    </w:p>
+    <w:p>
+      <w:pPr>
+        <w:pStyle w:val="BodyText"/>
+      </w:pPr>
+      <w:r>
+        <w:t xml:space="preserve">recap_df &lt;- tree_df %&gt;%</w:t>
+      </w:r>
+    </w:p>
+    <w:p>
+      <w:pPr>
+        <w:pStyle w:val="BodyText"/>
+      </w:pPr>
+      <w:r>
+        <w:t xml:space="preserve">group_by(side) %&gt;%</w:t>
+      </w:r>
+    </w:p>
+    <w:p>
+      <w:pPr>
+        <w:pStyle w:val="BodyText"/>
+      </w:pPr>
+      <w:r>
+        <w:t xml:space="preserve">summarize(</w:t>
+      </w:r>
+    </w:p>
+    <w:p>
+      <w:pPr>
+        <w:pStyle w:val="BodyText"/>
+      </w:pPr>
+      <w:r>
+        <w:t xml:space="preserve">n = sum(!is.na(weight_g)),</w:t>
+      </w:r>
+    </w:p>
+    <w:p>
+      <w:pPr>
+        <w:pStyle w:val="BodyText"/>
+      </w:pPr>
+      <w:r>
+        <w:t xml:space="preserve">mean_wt = round(mean(weight_g, na.rm = TRUE), 2),</w:t>
+      </w:r>
+    </w:p>
+    <w:p>
+      <w:pPr>
+        <w:pStyle w:val="BodyText"/>
+      </w:pPr>
+      <w:r>
+        <w:t xml:space="preserve">sd_wt = round(sd(weight_g, na.rm = TRUE), 2),</w:t>
+      </w:r>
+    </w:p>
+    <w:p>
+      <w:pPr>
+        <w:pStyle w:val="BodyText"/>
+      </w:pPr>
+      <w:r>
+        <w:t xml:space="preserve">se_wt = round(sd_wt / sqrt(n), 2)</w:t>
+      </w:r>
+    </w:p>
+    <w:p>
+      <w:pPr>
+        <w:pStyle w:val="BodyText"/>
+      </w:pPr>
+      <w:r>
+        <w:t xml:space="preserve">)</w:t>
+      </w:r>
+    </w:p>
+    <w:p>
+      <w:pPr>
+        <w:pStyle w:val="BodyText"/>
+      </w:pPr>
+      <w:r>
+        <w:br/>
+      </w:r>
+    </w:p>
+    <w:p>
+      <w:pPr>
+        <w:pStyle w:val="BodyText"/>
+      </w:pPr>
+      <w:r>
+        <w:t xml:space="preserve">recap_df</w:t>
+      </w:r>
+    </w:p>
+    <w:p>
+      <w:pPr>
+        <w:pStyle w:val="BodyText"/>
+      </w:pPr>
+      <w:r>
+        <w:t xml:space="preserve">```</w:t>
+      </w:r>
+    </w:p>
+    <w:p>
+      <w:pPr>
+        <w:pStyle w:val="BodyText"/>
+      </w:pPr>
+      <w:r>
+        <w:br/>
+      </w:r>
+    </w:p>
+    <w:p>
+      <w:pPr>
+        <w:pStyle w:val="BodyText"/>
+      </w:pPr>
+      <w:r>
+        <w:t xml:space="preserve">✏️</w:t>
+      </w:r>
+      <w:r>
+        <w:t xml:space="preserve"> </w:t>
+      </w:r>
+      <w:r>
+        <w:rPr>
+          <w:b/>
+          <w:bCs/>
+        </w:rPr>
+        <w:t xml:space="preserve">**Your turn:**</w:t>
+      </w:r>
+      <w:r>
+        <w:t xml:space="preserve"> </w:t>
+      </w:r>
+      <w:r>
+        <w:t xml:space="preserve">Record the values you will need for the t-test formula:</w:t>
+      </w:r>
+    </w:p>
+    <w:p>
+      <w:pPr>
+        <w:pStyle w:val="BodyText"/>
+      </w:pPr>
+      <w:r>
+        <w:br/>
+      </w:r>
+    </w:p>
+    <w:p>
+      <w:pPr>
+        <w:pStyle w:val="BodyText"/>
+      </w:pPr>
+      <w:r>
+        <w:t xml:space="preserve">```</w:t>
+      </w:r>
+    </w:p>
+    <w:p>
+      <w:pPr>
+        <w:pStyle w:val="BodyText"/>
+      </w:pPr>
+      <w:r>
+        <w:t xml:space="preserve">Shady: mean = _____ g SD = _____ n = _____</w:t>
+      </w:r>
+    </w:p>
+    <w:p>
+      <w:pPr>
+        <w:pStyle w:val="BodyText"/>
+      </w:pPr>
+      <w:r>
+        <w:t xml:space="preserve">Sunny: mean = _____ g SD = _____ n = _____</w:t>
+      </w:r>
+    </w:p>
+    <w:p>
+      <w:pPr>
+        <w:pStyle w:val="BodyText"/>
+      </w:pPr>
+      <w:r>
+        <w:t xml:space="preserve">Difference in means = _____ g</w:t>
+      </w:r>
+    </w:p>
+    <w:p>
+      <w:pPr>
+        <w:pStyle w:val="BodyText"/>
+      </w:pPr>
+      <w:r>
+        <w:t xml:space="preserve">```</w:t>
+      </w:r>
+    </w:p>
+    <w:p>
+      <w:pPr>
+        <w:pStyle w:val="BodyText"/>
+      </w:pPr>
+      <w:r>
+        <w:br/>
+      </w:r>
+    </w:p>
+    <w:p>
+      <w:pPr>
+        <w:pStyle w:val="BodyText"/>
+      </w:pPr>
+      <w:r>
+        <w:t xml:space="preserve">✏️</w:t>
+      </w:r>
+      <w:r>
+        <w:t xml:space="preserve"> </w:t>
+      </w:r>
+      <w:r>
+        <w:rPr>
+          <w:b/>
+          <w:bCs/>
+        </w:rPr>
+        <w:t xml:space="preserve">**Your turn:**</w:t>
+      </w:r>
+      <w:r>
+        <w:t xml:space="preserve"> </w:t>
+      </w:r>
+      <w:r>
+        <w:t xml:space="preserve">Looking at the SD values, do the two groups appear to have</w:t>
+      </w:r>
+      <w:r>
+        <w:t xml:space="preserve"> </w:t>
+      </w:r>
+      <w:r>
+        <w:rPr>
+          <w:b/>
+          <w:bCs/>
+        </w:rPr>
+        <w:t xml:space="preserve">**similar**</w:t>
+      </w:r>
+      <w:r>
+        <w:t xml:space="preserve"> </w:t>
+      </w:r>
+      <w:r>
+        <w:t xml:space="preserve">or</w:t>
+      </w:r>
+      <w:r>
+        <w:t xml:space="preserve"> </w:t>
+      </w:r>
+      <w:r>
+        <w:rPr>
+          <w:b/>
+          <w:bCs/>
+        </w:rPr>
+        <w:t xml:space="preserve">**different**</w:t>
+      </w:r>
+      <w:r>
+        <w:t xml:space="preserve"> </w:t>
+      </w:r>
+      <w:r>
+        <w:t xml:space="preserve">variance? (Does one group have much more spread than the other?)</w:t>
+      </w:r>
+    </w:p>
+    <w:p>
+      <w:pPr>
+        <w:pStyle w:val="BodyText"/>
+      </w:pPr>
+      <w:r>
+        <w:br/>
+      </w:r>
+    </w:p>
+    <w:p>
+      <w:pPr>
+        <w:pStyle w:val="BodyText"/>
+      </w:pPr>
+      <w:r>
+        <w:t xml:space="preserve">```</w:t>
+      </w:r>
+    </w:p>
+    <w:p>
+      <w:pPr>
+        <w:pStyle w:val="BodyText"/>
+      </w:pPr>
+      <w:r>
+        <w:t xml:space="preserve">Your observation:</w:t>
+      </w:r>
+    </w:p>
+    <w:p>
+      <w:pPr>
+        <w:pStyle w:val="BodyText"/>
+      </w:pPr>
+      <w:r>
+        <w:t xml:space="preserve">```</w:t>
+      </w:r>
+    </w:p>
+    <w:p>
+      <w:pPr>
+        <w:pStyle w:val="BodyText"/>
+      </w:pPr>
+      <w:r>
+        <w:br/>
+      </w:r>
+    </w:p>
+    <w:p>
+      <w:r>
+        <w:pict>
+          <v:rect style="width:0;height:1.5pt" o:hralign="center" o:hrstd="t" o:hr="t"/>
+        </w:pict>
+      </w:r>
+    </w:p>
+    <w:p>
+      <w:pPr>
+        <w:pStyle w:val="FirstParagraph"/>
+      </w:pPr>
+      <w:r>
+        <w:br/>
+      </w:r>
+    </w:p>
+    <w:p>
+      <w:pPr>
+        <w:pStyle w:val="BodyText"/>
+      </w:pPr>
+      <w:r>
+        <w:rPr>
+          <w:b/>
+          <w:bCs/>
+        </w:rPr>
+        <w:t xml:space="preserve"># Part 4 · Check normality — histogram</w:t>
+      </w:r>
+    </w:p>
+    <w:p>
+      <w:pPr>
+        <w:pStyle w:val="BodyText"/>
+      </w:pPr>
+      <w:r>
+        <w:br/>
+      </w:r>
+    </w:p>
+    <w:p>
+      <w:pPr>
+        <w:pStyle w:val="BodyText"/>
+      </w:pPr>
+      <w:r>
+        <w:t xml:space="preserve">The t-test assumes that data within each group are approximately normally distributed.</w:t>
+      </w:r>
+    </w:p>
+    <w:p>
+      <w:pPr>
+        <w:pStyle w:val="BodyText"/>
+      </w:pPr>
+      <w:r>
+        <w:br/>
+      </w:r>
+    </w:p>
+    <w:p>
+      <w:pPr>
+        <w:pStyle w:val="BodyText"/>
+      </w:pPr>
+      <w:r>
+        <w:rPr>
+          <w:b/>
+          <w:bCs/>
+        </w:rPr>
+        <w:t xml:space="preserve">**▶ Run this:**</w:t>
+      </w:r>
+    </w:p>
+    <w:p>
+      <w:pPr>
+        <w:pStyle w:val="BodyText"/>
+      </w:pPr>
+      <w:r>
+        <w:br/>
+      </w:r>
+    </w:p>
+    <w:p>
+      <w:pPr>
+        <w:pStyle w:val="BodyText"/>
+      </w:pPr>
+      <w:r>
+        <w:t xml:space="preserve">``` r</w:t>
+      </w:r>
+    </w:p>
+    <w:p>
+      <w:pPr>
+        <w:pStyle w:val="BodyText"/>
+      </w:pPr>
+      <w:r>
+        <w:t xml:space="preserve"># Histogram per group — look for bell-shaped distribution</w:t>
+      </w:r>
+    </w:p>
+    <w:p>
+      <w:pPr>
+        <w:pStyle w:val="BodyText"/>
+      </w:pPr>
+      <w:r>
+        <w:t xml:space="preserve">hist_norm_plot &lt;- tree_df %&gt;%</w:t>
+      </w:r>
+    </w:p>
+    <w:p>
+      <w:pPr>
+        <w:pStyle w:val="BodyText"/>
+      </w:pPr>
+      <w:r>
+        <w:t xml:space="preserve">ggplot(aes(x = weight_g, fill = side)) +</w:t>
+      </w:r>
+    </w:p>
+    <w:p>
+      <w:pPr>
+        <w:pStyle w:val="BodyText"/>
+      </w:pPr>
+      <w:r>
+        <w:t xml:space="preserve">geom_histogram(binwidth = 1, color =</w:t>
+      </w:r>
+      <w:r>
+        <w:t xml:space="preserve"> </w:t>
+      </w:r>
+      <w:r>
+        <w:t xml:space="preserve">“white”</w:t>
+      </w:r>
+      <w:r>
+        <w:t xml:space="preserve">, alpha = 0.8) +</w:t>
+      </w:r>
+    </w:p>
+    <w:p>
+      <w:pPr>
+        <w:pStyle w:val="BodyText"/>
+      </w:pPr>
+      <w:r>
+        <w:t xml:space="preserve">facet_wrap(~side, ncol = 2) +</w:t>
+      </w:r>
+    </w:p>
+    <w:p>
+      <w:pPr>
+        <w:pStyle w:val="BodyText"/>
+      </w:pPr>
+      <w:r>
+        <w:t xml:space="preserve">labs(</w:t>
+      </w:r>
+    </w:p>
+    <w:p>
+      <w:pPr>
+        <w:pStyle w:val="BodyText"/>
+      </w:pPr>
+      <w:r>
+        <w:t xml:space="preserve">title =</w:t>
+      </w:r>
+      <w:r>
+        <w:t xml:space="preserve"> </w:t>
+      </w:r>
+      <w:r>
+        <w:t xml:space="preserve">“Leaf Weight Distribution by Side”</w:t>
+      </w:r>
+      <w:r>
+        <w:t xml:space="preserve">,</w:t>
+      </w:r>
+    </w:p>
+    <w:p>
+      <w:pPr>
+        <w:pStyle w:val="BodyText"/>
+      </w:pPr>
+      <w:r>
+        <w:t xml:space="preserve">x =</w:t>
+      </w:r>
+      <w:r>
+        <w:t xml:space="preserve"> </w:t>
+      </w:r>
+      <w:r>
+        <w:t xml:space="preserve">“Leaf Weight (g)”</w:t>
+      </w:r>
+      <w:r>
+        <w:t xml:space="preserve">,</w:t>
+      </w:r>
+    </w:p>
+    <w:p>
+      <w:pPr>
+        <w:pStyle w:val="BodyText"/>
+      </w:pPr>
+      <w:r>
+        <w:t xml:space="preserve">y =</w:t>
+      </w:r>
+      <w:r>
+        <w:t xml:space="preserve"> </w:t>
+      </w:r>
+      <w:r>
+        <w:t xml:space="preserve">“Count”</w:t>
+      </w:r>
+    </w:p>
+    <w:p>
+      <w:pPr>
+        <w:pStyle w:val="BodyText"/>
+      </w:pPr>
+      <w:r>
+        <w:t xml:space="preserve">) +</w:t>
+      </w:r>
+    </w:p>
+    <w:p>
+      <w:pPr>
+        <w:pStyle w:val="BodyText"/>
+      </w:pPr>
+      <w:r>
+        <w:t xml:space="preserve">theme_minimal() +</w:t>
+      </w:r>
+    </w:p>
+    <w:p>
+      <w:pPr>
+        <w:pStyle w:val="BodyText"/>
+      </w:pPr>
+      <w:r>
+        <w:t xml:space="preserve">theme(legend.position =</w:t>
+      </w:r>
+      <w:r>
+        <w:t xml:space="preserve"> </w:t>
+      </w:r>
+      <w:r>
+        <w:t xml:space="preserve">“none”</w:t>
+      </w:r>
+      <w:r>
+        <w:t xml:space="preserve">)</w:t>
+      </w:r>
+    </w:p>
+    <w:p>
+      <w:pPr>
+        <w:pStyle w:val="BodyText"/>
+      </w:pPr>
+      <w:r>
+        <w:br/>
+      </w:r>
+    </w:p>
+    <w:p>
+      <w:pPr>
+        <w:pStyle w:val="BodyText"/>
+      </w:pPr>
+      <w:r>
+        <w:t xml:space="preserve">hist_norm_plot</w:t>
+      </w:r>
+    </w:p>
+    <w:p>
+      <w:pPr>
+        <w:pStyle w:val="BodyText"/>
+      </w:pPr>
+      <w:r>
+        <w:t xml:space="preserve">```</w:t>
+      </w:r>
+    </w:p>
+    <w:p>
+      <w:pPr>
+        <w:pStyle w:val="BodyText"/>
+      </w:pPr>
+      <w:r>
+        <w:br/>
+      </w:r>
+    </w:p>
+    <w:p>
+      <w:pPr>
+        <w:pStyle w:val="BodyText"/>
+      </w:pPr>
+      <w:r>
+        <w:t xml:space="preserve">✏️</w:t>
+      </w:r>
+      <w:r>
+        <w:t xml:space="preserve"> </w:t>
+      </w:r>
+      <w:r>
+        <w:rPr>
+          <w:b/>
+          <w:bCs/>
+        </w:rPr>
+        <w:t xml:space="preserve">**Your turn:**</w:t>
+      </w:r>
+      <w:r>
+        <w:t xml:space="preserve"> </w:t>
+      </w:r>
+      <w:r>
+        <w:t xml:space="preserve">Describe the shape of each histogram:</w:t>
+      </w:r>
+    </w:p>
+    <w:p>
+      <w:pPr>
+        <w:pStyle w:val="BodyText"/>
+      </w:pPr>
+      <w:r>
+        <w:br/>
+      </w:r>
+    </w:p>
+    <w:p>
+      <w:pPr>
+        <w:pStyle w:val="BodyText"/>
+      </w:pPr>
+      <w:r>
+        <w:t xml:space="preserve">```</w:t>
+      </w:r>
+    </w:p>
+    <w:p>
+      <w:pPr>
+        <w:pStyle w:val="BodyText"/>
+      </w:pPr>
+      <w:r>
+        <w:t xml:space="preserve">Sunny side shape (bell-shaped, skewed, flat, bimodal?):</w:t>
+      </w:r>
+    </w:p>
+    <w:p>
+      <w:pPr>
+        <w:pStyle w:val="BodyText"/>
+      </w:pPr>
+      <w:r>
+        <w:br/>
+      </w:r>
+    </w:p>
+    <w:p>
+      <w:pPr>
+        <w:pStyle w:val="BodyText"/>
+      </w:pPr>
+      <w:r>
+        <w:t xml:space="preserve">Shady side shape:</w:t>
+      </w:r>
+    </w:p>
+    <w:p>
+      <w:pPr>
+        <w:pStyle w:val="BodyText"/>
+      </w:pPr>
+      <w:r>
+        <w:br/>
+      </w:r>
+    </w:p>
+    <w:p>
+      <w:pPr>
+        <w:pStyle w:val="BodyText"/>
+      </w:pPr>
+      <w:r>
+        <w:t xml:space="preserve">Any obvious outliers? Y / N</w:t>
+      </w:r>
+    </w:p>
+    <w:p>
+      <w:pPr>
+        <w:pStyle w:val="BodyText"/>
+      </w:pPr>
+      <w:r>
+        <w:t xml:space="preserve">```</w:t>
+      </w:r>
+    </w:p>
+    <w:p>
+      <w:pPr>
+        <w:pStyle w:val="BodyText"/>
+      </w:pPr>
+      <w:r>
+        <w:br/>
+      </w:r>
+    </w:p>
+    <w:p>
+      <w:pPr>
+        <w:pStyle w:val="BodyText"/>
+      </w:pPr>
+      <w:r>
+        <w:t xml:space="preserve">✏️</w:t>
+      </w:r>
+      <w:r>
+        <w:t xml:space="preserve"> </w:t>
+      </w:r>
+      <w:r>
+        <w:rPr>
+          <w:b/>
+          <w:bCs/>
+        </w:rPr>
+        <w:t xml:space="preserve">**Your turn:**</w:t>
+      </w:r>
+      <w:r>
+        <w:t xml:space="preserve"> </w:t>
+      </w:r>
+      <w:r>
+        <w:t xml:space="preserve">With only 10 values per group, histograms will look lumpy even if the data are normal. Does this mean we should reject normality? Why or why not?</w:t>
+      </w:r>
+    </w:p>
+    <w:p>
+      <w:pPr>
+        <w:pStyle w:val="BodyText"/>
+      </w:pPr>
+      <w:r>
+        <w:br/>
+      </w:r>
+    </w:p>
+    <w:p>
+      <w:pPr>
+        <w:pStyle w:val="BodyText"/>
+      </w:pPr>
+      <w:r>
+        <w:t xml:space="preserve">```</w:t>
+      </w:r>
+    </w:p>
+    <w:p>
+      <w:pPr>
+        <w:pStyle w:val="BodyText"/>
+      </w:pPr>
+      <w:r>
+        <w:t xml:space="preserve">Your answer:</w:t>
+      </w:r>
+    </w:p>
+    <w:p>
+      <w:pPr>
+        <w:pStyle w:val="BodyText"/>
+      </w:pPr>
+      <w:r>
+        <w:t xml:space="preserve">```</w:t>
+      </w:r>
+    </w:p>
+    <w:p>
+      <w:pPr>
+        <w:pStyle w:val="BodyText"/>
+      </w:pPr>
+      <w:r>
+        <w:br/>
+      </w:r>
+    </w:p>
+    <w:p>
+      <w:r>
+        <w:pict>
+          <v:rect style="width:0;height:1.5pt" o:hralign="center" o:hrstd="t" o:hr="t"/>
+        </w:pict>
+      </w:r>
+    </w:p>
+    <w:p>
+      <w:pPr>
+        <w:pStyle w:val="FirstParagraph"/>
+      </w:pPr>
+      <w:r>
+        <w:br/>
+      </w:r>
+    </w:p>
+    <w:p>
+      <w:pPr>
+        <w:pStyle w:val="BodyText"/>
+      </w:pPr>
+      <w:r>
+        <w:rPr>
+          <w:b/>
+          <w:bCs/>
+        </w:rPr>
+        <w:t xml:space="preserve"># Part 5 · Check normality — QQ plot</w:t>
+      </w:r>
+    </w:p>
+    <w:p>
+      <w:pPr>
+        <w:pStyle w:val="BodyText"/>
+      </w:pPr>
+      <w:r>
+        <w:br/>
+      </w:r>
+    </w:p>
+    <w:p>
+      <w:pPr>
+        <w:pStyle w:val="BodyText"/>
+      </w:pPr>
+      <w:r>
+        <w:t xml:space="preserve">A QQ (quantile-quantile) plot compares your data’s quantiles to what a perfect normal distribution would look like. Points on the diagonal line = normal.</w:t>
+      </w:r>
+    </w:p>
+    <w:p>
+      <w:pPr>
+        <w:pStyle w:val="BodyText"/>
+      </w:pPr>
+      <w:r>
+        <w:br/>
+      </w:r>
+    </w:p>
+    <w:p>
+      <w:pPr>
+        <w:pStyle w:val="BodyText"/>
+      </w:pPr>
+      <w:r>
+        <w:rPr>
+          <w:b/>
+          <w:bCs/>
+        </w:rPr>
+        <w:t xml:space="preserve">**▶ Run this:**</w:t>
+      </w:r>
+    </w:p>
+    <w:p>
+      <w:pPr>
+        <w:pStyle w:val="BodyText"/>
+      </w:pPr>
+      <w:r>
+        <w:br/>
+      </w:r>
+    </w:p>
+    <w:p>
+      <w:pPr>
+        <w:pStyle w:val="BodyText"/>
+      </w:pPr>
+      <w:r>
+        <w:t xml:space="preserve">``` r</w:t>
+      </w:r>
+    </w:p>
+    <w:p>
+      <w:pPr>
+        <w:pStyle w:val="BodyText"/>
+      </w:pPr>
+      <w:r>
+        <w:t xml:space="preserve"># Q-Q plot — points should fall along the diagonal —-</w:t>
+      </w:r>
+    </w:p>
+    <w:p>
+      <w:pPr>
+        <w:pStyle w:val="BodyText"/>
+      </w:pPr>
+      <w:r>
+        <w:t xml:space="preserve">qq_norm_plot &lt;- tree_df %&gt;%</w:t>
+      </w:r>
+    </w:p>
+    <w:p>
+      <w:pPr>
+        <w:pStyle w:val="BodyText"/>
+      </w:pPr>
+      <w:r>
+        <w:t xml:space="preserve">ggplot(aes(sample = weight_g, color = side)) +</w:t>
+      </w:r>
+    </w:p>
+    <w:p>
+      <w:pPr>
+        <w:pStyle w:val="BodyText"/>
+      </w:pPr>
+      <w:r>
+        <w:t xml:space="preserve">stat_qq() +</w:t>
+      </w:r>
+    </w:p>
+    <w:p>
+      <w:pPr>
+        <w:pStyle w:val="BodyText"/>
+      </w:pPr>
+      <w:r>
+        <w:t xml:space="preserve">stat_qq_line(color =</w:t>
+      </w:r>
+      <w:r>
+        <w:t xml:space="preserve"> </w:t>
+      </w:r>
+      <w:r>
+        <w:t xml:space="preserve">“black”</w:t>
+      </w:r>
+      <w:r>
+        <w:t xml:space="preserve">, linewidth = 0.8) +</w:t>
+      </w:r>
+    </w:p>
+    <w:p>
+      <w:pPr>
+        <w:pStyle w:val="BodyText"/>
+      </w:pPr>
+      <w:r>
+        <w:t xml:space="preserve">facet_wrap(~side, scales =</w:t>
+      </w:r>
+      <w:r>
+        <w:t xml:space="preserve"> </w:t>
+      </w:r>
+      <w:r>
+        <w:t xml:space="preserve">“free”</w:t>
+      </w:r>
+      <w:r>
+        <w:t xml:space="preserve">) +</w:t>
+      </w:r>
+    </w:p>
+    <w:p>
+      <w:pPr>
+        <w:pStyle w:val="BodyText"/>
+      </w:pPr>
+      <w:r>
+        <w:t xml:space="preserve">labs(</w:t>
+      </w:r>
+    </w:p>
+    <w:p>
+      <w:pPr>
+        <w:pStyle w:val="BodyText"/>
+      </w:pPr>
+      <w:r>
+        <w:t xml:space="preserve">title =</w:t>
+      </w:r>
+      <w:r>
+        <w:t xml:space="preserve"> </w:t>
+      </w:r>
+      <w:r>
+        <w:t xml:space="preserve">“Normal Q-Q Plots by Side”</w:t>
+      </w:r>
+      <w:r>
+        <w:t xml:space="preserve">,</w:t>
+      </w:r>
+    </w:p>
+    <w:p>
+      <w:pPr>
+        <w:pStyle w:val="BodyText"/>
+      </w:pPr>
+      <w:r>
+        <w:t xml:space="preserve">x =</w:t>
+      </w:r>
+      <w:r>
+        <w:t xml:space="preserve"> </w:t>
+      </w:r>
+      <w:r>
+        <w:t xml:space="preserve">“Theoretical Quantiles”</w:t>
+      </w:r>
+      <w:r>
+        <w:t xml:space="preserve">,</w:t>
+      </w:r>
+    </w:p>
+    <w:p>
+      <w:pPr>
+        <w:pStyle w:val="BodyText"/>
+      </w:pPr>
+      <w:r>
+        <w:t xml:space="preserve">y =</w:t>
+      </w:r>
+      <w:r>
+        <w:t xml:space="preserve"> </w:t>
+      </w:r>
+      <w:r>
+        <w:t xml:space="preserve">“Sample Quantiles”</w:t>
+      </w:r>
+    </w:p>
+    <w:p>
+      <w:pPr>
+        <w:pStyle w:val="BodyText"/>
+      </w:pPr>
+      <w:r>
+        <w:t xml:space="preserve">) +</w:t>
+      </w:r>
+    </w:p>
+    <w:p>
+      <w:pPr>
+        <w:pStyle w:val="BodyText"/>
+      </w:pPr>
+      <w:r>
+        <w:t xml:space="preserve">theme_minimal() +</w:t>
+      </w:r>
+    </w:p>
+    <w:p>
+      <w:pPr>
+        <w:pStyle w:val="BodyText"/>
+      </w:pPr>
+      <w:r>
+        <w:t xml:space="preserve">theme(legend.position =</w:t>
+      </w:r>
+      <w:r>
+        <w:t xml:space="preserve"> </w:t>
+      </w:r>
+      <w:r>
+        <w:t xml:space="preserve">“none”</w:t>
+      </w:r>
+      <w:r>
+        <w:t xml:space="preserve">)</w:t>
+      </w:r>
+    </w:p>
+    <w:p>
+      <w:pPr>
+        <w:pStyle w:val="BodyText"/>
+      </w:pPr>
+      <w:r>
+        <w:br/>
+      </w:r>
+    </w:p>
+    <w:p>
+      <w:pPr>
+        <w:pStyle w:val="BodyText"/>
+      </w:pPr>
+      <w:r>
+        <w:t xml:space="preserve">qq_norm_plot</w:t>
+      </w:r>
+    </w:p>
+    <w:p>
+      <w:pPr>
+        <w:pStyle w:val="BodyText"/>
+      </w:pPr>
+      <w:r>
+        <w:t xml:space="preserve">```</w:t>
+      </w:r>
+    </w:p>
+    <w:p>
+      <w:pPr>
+        <w:pStyle w:val="BodyText"/>
+      </w:pPr>
+      <w:r>
+        <w:br/>
+      </w:r>
+    </w:p>
+    <w:p>
+      <w:pPr>
+        <w:pStyle w:val="BodyText"/>
+      </w:pPr>
+      <w:r>
+        <w:t xml:space="preserve">✏️</w:t>
+      </w:r>
+      <w:r>
+        <w:t xml:space="preserve"> </w:t>
+      </w:r>
+      <w:r>
+        <w:rPr>
+          <w:b/>
+          <w:bCs/>
+        </w:rPr>
+        <w:t xml:space="preserve">**Your turn:**</w:t>
+      </w:r>
+      <w:r>
+        <w:t xml:space="preserve"> </w:t>
+      </w:r>
+      <w:r>
+        <w:t xml:space="preserve">Do the points for each group fall approximately along the diagonal line? What would it mean if they curved strongly away at the ends?</w:t>
+      </w:r>
+    </w:p>
+    <w:p>
+      <w:pPr>
+        <w:pStyle w:val="BodyText"/>
+      </w:pPr>
+      <w:r>
+        <w:br/>
+      </w:r>
+    </w:p>
+    <w:p>
+      <w:pPr>
+        <w:pStyle w:val="BodyText"/>
+      </w:pPr>
+      <w:r>
+        <w:t xml:space="preserve">```</w:t>
+      </w:r>
+    </w:p>
+    <w:p>
+      <w:pPr>
+        <w:pStyle w:val="BodyText"/>
+      </w:pPr>
+      <w:r>
+        <w:t xml:space="preserve">Sunny side — on the line? Y / mostly / no</w:t>
+      </w:r>
+    </w:p>
+    <w:p>
+      <w:pPr>
+        <w:pStyle w:val="BodyText"/>
+      </w:pPr>
+      <w:r>
+        <w:t xml:space="preserve">Shady side — on the line? Y / mostly / no</w:t>
+      </w:r>
+    </w:p>
+    <w:p>
+      <w:pPr>
+        <w:pStyle w:val="BodyText"/>
+      </w:pPr>
+      <w:r>
+        <w:br/>
+      </w:r>
+    </w:p>
+    <w:p>
+      <w:pPr>
+        <w:pStyle w:val="BodyText"/>
+      </w:pPr>
+      <w:r>
+        <w:t xml:space="preserve">What strong curvature at the ends would indicate:</w:t>
+      </w:r>
+    </w:p>
+    <w:p>
+      <w:pPr>
+        <w:pStyle w:val="BodyText"/>
+      </w:pPr>
+      <w:r>
+        <w:t xml:space="preserve">```</w:t>
+      </w:r>
+    </w:p>
+    <w:p>
+      <w:pPr>
+        <w:pStyle w:val="BodyText"/>
+      </w:pPr>
+      <w:r>
+        <w:br/>
+      </w:r>
+    </w:p>
+    <w:p>
+      <w:r>
+        <w:pict>
+          <v:rect style="width:0;height:1.5pt" o:hralign="center" o:hrstd="t" o:hr="t"/>
+        </w:pict>
+      </w:r>
+    </w:p>
+    <w:p>
+      <w:pPr>
+        <w:pStyle w:val="FirstParagraph"/>
+      </w:pPr>
+      <w:r>
+        <w:br/>
+      </w:r>
+    </w:p>
+    <w:p>
+      <w:pPr>
+        <w:pStyle w:val="BodyText"/>
+      </w:pPr>
+      <w:r>
+        <w:rPr>
+          <w:b/>
+          <w:bCs/>
+        </w:rPr>
+        <w:t xml:space="preserve"># Part 6 · Check normality — Shapiro-Wilk test</w:t>
+      </w:r>
+    </w:p>
+    <w:p>
+      <w:pPr>
+        <w:pStyle w:val="BodyText"/>
+      </w:pPr>
+      <w:r>
+        <w:br/>
+      </w:r>
+    </w:p>
+    <w:p>
+      <w:pPr>
+        <w:pStyle w:val="BodyText"/>
+      </w:pPr>
+      <w:r>
+        <w:t xml:space="preserve">The Shapiro-Wilk test formally tests whether a sample could have come from a normal distribution.</w:t>
+      </w:r>
+    </w:p>
+    <w:p>
+      <w:pPr>
+        <w:pStyle w:val="BodyText"/>
+      </w:pPr>
+      <w:r>
+        <w:br/>
+      </w:r>
+    </w:p>
+    <w:p>
+      <w:pPr>
+        <w:pStyle w:val="BodyText"/>
+      </w:pPr>
+      <w:r>
+        <w:t xml:space="preserve">-</w:t>
+      </w:r>
+      <w:r>
+        <w:t xml:space="preserve"> </w:t>
+      </w:r>
+      <w:r>
+        <w:rPr>
+          <w:b/>
+          <w:bCs/>
+        </w:rPr>
+        <w:t xml:space="preserve">**H₀ (Shapiro-Wilk):**</w:t>
+      </w:r>
+      <w:r>
+        <w:t xml:space="preserve"> </w:t>
+      </w:r>
+      <w:r>
+        <w:t xml:space="preserve">the data are normally distributed</w:t>
+      </w:r>
+    </w:p>
+    <w:p>
+      <w:pPr>
+        <w:pStyle w:val="BodyText"/>
+      </w:pPr>
+      <w:r>
+        <w:t xml:space="preserve">-</w:t>
+      </w:r>
+      <w:r>
+        <w:t xml:space="preserve"> </w:t>
+      </w:r>
+      <w:r>
+        <w:rPr>
+          <w:b/>
+          <w:bCs/>
+        </w:rPr>
+        <w:t xml:space="preserve">**p &gt; 0.05**</w:t>
+      </w:r>
+      <w:r>
+        <w:t xml:space="preserve"> </w:t>
+      </w:r>
+      <w:r>
+        <w:t xml:space="preserve">→ fail to reject normality → proceed with t-test</w:t>
+      </w:r>
+    </w:p>
+    <w:p>
+      <w:pPr>
+        <w:pStyle w:val="BodyText"/>
+      </w:pPr>
+      <w:r>
+        <w:t xml:space="preserve">-</w:t>
+      </w:r>
+      <w:r>
+        <w:t xml:space="preserve"> </w:t>
+      </w:r>
+      <w:r>
+        <w:rPr>
+          <w:b/>
+          <w:bCs/>
+        </w:rPr>
+        <w:t xml:space="preserve">**p &lt; 0.05**</w:t>
+      </w:r>
+      <w:r>
+        <w:t xml:space="preserve"> </w:t>
+      </w:r>
+      <w:r>
+        <w:t xml:space="preserve">→ evidence of non-normality → consider alternatives</w:t>
+      </w:r>
+    </w:p>
+    <w:p>
+      <w:pPr>
+        <w:pStyle w:val="BodyText"/>
+      </w:pPr>
+      <w:r>
+        <w:br/>
+      </w:r>
+    </w:p>
+    <w:p>
+      <w:pPr>
+        <w:pStyle w:val="BodyText"/>
+      </w:pPr>
+      <w:r>
+        <w:rPr>
+          <w:b/>
+          <w:bCs/>
+        </w:rPr>
+        <w:t xml:space="preserve">**▶ Run this:**</w:t>
+      </w:r>
+    </w:p>
+    <w:p>
+      <w:pPr>
+        <w:pStyle w:val="BodyText"/>
+      </w:pPr>
+      <w:r>
+        <w:br/>
+      </w:r>
+    </w:p>
+    <w:p>
+      <w:pPr>
+        <w:pStyle w:val="BodyText"/>
+      </w:pPr>
+      <w:r>
+        <w:t xml:space="preserve">``` r</w:t>
+      </w:r>
+    </w:p>
+    <w:p>
+      <w:pPr>
+        <w:pStyle w:val="BodyText"/>
+      </w:pPr>
+      <w:r>
+        <w:t xml:space="preserve"># Shapiro-Wilk for the sunny side ——————–</w:t>
+      </w:r>
+    </w:p>
+    <w:p>
+      <w:pPr>
+        <w:pStyle w:val="BodyText"/>
+      </w:pPr>
+      <w:r>
+        <w:t xml:space="preserve">tree_df %&gt;%</w:t>
+      </w:r>
+    </w:p>
+    <w:p>
+      <w:pPr>
+        <w:pStyle w:val="BodyText"/>
+      </w:pPr>
+      <w:r>
+        <w:t xml:space="preserve">filter(side ==</w:t>
+      </w:r>
+      <w:r>
+        <w:t xml:space="preserve"> </w:t>
+      </w:r>
+      <w:r>
+        <w:t xml:space="preserve">“sunny”</w:t>
+      </w:r>
+      <w:r>
+        <w:t xml:space="preserve">) %&gt;%</w:t>
+      </w:r>
+    </w:p>
+    <w:p>
+      <w:pPr>
+        <w:pStyle w:val="BodyText"/>
+      </w:pPr>
+      <w:r>
+        <w:t xml:space="preserve">pull(weight_g) %&gt;%</w:t>
+      </w:r>
+    </w:p>
+    <w:p>
+      <w:pPr>
+        <w:pStyle w:val="BodyText"/>
+      </w:pPr>
+      <w:r>
+        <w:t xml:space="preserve">shapiro.test()</w:t>
+      </w:r>
+    </w:p>
+    <w:p>
+      <w:pPr>
+        <w:pStyle w:val="BodyText"/>
+      </w:pPr>
+      <w:r>
+        <w:t xml:space="preserve">```</w:t>
+      </w:r>
+    </w:p>
+    <w:p>
+      <w:pPr>
+        <w:pStyle w:val="BodyText"/>
+      </w:pPr>
+      <w:r>
+        <w:br/>
+      </w:r>
+    </w:p>
+    <w:p>
+      <w:pPr>
+        <w:pStyle w:val="BodyText"/>
+      </w:pPr>
+      <w:r>
+        <w:t xml:space="preserve">``` r</w:t>
+      </w:r>
+    </w:p>
+    <w:p>
+      <w:pPr>
+        <w:pStyle w:val="BodyText"/>
+      </w:pPr>
+      <w:r>
+        <w:t xml:space="preserve"># Shapiro-Wilk for the shady side ——————-</w:t>
+      </w:r>
+    </w:p>
+    <w:p>
+      <w:pPr>
+        <w:pStyle w:val="BodyText"/>
+      </w:pPr>
+      <w:r>
+        <w:t xml:space="preserve">tree_df %&gt;%</w:t>
+      </w:r>
+    </w:p>
+    <w:p>
+      <w:pPr>
+        <w:pStyle w:val="BodyText"/>
+      </w:pPr>
+      <w:r>
+        <w:t xml:space="preserve">filter(side ==</w:t>
+      </w:r>
+      <w:r>
+        <w:t xml:space="preserve"> </w:t>
+      </w:r>
+      <w:r>
+        <w:t xml:space="preserve">“shady”</w:t>
+      </w:r>
+      <w:r>
+        <w:t xml:space="preserve">) %&gt;%</w:t>
+      </w:r>
+    </w:p>
+    <w:p>
+      <w:pPr>
+        <w:pStyle w:val="BodyText"/>
+      </w:pPr>
+      <w:r>
+        <w:t xml:space="preserve">pull(weight_g) %&gt;%</w:t>
+      </w:r>
+    </w:p>
+    <w:p>
+      <w:pPr>
+        <w:pStyle w:val="BodyText"/>
+      </w:pPr>
+      <w:r>
+        <w:t xml:space="preserve">shapiro.test()</w:t>
+      </w:r>
+    </w:p>
+    <w:p>
+      <w:pPr>
+        <w:pStyle w:val="BodyText"/>
+      </w:pPr>
+      <w:r>
+        <w:t xml:space="preserve">```</w:t>
+      </w:r>
+    </w:p>
+    <w:p>
+      <w:pPr>
+        <w:pStyle w:val="BodyText"/>
+      </w:pPr>
+      <w:r>
+        <w:br/>
+      </w:r>
+    </w:p>
+    <w:p>
+      <w:pPr>
+        <w:pStyle w:val="BodyText"/>
+      </w:pPr>
+      <w:r>
+        <w:t xml:space="preserve">✏️</w:t>
+      </w:r>
+      <w:r>
+        <w:t xml:space="preserve"> </w:t>
+      </w:r>
+      <w:r>
+        <w:rPr>
+          <w:b/>
+          <w:bCs/>
+        </w:rPr>
+        <w:t xml:space="preserve">**Your turn:**</w:t>
+      </w:r>
+      <w:r>
+        <w:t xml:space="preserve"> </w:t>
+      </w:r>
+      <w:r>
+        <w:t xml:space="preserve">Record the results and state your decision:</w:t>
+      </w:r>
+    </w:p>
+    <w:p>
+      <w:pPr>
+        <w:pStyle w:val="BodyText"/>
+      </w:pPr>
+      <w:r>
+        <w:br/>
+      </w:r>
+    </w:p>
+    <w:p>
+      <w:pPr>
+        <w:pStyle w:val="BodyText"/>
+      </w:pPr>
+      <w:r>
+        <w:t xml:space="preserve">```</w:t>
+      </w:r>
+    </w:p>
+    <w:p>
+      <w:pPr>
+        <w:pStyle w:val="BodyText"/>
+      </w:pPr>
+      <w:r>
+        <w:t xml:space="preserve">Sunny: W = _____ p = _____ Decision (normal / not normal):</w:t>
+      </w:r>
+    </w:p>
+    <w:p>
+      <w:pPr>
+        <w:pStyle w:val="BodyText"/>
+      </w:pPr>
+      <w:r>
+        <w:t xml:space="preserve">Shady: W = _____ p = _____ Decision (normal / not normal):</w:t>
+      </w:r>
+    </w:p>
+    <w:p>
+      <w:pPr>
+        <w:pStyle w:val="BodyText"/>
+      </w:pPr>
+      <w:r>
+        <w:t xml:space="preserve">```</w:t>
+      </w:r>
+    </w:p>
+    <w:p>
+      <w:pPr>
+        <w:pStyle w:val="BodyText"/>
+      </w:pPr>
+      <w:r>
+        <w:br/>
+      </w:r>
+    </w:p>
+    <w:p>
+      <w:pPr>
+        <w:pStyle w:val="BodyText"/>
+      </w:pPr>
+      <w:r>
+        <w:t xml:space="preserve">✏️</w:t>
+      </w:r>
+      <w:r>
+        <w:t xml:space="preserve"> </w:t>
+      </w:r>
+      <w:r>
+        <w:rPr>
+          <w:b/>
+          <w:bCs/>
+        </w:rPr>
+        <w:t xml:space="preserve">**Your turn:**</w:t>
+      </w:r>
+      <w:r>
+        <w:t xml:space="preserve"> </w:t>
+      </w:r>
+      <w:r>
+        <w:t xml:space="preserve">With n = 10 per group, the Shapiro-Wilk test has low</w:t>
+      </w:r>
+      <w:r>
+        <w:t xml:space="preserve"> </w:t>
+      </w:r>
+      <w:r>
+        <w:rPr>
+          <w:b/>
+          <w:bCs/>
+        </w:rPr>
+        <w:t xml:space="preserve">**statistical power**</w:t>
+      </w:r>
+      <w:r>
+        <w:t xml:space="preserve">. What does that mean in plain language for interpreting this result?</w:t>
+      </w:r>
+    </w:p>
+    <w:p>
+      <w:pPr>
+        <w:pStyle w:val="BodyText"/>
+      </w:pPr>
+      <w:r>
+        <w:br/>
+      </w:r>
+    </w:p>
+    <w:p>
+      <w:pPr>
+        <w:pStyle w:val="BodyText"/>
+      </w:pPr>
+      <w:r>
+        <w:t xml:space="preserve">```</w:t>
+      </w:r>
+    </w:p>
+    <w:p>
+      <w:pPr>
+        <w:pStyle w:val="BodyText"/>
+      </w:pPr>
+      <w:r>
+        <w:t xml:space="preserve">Your answer:</w:t>
+      </w:r>
+    </w:p>
+    <w:p>
+      <w:pPr>
+        <w:pStyle w:val="BodyText"/>
+      </w:pPr>
+      <w:r>
+        <w:t xml:space="preserve">```</w:t>
+      </w:r>
+    </w:p>
+    <w:p>
+      <w:pPr>
+        <w:pStyle w:val="BodyText"/>
+      </w:pPr>
+      <w:r>
+        <w:br/>
+      </w:r>
+    </w:p>
+    <w:p>
+      <w:pPr>
+        <w:pStyle w:val="BodyText"/>
+      </w:pPr>
+      <w:r>
+        <w:t xml:space="preserve">&gt; ⚠️</w:t>
+      </w:r>
+      <w:r>
+        <w:t xml:space="preserve"> </w:t>
+      </w:r>
+      <w:r>
+        <w:rPr>
+          <w:b/>
+          <w:bCs/>
+        </w:rPr>
+        <w:t xml:space="preserve">**Watch out!**</w:t>
+      </w:r>
+      <w:r>
+        <w:t xml:space="preserve"> </w:t>
+      </w:r>
+      <w:r>
+        <w:t xml:space="preserve">Even if Shapiro-Wilk returns *p* &lt; 0.05 with very small samples, the t-test may still be appropriate — the QQ plot and histogram give important visual context. None of these checks alone is definitive.</w:t>
+      </w:r>
+    </w:p>
+    <w:p>
+      <w:pPr>
+        <w:pStyle w:val="BodyText"/>
+      </w:pPr>
+      <w:r>
+        <w:br/>
+      </w:r>
+    </w:p>
+    <w:p>
+      <w:r>
+        <w:pict>
+          <v:rect style="width:0;height:1.5pt" o:hralign="center" o:hrstd="t" o:hr="t"/>
+        </w:pict>
+      </w:r>
+    </w:p>
+    <w:p>
+      <w:pPr>
+        <w:pStyle w:val="FirstParagraph"/>
+      </w:pPr>
+      <w:r>
+        <w:br/>
+      </w:r>
+    </w:p>
+    <w:p>
+      <w:pPr>
+        <w:pStyle w:val="BodyText"/>
+      </w:pPr>
+      <w:r>
+        <w:rPr>
+          <w:b/>
+          <w:bCs/>
+        </w:rPr>
+        <w:t xml:space="preserve"># Part 7 · Check variance — Levene’s test</w:t>
+      </w:r>
+    </w:p>
+    <w:p>
+      <w:pPr>
+        <w:pStyle w:val="BodyText"/>
+      </w:pPr>
+      <w:r>
+        <w:br/>
+      </w:r>
+    </w:p>
+    <w:p>
+      <w:pPr>
+        <w:pStyle w:val="BodyText"/>
+      </w:pPr>
+      <w:r>
+        <w:t xml:space="preserve">Levene’s test checks whether the two groups have the same population variance.</w:t>
+      </w:r>
+    </w:p>
+    <w:p>
+      <w:pPr>
+        <w:pStyle w:val="BodyText"/>
+      </w:pPr>
+      <w:r>
+        <w:br/>
+      </w:r>
+    </w:p>
+    <w:p>
+      <w:pPr>
+        <w:pStyle w:val="BodyText"/>
+      </w:pPr>
+      <w:r>
+        <w:t xml:space="preserve">-</w:t>
+      </w:r>
+      <w:r>
+        <w:t xml:space="preserve"> </w:t>
+      </w:r>
+      <w:r>
+        <w:rPr>
+          <w:b/>
+          <w:bCs/>
+        </w:rPr>
+        <w:t xml:space="preserve">**H₀ (Levene’s):**</w:t>
+      </w:r>
+      <w:r>
+        <w:t xml:space="preserve"> </w:t>
+      </w:r>
+      <w:r>
+        <w:t xml:space="preserve">the two groups have equal variance</w:t>
+      </w:r>
+    </w:p>
+    <w:p>
+      <w:pPr>
+        <w:pStyle w:val="BodyText"/>
+      </w:pPr>
+      <w:r>
+        <w:t xml:space="preserve">-</w:t>
+      </w:r>
+      <w:r>
+        <w:t xml:space="preserve"> </w:t>
+      </w:r>
+      <w:r>
+        <w:rPr>
+          <w:b/>
+          <w:bCs/>
+        </w:rPr>
+        <w:t xml:space="preserve">**p &gt; 0.05**</w:t>
+      </w:r>
+      <w:r>
+        <w:t xml:space="preserve"> </w:t>
+      </w:r>
+      <w:r>
+        <w:t xml:space="preserve">→ variances are not significantly different</w:t>
+      </w:r>
+    </w:p>
+    <w:p>
+      <w:pPr>
+        <w:pStyle w:val="BodyText"/>
+      </w:pPr>
+      <w:r>
+        <w:t xml:space="preserve">-</w:t>
+      </w:r>
+      <w:r>
+        <w:t xml:space="preserve"> </w:t>
+      </w:r>
+      <w:r>
+        <w:rPr>
+          <w:b/>
+          <w:bCs/>
+        </w:rPr>
+        <w:t xml:space="preserve">**p &lt; 0.05**</w:t>
+      </w:r>
+      <w:r>
+        <w:t xml:space="preserve"> </w:t>
+      </w:r>
+      <w:r>
+        <w:t xml:space="preserve">→ variances are significantly different</w:t>
+      </w:r>
+    </w:p>
+    <w:p>
+      <w:pPr>
+        <w:pStyle w:val="BodyText"/>
+      </w:pPr>
+      <w:r>
+        <w:br/>
+      </w:r>
+    </w:p>
+    <w:p>
+      <w:pPr>
+        <w:pStyle w:val="BodyText"/>
+      </w:pPr>
+      <w:r>
+        <w:rPr>
+          <w:b/>
+          <w:bCs/>
+        </w:rPr>
+        <w:t xml:space="preserve">**▶ Run this:**</w:t>
+      </w:r>
+    </w:p>
+    <w:p>
+      <w:pPr>
+        <w:pStyle w:val="BodyText"/>
+      </w:pPr>
+      <w:r>
+        <w:br/>
+      </w:r>
+    </w:p>
+    <w:p>
+      <w:pPr>
+        <w:pStyle w:val="BodyText"/>
+      </w:pPr>
+      <w:r>
+        <w:t xml:space="preserve">``` r</w:t>
+      </w:r>
+    </w:p>
+    <w:p>
+      <w:pPr>
+        <w:pStyle w:val="BodyText"/>
+      </w:pPr>
+      <w:r>
+        <w:t xml:space="preserve"># Levene’s test for equal variance ——————-</w:t>
+      </w:r>
+    </w:p>
+    <w:p>
+      <w:pPr>
+        <w:pStyle w:val="BodyText"/>
+      </w:pPr>
+      <w:r>
+        <w:t xml:space="preserve">leveneTest(weight_g ~ side, data = tree_df)</w:t>
+      </w:r>
+    </w:p>
+    <w:p>
+      <w:pPr>
+        <w:pStyle w:val="BodyText"/>
+      </w:pPr>
+      <w:r>
+        <w:t xml:space="preserve">```</w:t>
+      </w:r>
+    </w:p>
+    <w:p>
+      <w:pPr>
+        <w:pStyle w:val="BodyText"/>
+      </w:pPr>
+      <w:r>
+        <w:br/>
+      </w:r>
+    </w:p>
+    <w:p>
+      <w:pPr>
+        <w:pStyle w:val="BodyText"/>
+      </w:pPr>
+      <w:r>
+        <w:t xml:space="preserve">✏️</w:t>
+      </w:r>
+      <w:r>
+        <w:t xml:space="preserve"> </w:t>
+      </w:r>
+      <w:r>
+        <w:rPr>
+          <w:b/>
+          <w:bCs/>
+        </w:rPr>
+        <w:t xml:space="preserve">**Your turn:**</w:t>
+      </w:r>
+      <w:r>
+        <w:t xml:space="preserve"> </w:t>
+      </w:r>
+      <w:r>
+        <w:t xml:space="preserve">Record the result and decide:</w:t>
+      </w:r>
+    </w:p>
+    <w:p>
+      <w:pPr>
+        <w:pStyle w:val="BodyText"/>
+      </w:pPr>
+      <w:r>
+        <w:br/>
+      </w:r>
+    </w:p>
+    <w:p>
+      <w:pPr>
+        <w:pStyle w:val="BodyText"/>
+      </w:pPr>
+      <w:r>
+        <w:t xml:space="preserve">```</w:t>
+      </w:r>
+    </w:p>
+    <w:p>
+      <w:pPr>
+        <w:pStyle w:val="BodyText"/>
+      </w:pPr>
+      <w:r>
+        <w:t xml:space="preserve">F-statistic = _____ p = _____</w:t>
+      </w:r>
+    </w:p>
+    <w:p>
+      <w:pPr>
+        <w:pStyle w:val="BodyText"/>
+      </w:pPr>
+      <w:r>
+        <w:t xml:space="preserve">Decision (variances equal / not equal):</w:t>
+      </w:r>
+    </w:p>
+    <w:p>
+      <w:pPr>
+        <w:pStyle w:val="BodyText"/>
+      </w:pPr>
+      <w:r>
+        <w:t xml:space="preserve">```</w:t>
+      </w:r>
+    </w:p>
+    <w:p>
+      <w:pPr>
+        <w:pStyle w:val="BodyText"/>
+      </w:pPr>
+      <w:r>
+        <w:br/>
+      </w:r>
+    </w:p>
+    <w:p>
+      <w:pPr>
+        <w:pStyle w:val="BodyText"/>
+      </w:pPr>
+      <w:r>
+        <w:t xml:space="preserve">✏️</w:t>
+      </w:r>
+      <w:r>
+        <w:t xml:space="preserve"> </w:t>
+      </w:r>
+      <w:r>
+        <w:rPr>
+          <w:b/>
+          <w:bCs/>
+        </w:rPr>
+        <w:t xml:space="preserve">**Your turn:**</w:t>
+      </w:r>
+      <w:r>
+        <w:t xml:space="preserve"> </w:t>
+      </w:r>
+      <w:r>
+        <w:t xml:space="preserve">We are going to use Welch’s t-test (`var.equal = FALSE`) regardless of Levene’s result. In your own words, why is Welch’s the safe default even when Levene’s says variances are equal?</w:t>
+      </w:r>
+    </w:p>
+    <w:p>
+      <w:pPr>
+        <w:pStyle w:val="BodyText"/>
+      </w:pPr>
+      <w:r>
+        <w:br/>
+      </w:r>
+    </w:p>
+    <w:p>
+      <w:pPr>
+        <w:pStyle w:val="BodyText"/>
+      </w:pPr>
+      <w:r>
+        <w:t xml:space="preserve">```</w:t>
+      </w:r>
+    </w:p>
+    <w:p>
+      <w:pPr>
+        <w:pStyle w:val="BodyText"/>
+      </w:pPr>
+      <w:r>
+        <w:t xml:space="preserve">Your answer:</w:t>
+      </w:r>
+    </w:p>
+    <w:p>
+      <w:pPr>
+        <w:pStyle w:val="BodyText"/>
+      </w:pPr>
+      <w:r>
+        <w:t xml:space="preserve">```</w:t>
+      </w:r>
+    </w:p>
+    <w:p>
+      <w:pPr>
+        <w:pStyle w:val="BodyText"/>
+      </w:pPr>
+      <w:r>
+        <w:br/>
+      </w:r>
+    </w:p>
+    <w:p>
+      <w:r>
+        <w:pict>
+          <v:rect style="width:0;height:1.5pt" o:hralign="center" o:hrstd="t" o:hr="t"/>
+        </w:pict>
+      </w:r>
+    </w:p>
+    <w:p>
+      <w:pPr>
+        <w:pStyle w:val="FirstParagraph"/>
+      </w:pPr>
+      <w:r>
+        <w:br/>
+      </w:r>
+    </w:p>
+    <w:p>
+      <w:pPr>
+        <w:pStyle w:val="BodyText"/>
+      </w:pPr>
+      <w:r>
+        <w:rPr>
+          <w:b/>
+          <w:bCs/>
+        </w:rPr>
+        <w:t xml:space="preserve"># Part 8 · Run the Welch’s t-test</w:t>
+      </w:r>
+    </w:p>
+    <w:p>
+      <w:pPr>
+        <w:pStyle w:val="BodyText"/>
+      </w:pPr>
+      <w:r>
+        <w:br/>
+      </w:r>
+    </w:p>
+    <w:p>
+      <w:pPr>
+        <w:pStyle w:val="BodyText"/>
+      </w:pPr>
+      <w:r>
+        <w:t xml:space="preserve">Now that we have checked our assumptions, we can run the test.</w:t>
+      </w:r>
+    </w:p>
+    <w:p>
+      <w:pPr>
+        <w:pStyle w:val="BodyText"/>
+      </w:pPr>
+      <w:r>
+        <w:br/>
+      </w:r>
+    </w:p>
+    <w:p>
+      <w:pPr>
+        <w:pStyle w:val="BodyText"/>
+      </w:pPr>
+      <w:r>
+        <w:rPr>
+          <w:b/>
+          <w:bCs/>
+        </w:rPr>
+        <w:t xml:space="preserve">**▶ Run this:**</w:t>
+      </w:r>
+    </w:p>
+    <w:p>
+      <w:pPr>
+        <w:pStyle w:val="BodyText"/>
+      </w:pPr>
+      <w:r>
+        <w:br/>
+      </w:r>
+    </w:p>
+    <w:p>
+      <w:pPr>
+        <w:pStyle w:val="BodyText"/>
+      </w:pPr>
+      <w:r>
+        <w:t xml:space="preserve">``` r</w:t>
+      </w:r>
+    </w:p>
+    <w:p>
+      <w:pPr>
+        <w:pStyle w:val="BodyText"/>
+      </w:pPr>
+      <w:r>
+        <w:t xml:space="preserve"># Welch’s two-sample t-test ————————–</w:t>
+      </w:r>
+    </w:p>
+    <w:p>
+      <w:pPr>
+        <w:pStyle w:val="BodyText"/>
+      </w:pPr>
+      <w:r>
+        <w:t xml:space="preserve">leaf_ttest_model &lt;- t.test(</w:t>
+      </w:r>
+    </w:p>
+    <w:p>
+      <w:pPr>
+        <w:pStyle w:val="BodyText"/>
+      </w:pPr>
+      <w:r>
+        <w:t xml:space="preserve">weight_g ~ side, # response ~ grouping variable</w:t>
+      </w:r>
+    </w:p>
+    <w:p>
+      <w:pPr>
+        <w:pStyle w:val="BodyText"/>
+      </w:pPr>
+      <w:r>
+        <w:t xml:space="preserve">data = tree_df,</w:t>
+      </w:r>
+    </w:p>
+    <w:p>
+      <w:pPr>
+        <w:pStyle w:val="BodyText"/>
+      </w:pPr>
+      <w:r>
+        <w:t xml:space="preserve">var.equal = FALSE, # Welch’s — no pooled variance</w:t>
+      </w:r>
+    </w:p>
+    <w:p>
+      <w:pPr>
+        <w:pStyle w:val="BodyText"/>
+      </w:pPr>
+      <w:r>
+        <w:t xml:space="preserve">alternative =</w:t>
+      </w:r>
+      <w:r>
+        <w:t xml:space="preserve"> </w:t>
+      </w:r>
+      <w:r>
+        <w:t xml:space="preserve">“two.sided”</w:t>
+      </w:r>
+      <w:r>
+        <w:t xml:space="preserve"> </w:t>
+      </w:r>
+      <w:r>
+        <w:t xml:space="preserve"># two-tailed test</w:t>
+      </w:r>
+    </w:p>
+    <w:p>
+      <w:pPr>
+        <w:pStyle w:val="BodyText"/>
+      </w:pPr>
+      <w:r>
+        <w:t xml:space="preserve">)</w:t>
+      </w:r>
+    </w:p>
+    <w:p>
+      <w:pPr>
+        <w:pStyle w:val="BodyText"/>
+      </w:pPr>
+      <w:r>
+        <w:br/>
+      </w:r>
+    </w:p>
+    <w:p>
+      <w:pPr>
+        <w:pStyle w:val="BodyText"/>
+      </w:pPr>
+      <w:r>
+        <w:t xml:space="preserve">leaf_ttest_model</w:t>
+      </w:r>
+    </w:p>
+    <w:p>
+      <w:pPr>
+        <w:pStyle w:val="BodyText"/>
+      </w:pPr>
+      <w:r>
+        <w:t xml:space="preserve">```</w:t>
+      </w:r>
+    </w:p>
+    <w:p>
+      <w:pPr>
+        <w:pStyle w:val="BodyText"/>
+      </w:pPr>
+      <w:r>
+        <w:br/>
+      </w:r>
+    </w:p>
+    <w:p>
+      <w:pPr>
+        <w:pStyle w:val="BodyText"/>
+      </w:pPr>
+      <w:r>
+        <w:t xml:space="preserve">✏️</w:t>
+      </w:r>
+      <w:r>
+        <w:t xml:space="preserve"> </w:t>
+      </w:r>
+      <w:r>
+        <w:rPr>
+          <w:b/>
+          <w:bCs/>
+        </w:rPr>
+        <w:t xml:space="preserve">**Your turn:**</w:t>
+      </w:r>
+      <w:r>
+        <w:t xml:space="preserve"> </w:t>
+      </w:r>
+      <w:r>
+        <w:t xml:space="preserve">Copy the full output below:</w:t>
+      </w:r>
+    </w:p>
+    <w:p>
+      <w:pPr>
+        <w:pStyle w:val="BodyText"/>
+      </w:pPr>
+      <w:r>
+        <w:br/>
+      </w:r>
+    </w:p>
+    <w:p>
+      <w:pPr>
+        <w:pStyle w:val="BodyText"/>
+      </w:pPr>
+      <w:r>
+        <w:t xml:space="preserve">```</w:t>
+      </w:r>
+    </w:p>
+    <w:p>
+      <w:pPr>
+        <w:pStyle w:val="BodyText"/>
+      </w:pPr>
+      <w:r>
+        <w:t xml:space="preserve">Paste or write the t.test() output here:</w:t>
+      </w:r>
+    </w:p>
+    <w:p>
+      <w:pPr>
+        <w:pStyle w:val="BodyText"/>
+      </w:pPr>
+      <w:r>
+        <w:t xml:space="preserve">```</w:t>
+      </w:r>
+    </w:p>
+    <w:p>
+      <w:pPr>
+        <w:pStyle w:val="BodyText"/>
+      </w:pPr>
+      <w:r>
+        <w:br/>
+      </w:r>
+    </w:p>
+    <w:p>
+      <w:r>
+        <w:pict>
+          <v:rect style="width:0;height:1.5pt" o:hralign="center" o:hrstd="t" o:hr="t"/>
+        </w:pict>
+      </w:r>
+    </w:p>
+    <w:p>
+      <w:pPr>
+        <w:pStyle w:val="FirstParagraph"/>
+      </w:pPr>
+      <w:r>
+        <w:br/>
+      </w:r>
+    </w:p>
+    <w:p>
+      <w:pPr>
+        <w:pStyle w:val="BodyText"/>
+      </w:pPr>
+      <w:r>
+        <w:rPr>
+          <w:b/>
+          <w:bCs/>
+        </w:rPr>
+        <w:t xml:space="preserve"># Part 9 · Decode the output line by line</w:t>
+      </w:r>
+    </w:p>
+    <w:p>
+      <w:pPr>
+        <w:pStyle w:val="BodyText"/>
+      </w:pPr>
+      <w:r>
+        <w:br/>
+      </w:r>
+    </w:p>
+    <w:p>
+      <w:pPr>
+        <w:pStyle w:val="BodyText"/>
+      </w:pPr>
+      <w:r>
+        <w:rPr>
+          <w:b/>
+          <w:bCs/>
+        </w:rPr>
+        <w:t xml:space="preserve">**▶ Run this to extract individual values:**</w:t>
+      </w:r>
+    </w:p>
+    <w:p>
+      <w:pPr>
+        <w:pStyle w:val="BodyText"/>
+      </w:pPr>
+      <w:r>
+        <w:br/>
+      </w:r>
+    </w:p>
+    <w:p>
+      <w:pPr>
+        <w:pStyle w:val="BodyText"/>
+      </w:pPr>
+      <w:r>
+        <w:t xml:space="preserve">``` r</w:t>
+      </w:r>
+    </w:p>
+    <w:p>
+      <w:pPr>
+        <w:pStyle w:val="BodyText"/>
+      </w:pPr>
+      <w:r>
+        <w:t xml:space="preserve"># Pull specific values from the model object ———</w:t>
+      </w:r>
+    </w:p>
+    <w:p>
+      <w:pPr>
+        <w:pStyle w:val="BodyText"/>
+      </w:pPr>
+      <w:r>
+        <w:t xml:space="preserve">cat(</w:t>
+      </w:r>
+      <w:r>
+        <w:t xml:space="preserve">“t-statistic:”</w:t>
+      </w:r>
+      <w:r>
+        <w:t xml:space="preserve">, round(leaf_ttest_model$statistic, 3),</w:t>
+      </w:r>
+      <w:r>
+        <w:t xml:space="preserve"> </w:t>
+      </w:r>
+      <w:r>
+        <w:t xml:space="preserve">“\n”</w:t>
+      </w:r>
+      <w:r>
+        <w:t xml:space="preserve">)</w:t>
+      </w:r>
+    </w:p>
+    <w:p>
+      <w:pPr>
+        <w:pStyle w:val="BodyText"/>
+      </w:pPr>
+      <w:r>
+        <w:t xml:space="preserve">cat(</w:t>
+      </w:r>
+      <w:r>
+        <w:t xml:space="preserve">“df (Welch):”</w:t>
+      </w:r>
+      <w:r>
+        <w:t xml:space="preserve">, round(leaf_ttest_model$parameter, 2),</w:t>
+      </w:r>
+      <w:r>
+        <w:t xml:space="preserve"> </w:t>
+      </w:r>
+      <w:r>
+        <w:t xml:space="preserve">“\n”</w:t>
+      </w:r>
+      <w:r>
+        <w:t xml:space="preserve">)</w:t>
+      </w:r>
+    </w:p>
+    <w:p>
+      <w:pPr>
+        <w:pStyle w:val="BodyText"/>
+      </w:pPr>
+      <w:r>
+        <w:t xml:space="preserve">cat(</w:t>
+      </w:r>
+      <w:r>
+        <w:t xml:space="preserve">“p-value:”</w:t>
+      </w:r>
+      <w:r>
+        <w:t xml:space="preserve">, signif(leaf_ttest_model$p.value, 3),</w:t>
+      </w:r>
+      <w:r>
+        <w:t xml:space="preserve"> </w:t>
+      </w:r>
+      <w:r>
+        <w:t xml:space="preserve">“\n”</w:t>
+      </w:r>
+      <w:r>
+        <w:t xml:space="preserve">)</w:t>
+      </w:r>
+    </w:p>
+    <w:p>
+      <w:pPr>
+        <w:pStyle w:val="BodyText"/>
+      </w:pPr>
+      <w:r>
+        <w:t xml:space="preserve">cat(</w:t>
+      </w:r>
+      <w:r>
+        <w:t xml:space="preserve">“95% CI:”</w:t>
+      </w:r>
+      <w:r>
+        <w:t xml:space="preserve">, round(leaf_ttest_model$conf.int[1],2),</w:t>
+      </w:r>
+    </w:p>
+    <w:p>
+      <w:pPr>
+        <w:pStyle w:val="BodyText"/>
+      </w:pPr>
+      <w:r>
+        <w:t xml:space="preserve">“to”</w:t>
+      </w:r>
+      <w:r>
+        <w:t xml:space="preserve">, round(leaf_ttest_model$conf.int[2], 2),</w:t>
+      </w:r>
+      <w:r>
+        <w:t xml:space="preserve"> </w:t>
+      </w:r>
+      <w:r>
+        <w:t xml:space="preserve">“g\n”</w:t>
+      </w:r>
+      <w:r>
+        <w:t xml:space="preserve">)</w:t>
+      </w:r>
+    </w:p>
+    <w:p>
+      <w:pPr>
+        <w:pStyle w:val="BodyText"/>
+      </w:pPr>
+      <w:r>
+        <w:t xml:space="preserve">cat(</w:t>
+      </w:r>
+      <w:r>
+        <w:t xml:space="preserve">“Mean shady:”</w:t>
+      </w:r>
+      <w:r>
+        <w:t xml:space="preserve">, round(leaf_ttest_model$estimate[1],2),</w:t>
+      </w:r>
+      <w:r>
+        <w:t xml:space="preserve"> </w:t>
+      </w:r>
+      <w:r>
+        <w:t xml:space="preserve">“g\n”</w:t>
+      </w:r>
+      <w:r>
+        <w:t xml:space="preserve">)</w:t>
+      </w:r>
+    </w:p>
+    <w:p>
+      <w:pPr>
+        <w:pStyle w:val="BodyText"/>
+      </w:pPr>
+      <w:r>
+        <w:t xml:space="preserve">cat(</w:t>
+      </w:r>
+      <w:r>
+        <w:t xml:space="preserve">“Mean sunny:”</w:t>
+      </w:r>
+      <w:r>
+        <w:t xml:space="preserve">, round(leaf_ttest_model$estimate[2],2),</w:t>
+      </w:r>
+      <w:r>
+        <w:t xml:space="preserve"> </w:t>
+      </w:r>
+      <w:r>
+        <w:t xml:space="preserve">“g\n”</w:t>
+      </w:r>
+      <w:r>
+        <w:t xml:space="preserve">)</w:t>
+      </w:r>
+    </w:p>
+    <w:p>
+      <w:pPr>
+        <w:pStyle w:val="BodyText"/>
+      </w:pPr>
+      <w:r>
+        <w:t xml:space="preserve">```</w:t>
+      </w:r>
+    </w:p>
+    <w:p>
+      <w:pPr>
+        <w:pStyle w:val="BodyText"/>
+      </w:pPr>
+      <w:r>
+        <w:br/>
+      </w:r>
+    </w:p>
+    <w:p>
+      <w:pPr>
+        <w:pStyle w:val="BodyText"/>
+      </w:pPr>
+      <w:r>
+        <w:t xml:space="preserve">✏️</w:t>
+      </w:r>
+      <w:r>
+        <w:t xml:space="preserve"> </w:t>
+      </w:r>
+      <w:r>
+        <w:rPr>
+          <w:b/>
+          <w:bCs/>
+        </w:rPr>
+        <w:t xml:space="preserve">**Your turn:**</w:t>
+      </w:r>
+      <w:r>
+        <w:t xml:space="preserve"> </w:t>
+      </w:r>
+      <w:r>
+        <w:t xml:space="preserve">Match each piece of output to its meaning:</w:t>
+      </w:r>
+    </w:p>
+    <w:p>
+      <w:pPr>
+        <w:pStyle w:val="BodyText"/>
+      </w:pPr>
+      <w:r>
+        <w:br/>
+      </w:r>
+    </w:p>
+    <w:p>
+      <w:pPr>
+        <w:pStyle w:val="BodyText"/>
+      </w:pPr>
+      <w:r>
+        <w:t xml:space="preserve">```</w:t>
+      </w:r>
+    </w:p>
+    <w:p>
+      <w:pPr>
+        <w:pStyle w:val="BodyText"/>
+      </w:pPr>
+      <w:r>
+        <w:t xml:space="preserve">t-statistic = _____</w:t>
+      </w:r>
+    </w:p>
+    <w:p>
+      <w:pPr>
+        <w:pStyle w:val="BodyText"/>
+      </w:pPr>
+      <w:r>
+        <w:br/>
+      </w:r>
+    </w:p>
+    <w:p>
+      <w:pPr>
+        <w:pStyle w:val="BodyText"/>
+      </w:pPr>
+      <w:r>
+        <w:t xml:space="preserve">→ This is large/small (circle one) because the difference in means</w:t>
+      </w:r>
+    </w:p>
+    <w:p>
+      <w:pPr>
+        <w:pStyle w:val="BodyText"/>
+      </w:pPr>
+      <w:r>
+        <w:t xml:space="preserve">is large/small relative to the variability (circle one).</w:t>
+      </w:r>
+    </w:p>
+    <w:p>
+      <w:pPr>
+        <w:pStyle w:val="BodyText"/>
+      </w:pPr>
+      <w:r>
+        <w:br/>
+      </w:r>
+    </w:p>
+    <w:p>
+      <w:pPr>
+        <w:pStyle w:val="BodyText"/>
+      </w:pPr>
+      <w:r>
+        <w:t xml:space="preserve">df = _____</w:t>
+      </w:r>
+    </w:p>
+    <w:p>
+      <w:pPr>
+        <w:pStyle w:val="BodyText"/>
+      </w:pPr>
+      <w:r>
+        <w:br/>
+      </w:r>
+    </w:p>
+    <w:p>
+      <w:pPr>
+        <w:pStyle w:val="BodyText"/>
+      </w:pPr>
+      <w:r>
+        <w:t xml:space="preserve">→ This is a non-integer. Why? (hint: Welch-Satterthwaite equation)</w:t>
+      </w:r>
+    </w:p>
+    <w:p>
+      <w:pPr>
+        <w:pStyle w:val="BodyText"/>
+      </w:pPr>
+      <w:r>
+        <w:br/>
+      </w:r>
+    </w:p>
+    <w:p>
+      <w:pPr>
+        <w:pStyle w:val="BodyText"/>
+      </w:pPr>
+      <w:r>
+        <w:t xml:space="preserve">p-value = _____</w:t>
+      </w:r>
+    </w:p>
+    <w:p>
+      <w:pPr>
+        <w:pStyle w:val="BodyText"/>
+      </w:pPr>
+      <w:r>
+        <w:br/>
+      </w:r>
+    </w:p>
+    <w:p>
+      <w:pPr>
+        <w:pStyle w:val="BodyText"/>
+      </w:pPr>
+      <w:r>
+        <w:t xml:space="preserve">→ In plain language, this means: if H₀ were true, the probability</w:t>
+      </w:r>
+    </w:p>
+    <w:p>
+      <w:pPr>
+        <w:pStyle w:val="BodyText"/>
+      </w:pPr>
+      <w:r>
+        <w:t xml:space="preserve">of seeing a t-statistic this extreme just by chance is _____.</w:t>
+      </w:r>
+    </w:p>
+    <w:p>
+      <w:pPr>
+        <w:pStyle w:val="BodyText"/>
+      </w:pPr>
+      <w:r>
+        <w:br/>
+      </w:r>
+    </w:p>
+    <w:p>
+      <w:pPr>
+        <w:pStyle w:val="BodyText"/>
+      </w:pPr>
+      <w:r>
+        <w:t xml:space="preserve">95% CI = _____ to _____ g</w:t>
+      </w:r>
+    </w:p>
+    <w:p>
+      <w:pPr>
+        <w:pStyle w:val="BodyText"/>
+      </w:pPr>
+      <w:r>
+        <w:br/>
+      </w:r>
+    </w:p>
+    <w:p>
+      <w:pPr>
+        <w:pStyle w:val="BodyText"/>
+      </w:pPr>
+      <w:r>
+        <w:t xml:space="preserve">→ This CI is for the ________________ (the true difference in means).</w:t>
+      </w:r>
+    </w:p>
+    <w:p>
+      <w:pPr>
+        <w:pStyle w:val="BodyText"/>
+      </w:pPr>
+      <w:r>
+        <w:t xml:space="preserve">It does / does not include zero (circle one).</w:t>
+      </w:r>
+    </w:p>
+    <w:p>
+      <w:pPr>
+        <w:pStyle w:val="BodyText"/>
+      </w:pPr>
+      <w:r>
+        <w:t xml:space="preserve">What does it mean when the CI excludes zero?</w:t>
+      </w:r>
+    </w:p>
+    <w:p>
+      <w:pPr>
+        <w:pStyle w:val="BodyText"/>
+      </w:pPr>
+      <w:r>
+        <w:br/>
+      </w:r>
+    </w:p>
+    <w:p>
+      <w:pPr>
+        <w:pStyle w:val="BodyText"/>
+      </w:pPr>
+      <w:r>
+        <w:t xml:space="preserve">Mean shady = _____ g</w:t>
+      </w:r>
+    </w:p>
+    <w:p>
+      <w:pPr>
+        <w:pStyle w:val="BodyText"/>
+      </w:pPr>
+      <w:r>
+        <w:t xml:space="preserve">Mean sunny = _____ g</w:t>
+      </w:r>
+    </w:p>
+    <w:p>
+      <w:pPr>
+        <w:pStyle w:val="BodyText"/>
+      </w:pPr>
+      <w:r>
+        <w:t xml:space="preserve">```</w:t>
+      </w:r>
+    </w:p>
+    <w:p>
+      <w:pPr>
+        <w:pStyle w:val="BodyText"/>
+      </w:pPr>
+      <w:r>
+        <w:br/>
+      </w:r>
+    </w:p>
+    <w:p>
+      <w:r>
+        <w:pict>
+          <v:rect style="width:0;height:1.5pt" o:hralign="center" o:hrstd="t" o:hr="t"/>
+        </w:pict>
+      </w:r>
+    </w:p>
+    <w:p>
+      <w:pPr>
+        <w:pStyle w:val="FirstParagraph"/>
+      </w:pPr>
+      <w:r>
+        <w:br/>
+      </w:r>
+    </w:p>
+    <w:p>
+      <w:pPr>
+        <w:pStyle w:val="BodyText"/>
+      </w:pPr>
+      <w:r>
+        <w:rPr>
+          <w:b/>
+          <w:bCs/>
+        </w:rPr>
+        <w:t xml:space="preserve"># Part 10 · Calculate t by hand</w:t>
+      </w:r>
+    </w:p>
+    <w:p>
+      <w:pPr>
+        <w:pStyle w:val="BodyText"/>
+      </w:pPr>
+      <w:r>
+        <w:br/>
+      </w:r>
+    </w:p>
+    <w:p>
+      <w:pPr>
+        <w:pStyle w:val="BodyText"/>
+      </w:pPr>
+      <w:r>
+        <w:rPr>
+          <w:b/>
+          <w:bCs/>
+        </w:rPr>
+        <w:t xml:space="preserve">**▶ Run this:**</w:t>
+      </w:r>
+    </w:p>
+    <w:p>
+      <w:pPr>
+        <w:pStyle w:val="BodyText"/>
+      </w:pPr>
+      <w:r>
+        <w:br/>
+      </w:r>
+    </w:p>
+    <w:p>
+      <w:pPr>
+        <w:pStyle w:val="BodyText"/>
+      </w:pPr>
+      <w:r>
+        <w:t xml:space="preserve">``` r</w:t>
+      </w:r>
+    </w:p>
+    <w:p>
+      <w:pPr>
+        <w:pStyle w:val="BodyText"/>
+      </w:pPr>
+      <w:r>
+        <w:t xml:space="preserve"># Reproduce the t-statistic manually —————–</w:t>
+      </w:r>
+    </w:p>
+    <w:p>
+      <w:pPr>
+        <w:pStyle w:val="BodyText"/>
+      </w:pPr>
+      <w:r>
+        <w:t xml:space="preserve">m_sha &lt;- recap_df$mean_wt[recap_df$side ==</w:t>
+      </w:r>
+      <w:r>
+        <w:t xml:space="preserve"> </w:t>
+      </w:r>
+      <w:r>
+        <w:t xml:space="preserve">“shady”</w:t>
+      </w:r>
+      <w:r>
+        <w:t xml:space="preserve">]</w:t>
+      </w:r>
+    </w:p>
+    <w:p>
+      <w:pPr>
+        <w:pStyle w:val="BodyText"/>
+      </w:pPr>
+      <w:r>
+        <w:t xml:space="preserve">m_sun &lt;- recap_df$mean_wt[recap_df$side ==</w:t>
+      </w:r>
+      <w:r>
+        <w:t xml:space="preserve"> </w:t>
+      </w:r>
+      <w:r>
+        <w:t xml:space="preserve">“sunny”</w:t>
+      </w:r>
+      <w:r>
+        <w:t xml:space="preserve">]</w:t>
+      </w:r>
+    </w:p>
+    <w:p>
+      <w:pPr>
+        <w:pStyle w:val="BodyText"/>
+      </w:pPr>
+      <w:r>
+        <w:t xml:space="preserve">s_sha &lt;- recap_df$sd_wt[recap_df$side ==</w:t>
+      </w:r>
+      <w:r>
+        <w:t xml:space="preserve"> </w:t>
+      </w:r>
+      <w:r>
+        <w:t xml:space="preserve">“shady”</w:t>
+      </w:r>
+      <w:r>
+        <w:t xml:space="preserve">]</w:t>
+      </w:r>
+    </w:p>
+    <w:p>
+      <w:pPr>
+        <w:pStyle w:val="BodyText"/>
+      </w:pPr>
+      <w:r>
+        <w:t xml:space="preserve">s_sun &lt;- recap_df$sd_wt[recap_df$side ==</w:t>
+      </w:r>
+      <w:r>
+        <w:t xml:space="preserve"> </w:t>
+      </w:r>
+      <w:r>
+        <w:t xml:space="preserve">“sunny”</w:t>
+      </w:r>
+      <w:r>
+        <w:t xml:space="preserve">]</w:t>
+      </w:r>
+    </w:p>
+    <w:p>
+      <w:pPr>
+        <w:pStyle w:val="BodyText"/>
+      </w:pPr>
+      <w:r>
+        <w:t xml:space="preserve">n_sha &lt;- recap_df$n[recap_df$side ==</w:t>
+      </w:r>
+      <w:r>
+        <w:t xml:space="preserve"> </w:t>
+      </w:r>
+      <w:r>
+        <w:t xml:space="preserve">“shady”</w:t>
+      </w:r>
+      <w:r>
+        <w:t xml:space="preserve">]</w:t>
+      </w:r>
+    </w:p>
+    <w:p>
+      <w:pPr>
+        <w:pStyle w:val="BodyText"/>
+      </w:pPr>
+      <w:r>
+        <w:t xml:space="preserve">n_sun &lt;- recap_df$n[recap_df$side ==</w:t>
+      </w:r>
+      <w:r>
+        <w:t xml:space="preserve"> </w:t>
+      </w:r>
+      <w:r>
+        <w:t xml:space="preserve">“sunny”</w:t>
+      </w:r>
+      <w:r>
+        <w:t xml:space="preserve">]</w:t>
+      </w:r>
+    </w:p>
+    <w:p>
+      <w:pPr>
+        <w:pStyle w:val="BodyText"/>
+      </w:pPr>
+      <w:r>
+        <w:br/>
+      </w:r>
+    </w:p>
+    <w:p>
+      <w:pPr>
+        <w:pStyle w:val="BodyText"/>
+      </w:pPr>
+      <w:r>
+        <w:t xml:space="preserve"># Welch’s SE of the difference</w:t>
+      </w:r>
+    </w:p>
+    <w:p>
+      <w:pPr>
+        <w:pStyle w:val="BodyText"/>
+      </w:pPr>
+      <w:r>
+        <w:t xml:space="preserve">se_diff &lt;- sqrt((s_sha^2 / n_sha) + (s_sun^2 / n_sun))</w:t>
+      </w:r>
+    </w:p>
+    <w:p>
+      <w:pPr>
+        <w:pStyle w:val="BodyText"/>
+      </w:pPr>
+      <w:r>
+        <w:br/>
+      </w:r>
+    </w:p>
+    <w:p>
+      <w:pPr>
+        <w:pStyle w:val="BodyText"/>
+      </w:pPr>
+      <w:r>
+        <w:t xml:space="preserve"># t-statistic</w:t>
+      </w:r>
+    </w:p>
+    <w:p>
+      <w:pPr>
+        <w:pStyle w:val="BodyText"/>
+      </w:pPr>
+      <w:r>
+        <w:t xml:space="preserve">t_manual &lt;- (m_sha - m_sun) / se_diff</w:t>
+      </w:r>
+    </w:p>
+    <w:p>
+      <w:pPr>
+        <w:pStyle w:val="BodyText"/>
+      </w:pPr>
+      <w:r>
+        <w:br/>
+      </w:r>
+    </w:p>
+    <w:p>
+      <w:pPr>
+        <w:pStyle w:val="BodyText"/>
+      </w:pPr>
+      <w:r>
+        <w:t xml:space="preserve">cat(</w:t>
+      </w:r>
+      <w:r>
+        <w:t xml:space="preserve">“Difference in means:”</w:t>
+      </w:r>
+      <w:r>
+        <w:t xml:space="preserve">, round(m_sha - m_sun, 2),</w:t>
+      </w:r>
+      <w:r>
+        <w:t xml:space="preserve"> </w:t>
+      </w:r>
+      <w:r>
+        <w:t xml:space="preserve">“g\n”</w:t>
+      </w:r>
+      <w:r>
+        <w:t xml:space="preserve">)</w:t>
+      </w:r>
+    </w:p>
+    <w:p>
+      <w:pPr>
+        <w:pStyle w:val="BodyText"/>
+      </w:pPr>
+      <w:r>
+        <w:t xml:space="preserve">cat(</w:t>
+      </w:r>
+      <w:r>
+        <w:t xml:space="preserve">“SE of difference:”</w:t>
+      </w:r>
+      <w:r>
+        <w:t xml:space="preserve">, round(se_diff, 4),</w:t>
+      </w:r>
+      <w:r>
+        <w:t xml:space="preserve"> </w:t>
+      </w:r>
+      <w:r>
+        <w:t xml:space="preserve">“\n”</w:t>
+      </w:r>
+      <w:r>
+        <w:t xml:space="preserve">)</w:t>
+      </w:r>
+    </w:p>
+    <w:p>
+      <w:pPr>
+        <w:pStyle w:val="BodyText"/>
+      </w:pPr>
+      <w:r>
+        <w:t xml:space="preserve">cat(</w:t>
+      </w:r>
+      <w:r>
+        <w:t xml:space="preserve">“Manual t:”</w:t>
+      </w:r>
+      <w:r>
+        <w:t xml:space="preserve">, round(t_manual, 3),</w:t>
+      </w:r>
+      <w:r>
+        <w:t xml:space="preserve"> </w:t>
+      </w:r>
+      <w:r>
+        <w:t xml:space="preserve">“\n”</w:t>
+      </w:r>
+      <w:r>
+        <w:t xml:space="preserve">)</w:t>
+      </w:r>
+    </w:p>
+    <w:p>
+      <w:pPr>
+        <w:pStyle w:val="BodyText"/>
+      </w:pPr>
+      <w:r>
+        <w:t xml:space="preserve">```</w:t>
+      </w:r>
+    </w:p>
+    <w:p>
+      <w:pPr>
+        <w:pStyle w:val="BodyText"/>
+      </w:pPr>
+      <w:r>
+        <w:br/>
+      </w:r>
+    </w:p>
+    <w:p>
+      <w:pPr>
+        <w:pStyle w:val="BodyText"/>
+      </w:pPr>
+      <w:r>
+        <w:t xml:space="preserve">✏️</w:t>
+      </w:r>
+      <w:r>
+        <w:t xml:space="preserve"> </w:t>
+      </w:r>
+      <w:r>
+        <w:rPr>
+          <w:b/>
+          <w:bCs/>
+        </w:rPr>
+        <w:t xml:space="preserve">**Your turn:**</w:t>
+      </w:r>
+      <w:r>
+        <w:t xml:space="preserve"> </w:t>
+      </w:r>
+      <w:r>
+        <w:t xml:space="preserve">Does your manually calculated t match the value from `t.test()`? (They may differ very slightly due to rounding in `recap_df`.)</w:t>
+      </w:r>
+    </w:p>
+    <w:p>
+      <w:pPr>
+        <w:pStyle w:val="BodyText"/>
+      </w:pPr>
+      <w:r>
+        <w:br/>
+      </w:r>
+    </w:p>
+    <w:p>
+      <w:pPr>
+        <w:pStyle w:val="BodyText"/>
+      </w:pPr>
+      <w:r>
+        <w:t xml:space="preserve">```</w:t>
+      </w:r>
+    </w:p>
+    <w:p>
+      <w:pPr>
+        <w:pStyle w:val="BodyText"/>
+      </w:pPr>
+      <w:r>
+        <w:t xml:space="preserve">Manual t = _____</w:t>
+      </w:r>
+    </w:p>
+    <w:p>
+      <w:pPr>
+        <w:pStyle w:val="BodyText"/>
+      </w:pPr>
+      <w:r>
+        <w:t xml:space="preserve">t.test() t = _____</w:t>
+      </w:r>
+    </w:p>
+    <w:p>
+      <w:pPr>
+        <w:pStyle w:val="BodyText"/>
+      </w:pPr>
+      <w:r>
+        <w:t xml:space="preserve">Match? Y / close / no</w:t>
+      </w:r>
+    </w:p>
+    <w:p>
+      <w:pPr>
+        <w:pStyle w:val="BodyText"/>
+      </w:pPr>
+      <w:r>
+        <w:t xml:space="preserve">```</w:t>
+      </w:r>
+    </w:p>
+    <w:p>
+      <w:pPr>
+        <w:pStyle w:val="BodyText"/>
+      </w:pPr>
+      <w:r>
+        <w:br/>
+      </w:r>
+    </w:p>
+    <w:p>
+      <w:pPr>
+        <w:pStyle w:val="BodyText"/>
+      </w:pPr>
+      <w:r>
+        <w:t xml:space="preserve">✏️</w:t>
+      </w:r>
+      <w:r>
+        <w:t xml:space="preserve"> </w:t>
+      </w:r>
+      <w:r>
+        <w:rPr>
+          <w:b/>
+          <w:bCs/>
+        </w:rPr>
+        <w:t xml:space="preserve">**Your turn:**</w:t>
+      </w:r>
+      <w:r>
+        <w:t xml:space="preserve"> </w:t>
+      </w:r>
+      <w:r>
+        <w:t xml:space="preserve">Write the Welch’s t-test formula below and label each part:</w:t>
+      </w:r>
+    </w:p>
+    <w:p>
+      <w:pPr>
+        <w:pStyle w:val="BodyText"/>
+      </w:pPr>
+      <w:r>
+        <w:br/>
+      </w:r>
+    </w:p>
+    <w:p>
+      <w:pPr>
+        <w:pStyle w:val="BodyText"/>
+      </w:pPr>
+      <w:r>
+        <w:t xml:space="preserve">```</w:t>
+      </w:r>
+    </w:p>
+    <w:p>
+      <w:pPr>
+        <w:pStyle w:val="BodyText"/>
+      </w:pPr>
+      <w:r>
+        <w:t xml:space="preserve">t = _________________</w:t>
+      </w:r>
+    </w:p>
+    <w:p>
+      <w:pPr>
+        <w:pStyle w:val="BodyText"/>
+      </w:pPr>
+      <w:r>
+        <w:br/>
+      </w:r>
+    </w:p>
+    <w:p>
+      <w:pPr>
+        <w:pStyle w:val="BodyText"/>
+      </w:pPr>
+      <w:r>
+        <w:t xml:space="preserve">Numerator means:</w:t>
+      </w:r>
+    </w:p>
+    <w:p>
+      <w:pPr>
+        <w:pStyle w:val="BodyText"/>
+      </w:pPr>
+      <w:r>
+        <w:t xml:space="preserve">Denominator means:</w:t>
+      </w:r>
+    </w:p>
+    <w:p>
+      <w:pPr>
+        <w:pStyle w:val="BodyText"/>
+      </w:pPr>
+      <w:r>
+        <w:t xml:space="preserve">```</w:t>
+      </w:r>
+    </w:p>
+    <w:p>
+      <w:pPr>
+        <w:pStyle w:val="BodyText"/>
+      </w:pPr>
+      <w:r>
+        <w:br/>
+      </w:r>
+    </w:p>
+    <w:p>
+      <w:r>
+        <w:pict>
+          <v:rect style="width:0;height:1.5pt" o:hralign="center" o:hrstd="t" o:hr="t"/>
+        </w:pict>
+      </w:r>
+    </w:p>
+    <w:p>
+      <w:pPr>
+        <w:pStyle w:val="FirstParagraph"/>
+      </w:pPr>
+      <w:r>
+        <w:br/>
+      </w:r>
+    </w:p>
+    <w:p>
+      <w:pPr>
+        <w:pStyle w:val="BodyText"/>
+      </w:pPr>
+      <w:r>
+        <w:rPr>
+          <w:b/>
+          <w:bCs/>
+        </w:rPr>
+        <w:t xml:space="preserve"># Part 11 · Make a formal decision</w:t>
+      </w:r>
+    </w:p>
+    <w:p>
+      <w:pPr>
+        <w:pStyle w:val="BodyText"/>
+      </w:pPr>
+      <w:r>
+        <w:br/>
+      </w:r>
+    </w:p>
+    <w:p>
+      <w:pPr>
+        <w:pStyle w:val="BodyText"/>
+      </w:pPr>
+      <w:r>
+        <w:t xml:space="preserve">✏️</w:t>
+      </w:r>
+      <w:r>
+        <w:t xml:space="preserve"> </w:t>
+      </w:r>
+      <w:r>
+        <w:rPr>
+          <w:b/>
+          <w:bCs/>
+        </w:rPr>
+        <w:t xml:space="preserve">**Your turn:**</w:t>
+      </w:r>
+      <w:r>
+        <w:t xml:space="preserve"> </w:t>
+      </w:r>
+      <w:r>
+        <w:t xml:space="preserve">State your decision and conclusion. Use the formal language of hypothesis testing.</w:t>
+      </w:r>
+    </w:p>
+    <w:p>
+      <w:pPr>
+        <w:pStyle w:val="BodyText"/>
+      </w:pPr>
+      <w:r>
+        <w:br/>
+      </w:r>
+    </w:p>
+    <w:p>
+      <w:pPr>
+        <w:pStyle w:val="BodyText"/>
+      </w:pPr>
+      <w:r>
+        <w:t xml:space="preserve">```</w:t>
+      </w:r>
+    </w:p>
+    <w:p>
+      <w:pPr>
+        <w:pStyle w:val="BodyText"/>
+      </w:pPr>
+      <w:r>
+        <w:t xml:space="preserve">Our p-value:</w:t>
+      </w:r>
+    </w:p>
+    <w:p>
+      <w:pPr>
+        <w:pStyle w:val="BodyText"/>
+      </w:pPr>
+      <w:r>
+        <w:t xml:space="preserve">Our α:</w:t>
+      </w:r>
+    </w:p>
+    <w:p>
+      <w:pPr>
+        <w:pStyle w:val="BodyText"/>
+      </w:pPr>
+      <w:r>
+        <w:br/>
+      </w:r>
+    </w:p>
+    <w:p>
+      <w:pPr>
+        <w:pStyle w:val="BodyText"/>
+      </w:pPr>
+      <w:r>
+        <w:t xml:space="preserve">Decision (circle one): REJECT H₀ / FAIL TO REJECT H₀</w:t>
+      </w:r>
+    </w:p>
+    <w:p>
+      <w:pPr>
+        <w:pStyle w:val="BodyText"/>
+      </w:pPr>
+      <w:r>
+        <w:br/>
+      </w:r>
+    </w:p>
+    <w:p>
+      <w:pPr>
+        <w:pStyle w:val="BodyText"/>
+      </w:pPr>
+      <w:r>
+        <w:t xml:space="preserve">In one sentence, what does this mean biologically?</w:t>
+      </w:r>
+    </w:p>
+    <w:p>
+      <w:pPr>
+        <w:pStyle w:val="BodyText"/>
+      </w:pPr>
+      <w:r>
+        <w:t xml:space="preserve">```</w:t>
+      </w:r>
+    </w:p>
+    <w:p>
+      <w:pPr>
+        <w:pStyle w:val="BodyText"/>
+      </w:pPr>
+      <w:r>
+        <w:br/>
+      </w:r>
+    </w:p>
+    <w:p>
+      <w:pPr>
+        <w:pStyle w:val="BodyText"/>
+      </w:pPr>
+      <w:r>
+        <w:t xml:space="preserve">&gt; 💡</w:t>
+      </w:r>
+      <w:r>
+        <w:t xml:space="preserve"> </w:t>
+      </w:r>
+      <w:r>
+        <w:rPr>
+          <w:b/>
+          <w:bCs/>
+        </w:rPr>
+        <w:t xml:space="preserve">**Key idea:**</w:t>
+      </w:r>
+      <w:r>
+        <w:t xml:space="preserve"> </w:t>
+      </w:r>
+      <w:r>
+        <w:t xml:space="preserve">We never say</w:t>
+      </w:r>
+      <w:r>
+        <w:t xml:space="preserve"> </w:t>
+      </w:r>
+      <w:r>
+        <w:t xml:space="preserve">“H₀ is true”</w:t>
+      </w:r>
+      <w:r>
+        <w:t xml:space="preserve"> </w:t>
+      </w:r>
+      <w:r>
+        <w:t xml:space="preserve">or</w:t>
+      </w:r>
+      <w:r>
+        <w:t xml:space="preserve"> </w:t>
+      </w:r>
+      <w:r>
+        <w:t xml:space="preserve">“H₀ is false.”</w:t>
+      </w:r>
+      <w:r>
+        <w:t xml:space="preserve"> </w:t>
+      </w:r>
+      <w:r>
+        <w:t xml:space="preserve">We say</w:t>
+      </w:r>
+      <w:r>
+        <w:t xml:space="preserve"> </w:t>
+      </w:r>
+      <w:r>
+        <w:t xml:space="preserve">“we reject H₀”</w:t>
+      </w:r>
+      <w:r>
+        <w:t xml:space="preserve"> </w:t>
+      </w:r>
+      <w:r>
+        <w:t xml:space="preserve">(evidence was strong enough) or</w:t>
+      </w:r>
+      <w:r>
+        <w:t xml:space="preserve"> </w:t>
+      </w:r>
+      <w:r>
+        <w:t xml:space="preserve">“we fail to reject H₀”</w:t>
+      </w:r>
+      <w:r>
+        <w:t xml:space="preserve"> </w:t>
+      </w:r>
+      <w:r>
+        <w:t xml:space="preserve">(evidence was not strong enough). Statistics gives us a decision rule, not certainty.</w:t>
+      </w:r>
+    </w:p>
+    <w:p>
+      <w:pPr>
+        <w:pStyle w:val="BodyText"/>
+      </w:pPr>
+      <w:r>
+        <w:br/>
+      </w:r>
+    </w:p>
+    <w:p>
+      <w:r>
+        <w:pict>
+          <v:rect style="width:0;height:1.5pt" o:hralign="center" o:hrstd="t" o:hr="t"/>
+        </w:pict>
+      </w:r>
+    </w:p>
+    <w:p>
+      <w:pPr>
+        <w:pStyle w:val="FirstParagraph"/>
+      </w:pPr>
+      <w:r>
+        <w:br/>
+      </w:r>
+    </w:p>
+    <w:p>
+      <w:pPr>
+        <w:pStyle w:val="BodyText"/>
+      </w:pPr>
+      <w:r>
+        <w:rPr>
+          <w:b/>
+          <w:bCs/>
+        </w:rPr>
+        <w:t xml:space="preserve"># Part 12 · Visualize the result</w:t>
+      </w:r>
+    </w:p>
+    <w:p>
+      <w:pPr>
+        <w:pStyle w:val="BodyText"/>
+      </w:pPr>
+      <w:r>
+        <w:br/>
+      </w:r>
+    </w:p>
+    <w:p>
+      <w:pPr>
+        <w:pStyle w:val="BodyText"/>
+      </w:pPr>
+      <w:r>
+        <w:rPr>
+          <w:b/>
+          <w:bCs/>
+        </w:rPr>
+        <w:t xml:space="preserve">### Boxplot with test statistics in the subtitle</w:t>
+      </w:r>
+    </w:p>
+    <w:p>
+      <w:pPr>
+        <w:pStyle w:val="BodyText"/>
+      </w:pPr>
+      <w:r>
+        <w:br/>
+      </w:r>
+    </w:p>
+    <w:p>
+      <w:pPr>
+        <w:pStyle w:val="BodyText"/>
+      </w:pPr>
+      <w:r>
+        <w:rPr>
+          <w:b/>
+          <w:bCs/>
+        </w:rPr>
+        <w:t xml:space="preserve">**▶ Run this:**</w:t>
+      </w:r>
+    </w:p>
+    <w:p>
+      <w:pPr>
+        <w:pStyle w:val="BodyText"/>
+      </w:pPr>
+      <w:r>
+        <w:br/>
+      </w:r>
+    </w:p>
+    <w:p>
+      <w:pPr>
+        <w:pStyle w:val="BodyText"/>
+      </w:pPr>
+      <w:r>
+        <w:t xml:space="preserve">``` r</w:t>
+      </w:r>
+    </w:p>
+    <w:p>
+      <w:pPr>
+        <w:pStyle w:val="BodyText"/>
+      </w:pPr>
+      <w:r>
+        <w:t xml:space="preserve"># Boxplot with t and p embedded in subtitle ———-</w:t>
+      </w:r>
+    </w:p>
+    <w:p>
+      <w:pPr>
+        <w:pStyle w:val="BodyText"/>
+      </w:pPr>
+      <w:r>
+        <w:t xml:space="preserve">leaf_box_04_plot &lt;- tree_df %&gt;%</w:t>
+      </w:r>
+    </w:p>
+    <w:p>
+      <w:pPr>
+        <w:pStyle w:val="BodyText"/>
+      </w:pPr>
+      <w:r>
+        <w:t xml:space="preserve">ggplot(aes(x = side, y = weight_g, fill = side)) +</w:t>
+      </w:r>
+    </w:p>
+    <w:p>
+      <w:pPr>
+        <w:pStyle w:val="BodyText"/>
+      </w:pPr>
+      <w:r>
+        <w:t xml:space="preserve">geom_boxplot(alpha = 0.5, outlier.shape = NA) +</w:t>
+      </w:r>
+    </w:p>
+    <w:p>
+      <w:pPr>
+        <w:pStyle w:val="BodyText"/>
+      </w:pPr>
+      <w:r>
+        <w:t xml:space="preserve">geom_point(</w:t>
+      </w:r>
+    </w:p>
+    <w:p>
+      <w:pPr>
+        <w:pStyle w:val="BodyText"/>
+      </w:pPr>
+      <w:r>
+        <w:t xml:space="preserve">position = position_jitter(width = 0.15, seed = 42),</w:t>
+      </w:r>
+    </w:p>
+    <w:p>
+      <w:pPr>
+        <w:pStyle w:val="BodyText"/>
+      </w:pPr>
+      <w:r>
+        <w:t xml:space="preserve">alpha = 0.6, size = 2.5</w:t>
+      </w:r>
+    </w:p>
+    <w:p>
+      <w:pPr>
+        <w:pStyle w:val="BodyText"/>
+      </w:pPr>
+      <w:r>
+        <w:t xml:space="preserve">) +</w:t>
+      </w:r>
+    </w:p>
+    <w:p>
+      <w:pPr>
+        <w:pStyle w:val="BodyText"/>
+      </w:pPr>
+      <w:r>
+        <w:t xml:space="preserve">labs(</w:t>
+      </w:r>
+    </w:p>
+    <w:p>
+      <w:pPr>
+        <w:pStyle w:val="BodyText"/>
+      </w:pPr>
+      <w:r>
+        <w:t xml:space="preserve">title =</w:t>
+      </w:r>
+      <w:r>
+        <w:t xml:space="preserve"> </w:t>
+      </w:r>
+      <w:r>
+        <w:t xml:space="preserve">“Leaf Weight by Tree Side”</w:t>
+      </w:r>
+      <w:r>
+        <w:t xml:space="preserve">,</w:t>
+      </w:r>
+    </w:p>
+    <w:p>
+      <w:pPr>
+        <w:pStyle w:val="BodyText"/>
+      </w:pPr>
+      <w:r>
+        <w:t xml:space="preserve">subtitle = paste0(</w:t>
+      </w:r>
+      <w:r>
+        <w:t xml:space="preserve">“Welch’s t-test: t =”</w:t>
+      </w:r>
+      <w:r>
+        <w:t xml:space="preserve">,</w:t>
+      </w:r>
+    </w:p>
+    <w:p>
+      <w:pPr>
+        <w:pStyle w:val="BodyText"/>
+      </w:pPr>
+      <w:r>
+        <w:t xml:space="preserve">round(leaf_ttest_model$statistic, 2),</w:t>
+      </w:r>
+    </w:p>
+    <w:p>
+      <w:pPr>
+        <w:pStyle w:val="BodyText"/>
+      </w:pPr>
+      <w:r>
+        <w:t xml:space="preserve">“, p =”</w:t>
+      </w:r>
+      <w:r>
+        <w:t xml:space="preserve">,</w:t>
+      </w:r>
+    </w:p>
+    <w:p>
+      <w:pPr>
+        <w:pStyle w:val="BodyText"/>
+      </w:pPr>
+      <w:r>
+        <w:t xml:space="preserve">signif(leaf_ttest_model$p.value, 2)),</w:t>
+      </w:r>
+    </w:p>
+    <w:p>
+      <w:pPr>
+        <w:pStyle w:val="BodyText"/>
+      </w:pPr>
+      <w:r>
+        <w:t xml:space="preserve">x =</w:t>
+      </w:r>
+      <w:r>
+        <w:t xml:space="preserve"> </w:t>
+      </w:r>
+      <w:r>
+        <w:t xml:space="preserve">“Side of Tree”</w:t>
+      </w:r>
+      <w:r>
+        <w:t xml:space="preserve">,</w:t>
+      </w:r>
+    </w:p>
+    <w:p>
+      <w:pPr>
+        <w:pStyle w:val="BodyText"/>
+      </w:pPr>
+      <w:r>
+        <w:t xml:space="preserve">y =</w:t>
+      </w:r>
+      <w:r>
+        <w:t xml:space="preserve"> </w:t>
+      </w:r>
+      <w:r>
+        <w:t xml:space="preserve">“Leaf Weight (g)”</w:t>
+      </w:r>
+    </w:p>
+    <w:p>
+      <w:pPr>
+        <w:pStyle w:val="BodyText"/>
+      </w:pPr>
+      <w:r>
+        <w:t xml:space="preserve">) +</w:t>
+      </w:r>
+    </w:p>
+    <w:p>
+      <w:pPr>
+        <w:pStyle w:val="BodyText"/>
+      </w:pPr>
+      <w:r>
+        <w:t xml:space="preserve">theme_minimal() +</w:t>
+      </w:r>
+    </w:p>
+    <w:p>
+      <w:pPr>
+        <w:pStyle w:val="BodyText"/>
+      </w:pPr>
+      <w:r>
+        <w:t xml:space="preserve">theme(legend.position =</w:t>
+      </w:r>
+      <w:r>
+        <w:t xml:space="preserve"> </w:t>
+      </w:r>
+      <w:r>
+        <w:t xml:space="preserve">“none”</w:t>
+      </w:r>
+      <w:r>
+        <w:t xml:space="preserve">)</w:t>
+      </w:r>
+    </w:p>
+    <w:p>
+      <w:pPr>
+        <w:pStyle w:val="BodyText"/>
+      </w:pPr>
+      <w:r>
+        <w:br/>
+      </w:r>
+    </w:p>
+    <w:p>
+      <w:pPr>
+        <w:pStyle w:val="BodyText"/>
+      </w:pPr>
+      <w:r>
+        <w:t xml:space="preserve">leaf_box_04_plot</w:t>
+      </w:r>
+    </w:p>
+    <w:p>
+      <w:pPr>
+        <w:pStyle w:val="BodyText"/>
+      </w:pPr>
+      <w:r>
+        <w:t xml:space="preserve">```</w:t>
+      </w:r>
+    </w:p>
+    <w:p>
+      <w:pPr>
+        <w:pStyle w:val="BodyText"/>
+      </w:pPr>
+      <w:r>
+        <w:br/>
+      </w:r>
+    </w:p>
+    <w:p>
+      <w:pPr>
+        <w:pStyle w:val="BodyText"/>
+      </w:pPr>
+      <w:r>
+        <w:t xml:space="preserve">✏️</w:t>
+      </w:r>
+      <w:r>
+        <w:t xml:space="preserve"> </w:t>
+      </w:r>
+      <w:r>
+        <w:rPr>
+          <w:b/>
+          <w:bCs/>
+        </w:rPr>
+        <w:t xml:space="preserve">**Your turn:**</w:t>
+      </w:r>
+      <w:r>
+        <w:t xml:space="preserve"> </w:t>
+      </w:r>
+      <w:r>
+        <w:t xml:space="preserve">The `subtitle` line uses `paste0()` to build the label from the model object. What happens to the subtitle if you re-run this with different data? Why is this better than typing the numbers yourself?</w:t>
+      </w:r>
+    </w:p>
+    <w:p>
+      <w:pPr>
+        <w:pStyle w:val="BodyText"/>
+      </w:pPr>
+      <w:r>
+        <w:br/>
+      </w:r>
+    </w:p>
+    <w:p>
+      <w:pPr>
+        <w:pStyle w:val="BodyText"/>
+      </w:pPr>
+      <w:r>
+        <w:t xml:space="preserve">```</w:t>
+      </w:r>
+    </w:p>
+    <w:p>
+      <w:pPr>
+        <w:pStyle w:val="BodyText"/>
+      </w:pPr>
+      <w:r>
+        <w:t xml:space="preserve">Your answer:</w:t>
+      </w:r>
+    </w:p>
+    <w:p>
+      <w:pPr>
+        <w:pStyle w:val="BodyText"/>
+      </w:pPr>
+      <w:r>
+        <w:t xml:space="preserve">```</w:t>
+      </w:r>
+    </w:p>
+    <w:p>
+      <w:pPr>
+        <w:pStyle w:val="BodyText"/>
+      </w:pPr>
+      <w:r>
+        <w:br/>
+      </w:r>
+    </w:p>
+    <w:p>
+      <w:pPr>
+        <w:pStyle w:val="BodyText"/>
+      </w:pPr>
+      <w:r>
+        <w:rPr>
+          <w:b/>
+          <w:bCs/>
+        </w:rPr>
+        <w:t xml:space="preserve">### Save the plot</w:t>
+      </w:r>
+    </w:p>
+    <w:p>
+      <w:pPr>
+        <w:pStyle w:val="BodyText"/>
+      </w:pPr>
+      <w:r>
+        <w:br/>
+      </w:r>
+    </w:p>
+    <w:p>
+      <w:pPr>
+        <w:pStyle w:val="BodyText"/>
+      </w:pPr>
+      <w:r>
+        <w:rPr>
+          <w:b/>
+          <w:bCs/>
+        </w:rPr>
+        <w:t xml:space="preserve">**▶ Run this:**</w:t>
+      </w:r>
+    </w:p>
+    <w:p>
+      <w:pPr>
+        <w:pStyle w:val="BodyText"/>
+      </w:pPr>
+      <w:r>
+        <w:br/>
+      </w:r>
+    </w:p>
+    <w:p>
+      <w:pPr>
+        <w:pStyle w:val="BodyText"/>
+      </w:pPr>
+      <w:r>
+        <w:t xml:space="preserve">``` r</w:t>
+      </w:r>
+    </w:p>
+    <w:p>
+      <w:pPr>
+        <w:pStyle w:val="BodyText"/>
+      </w:pPr>
+      <w:r>
+        <w:t xml:space="preserve">ggsave(</w:t>
+      </w:r>
+      <w:r>
+        <w:t xml:space="preserve">“figures/leaf_weight_boxplot_ttest.png”</w:t>
+      </w:r>
+      <w:r>
+        <w:t xml:space="preserve">,</w:t>
+      </w:r>
+    </w:p>
+    <w:p>
+      <w:pPr>
+        <w:pStyle w:val="BodyText"/>
+      </w:pPr>
+      <w:r>
+        <w:t xml:space="preserve">plot = leaf_box_04_plot,</w:t>
+      </w:r>
+    </w:p>
+    <w:p>
+      <w:pPr>
+        <w:pStyle w:val="BodyText"/>
+      </w:pPr>
+      <w:r>
+        <w:t xml:space="preserve">width = 5,</w:t>
+      </w:r>
+    </w:p>
+    <w:p>
+      <w:pPr>
+        <w:pStyle w:val="BodyText"/>
+      </w:pPr>
+      <w:r>
+        <w:t xml:space="preserve">height = 5,</w:t>
+      </w:r>
+    </w:p>
+    <w:p>
+      <w:pPr>
+        <w:pStyle w:val="BodyText"/>
+      </w:pPr>
+      <w:r>
+        <w:t xml:space="preserve">units =</w:t>
+      </w:r>
+      <w:r>
+        <w:t xml:space="preserve"> </w:t>
+      </w:r>
+      <w:r>
+        <w:t xml:space="preserve">“in”</w:t>
+      </w:r>
+      <w:r>
+        <w:t xml:space="preserve">,</w:t>
+      </w:r>
+    </w:p>
+    <w:p>
+      <w:pPr>
+        <w:pStyle w:val="BodyText"/>
+      </w:pPr>
+      <w:r>
+        <w:t xml:space="preserve">dpi = 300)</w:t>
+      </w:r>
+    </w:p>
+    <w:p>
+      <w:pPr>
+        <w:pStyle w:val="BodyText"/>
+      </w:pPr>
+      <w:r>
+        <w:t xml:space="preserve">```</w:t>
+      </w:r>
+    </w:p>
+    <w:p>
+      <w:pPr>
+        <w:pStyle w:val="BodyText"/>
+      </w:pPr>
+      <w:r>
+        <w:br/>
+      </w:r>
+    </w:p>
+    <w:p>
+      <w:r>
+        <w:pict>
+          <v:rect style="width:0;height:1.5pt" o:hralign="center" o:hrstd="t" o:hr="t"/>
+        </w:pict>
+      </w:r>
+    </w:p>
+    <w:p>
+      <w:pPr>
+        <w:pStyle w:val="FirstParagraph"/>
+      </w:pPr>
+      <w:r>
+        <w:br/>
+      </w:r>
+    </w:p>
+    <w:p>
+      <w:pPr>
+        <w:pStyle w:val="BodyText"/>
+      </w:pPr>
+      <w:r>
+        <w:rPr>
+          <w:b/>
+          <w:bCs/>
+        </w:rPr>
+        <w:t xml:space="preserve"># Part 13 · Write a scientific results sentence</w:t>
+      </w:r>
+    </w:p>
+    <w:p>
+      <w:pPr>
+        <w:pStyle w:val="BodyText"/>
+      </w:pPr>
+      <w:r>
+        <w:br/>
+      </w:r>
+    </w:p>
+    <w:p>
+      <w:pPr>
+        <w:pStyle w:val="BodyText"/>
+      </w:pPr>
+      <w:r>
+        <w:t xml:space="preserve">✏️</w:t>
+      </w:r>
+      <w:r>
+        <w:t xml:space="preserve"> </w:t>
+      </w:r>
+      <w:r>
+        <w:rPr>
+          <w:b/>
+          <w:bCs/>
+        </w:rPr>
+        <w:t xml:space="preserve">**Your turn:**</w:t>
+      </w:r>
+      <w:r>
+        <w:t xml:space="preserve"> </w:t>
+      </w:r>
+      <w:r>
+        <w:t xml:space="preserve">Write a complete results sentence as you would in a lab report or paper. Include:</w:t>
+      </w:r>
+    </w:p>
+    <w:p>
+      <w:pPr>
+        <w:pStyle w:val="BodyText"/>
+      </w:pPr>
+      <w:r>
+        <w:br/>
+      </w:r>
+    </w:p>
+    <w:p>
+      <w:pPr>
+        <w:pStyle w:val="BodyText"/>
+      </w:pPr>
+      <w:r>
+        <w:t xml:space="preserve">- Which group was larger</w:t>
+      </w:r>
+    </w:p>
+    <w:p>
+      <w:pPr>
+        <w:pStyle w:val="BodyText"/>
+      </w:pPr>
+      <w:r>
+        <w:t xml:space="preserve">- The word</w:t>
+      </w:r>
+      <w:r>
+        <w:t xml:space="preserve"> </w:t>
+      </w:r>
+      <w:r>
+        <w:t xml:space="preserve">“significantly”</w:t>
+      </w:r>
+      <w:r>
+        <w:t xml:space="preserve"> </w:t>
+      </w:r>
+      <w:r>
+        <w:t xml:space="preserve">(if appropriate)</w:t>
+      </w:r>
+    </w:p>
+    <w:p>
+      <w:pPr>
+        <w:pStyle w:val="BodyText"/>
+      </w:pPr>
+      <w:r>
+        <w:t xml:space="preserve">- Test name, t-statistic, df, and *p*-value in parentheses</w:t>
+      </w:r>
+    </w:p>
+    <w:p>
+      <w:pPr>
+        <w:pStyle w:val="BodyText"/>
+      </w:pPr>
+      <w:r>
+        <w:t xml:space="preserve">- Mean ± SE for both groups with units</w:t>
+      </w:r>
+    </w:p>
+    <w:p>
+      <w:pPr>
+        <w:pStyle w:val="BodyText"/>
+      </w:pPr>
+      <w:r>
+        <w:br/>
+      </w:r>
+    </w:p>
+    <w:p>
+      <w:pPr>
+        <w:pStyle w:val="BodyText"/>
+      </w:pPr>
+      <w:r>
+        <w:t xml:space="preserve">Use this template:</w:t>
+      </w:r>
+    </w:p>
+    <w:p>
+      <w:pPr>
+        <w:pStyle w:val="BodyText"/>
+      </w:pPr>
+      <w:r>
+        <w:br/>
+      </w:r>
+    </w:p>
+    <w:p>
+      <w:pPr>
+        <w:pStyle w:val="BodyText"/>
+      </w:pPr>
+      <w:r>
+        <w:t xml:space="preserve">```</w:t>
+      </w:r>
+    </w:p>
+    <w:p>
+      <w:pPr>
+        <w:pStyle w:val="BodyText"/>
+      </w:pPr>
+      <w:r>
+        <w:t xml:space="preserve">“[Group] leaves were significantly [heavier / lighter] than [group] leaves</w:t>
+      </w:r>
+    </w:p>
+    <w:p>
+      <w:pPr>
+        <w:pStyle w:val="BodyText"/>
+      </w:pPr>
+      <w:r>
+        <w:t xml:space="preserve">(Welch’s two-sample t-test: t(___) = ___, p = ___).</w:t>
+      </w:r>
+    </w:p>
+    <w:p>
+      <w:pPr>
+        <w:pStyle w:val="BodyText"/>
+      </w:pPr>
+      <w:r>
+        <w:t xml:space="preserve">Mean ± SE: [side 1] = ___ ± ___ g, [side 2] = ___ ± ___ g.”</w:t>
+      </w:r>
+    </w:p>
+    <w:p>
+      <w:pPr>
+        <w:pStyle w:val="BodyText"/>
+      </w:pPr>
+      <w:r>
+        <w:t xml:space="preserve">```</w:t>
+      </w:r>
+    </w:p>
+    <w:p>
+      <w:pPr>
+        <w:pStyle w:val="BodyText"/>
+      </w:pPr>
+      <w:r>
+        <w:br/>
+      </w:r>
+    </w:p>
+    <w:p>
+      <w:pPr>
+        <w:pStyle w:val="BodyText"/>
+      </w:pPr>
+      <w:r>
+        <w:t xml:space="preserve">Write your sentence here:</w:t>
+      </w:r>
+    </w:p>
+    <w:p>
+      <w:pPr>
+        <w:pStyle w:val="BodyText"/>
+      </w:pPr>
+      <w:r>
+        <w:br/>
+      </w:r>
+    </w:p>
+    <w:p>
+      <w:pPr>
+        <w:pStyle w:val="BodyText"/>
+      </w:pPr>
+      <w:r>
+        <w:t xml:space="preserve">```</w:t>
+      </w:r>
+    </w:p>
+    <w:p>
+      <w:pPr>
+        <w:pStyle w:val="BodyText"/>
+      </w:pPr>
+      <w:r>
+        <w:t xml:space="preserve">Your results sentence:</w:t>
+      </w:r>
+    </w:p>
+    <w:p>
+      <w:pPr>
+        <w:pStyle w:val="BodyText"/>
+      </w:pPr>
+      <w:r>
+        <w:t xml:space="preserve">```</w:t>
+      </w:r>
+    </w:p>
+    <w:p>
+      <w:pPr>
+        <w:pStyle w:val="BodyText"/>
+      </w:pPr>
+      <w:r>
+        <w:br/>
+      </w:r>
+    </w:p>
+    <w:p>
+      <w:pPr>
+        <w:pStyle w:val="BodyText"/>
+      </w:pPr>
+      <w:r>
+        <w:t xml:space="preserve">&gt; 💡</w:t>
+      </w:r>
+      <w:r>
+        <w:t xml:space="preserve"> </w:t>
+      </w:r>
+      <w:r>
+        <w:rPr>
+          <w:b/>
+          <w:bCs/>
+        </w:rPr>
+        <w:t xml:space="preserve">**Key idea:**</w:t>
+      </w:r>
+      <w:r>
+        <w:t xml:space="preserve"> </w:t>
+      </w:r>
+      <w:r>
+        <w:t xml:space="preserve">Never write `p = 0.000`. Write `p &lt; 0.001` instead. A *p*-value is never exactly zero — it is just too small to display at three decimal places.</w:t>
+      </w:r>
+    </w:p>
+    <w:p>
+      <w:pPr>
+        <w:pStyle w:val="BodyText"/>
+      </w:pPr>
+      <w:r>
+        <w:br/>
+      </w:r>
+    </w:p>
+    <w:p>
+      <w:r>
+        <w:pict>
+          <v:rect style="width:0;height:1.5pt" o:hralign="center" o:hrstd="t" o:hr="t"/>
+        </w:pict>
+      </w:r>
+    </w:p>
+    <w:p>
+      <w:pPr>
+        <w:pStyle w:val="FirstParagraph"/>
+      </w:pPr>
+      <w:r>
+        <w:br/>
+      </w:r>
+    </w:p>
+    <w:p>
+      <w:pPr>
+        <w:pStyle w:val="BodyText"/>
+      </w:pPr>
+      <w:r>
+        <w:rPr>
+          <w:b/>
+          <w:bCs/>
+        </w:rPr>
+        <w:t xml:space="preserve"># Part 14 · Review and checkpoint</w:t>
+      </w:r>
+    </w:p>
+    <w:p>
+      <w:pPr>
+        <w:pStyle w:val="BodyText"/>
+      </w:pPr>
+      <w:r>
+        <w:br/>
+      </w:r>
+    </w:p>
+    <w:p>
+      <w:pPr>
+        <w:pStyle w:val="BodyText"/>
+      </w:pPr>
+      <w:r>
+        <w:t xml:space="preserve">At this point you should be able to:</w:t>
+      </w:r>
+    </w:p>
+    <w:p>
+      <w:pPr>
+        <w:pStyle w:val="BodyText"/>
+      </w:pPr>
+      <w:r>
+        <w:br/>
+      </w:r>
+    </w:p>
+    <w:p>
+      <w:pPr>
+        <w:pStyle w:val="BodyText"/>
+      </w:pPr>
+      <w:r>
+        <w:t xml:space="preserve">- [ ] State null and alternate hypotheses formally using μ notation</w:t>
+      </w:r>
+    </w:p>
+    <w:p>
+      <w:pPr>
+        <w:pStyle w:val="BodyText"/>
+      </w:pPr>
+      <w:r>
+        <w:t xml:space="preserve">- [ ] Explain the difference between one-tailed and two-tailed tests</w:t>
+      </w:r>
+    </w:p>
+    <w:p>
+      <w:pPr>
+        <w:pStyle w:val="BodyText"/>
+      </w:pPr>
+      <w:r>
+        <w:t xml:space="preserve">- [ ] Use histograms and QQ plots to visually assess normality</w:t>
+      </w:r>
+    </w:p>
+    <w:p>
+      <w:pPr>
+        <w:pStyle w:val="BodyText"/>
+      </w:pPr>
+      <w:r>
+        <w:t xml:space="preserve">- [ ] Run `shapiro.test()` per group using `filter()` and `pull()`</w:t>
+      </w:r>
+    </w:p>
+    <w:p>
+      <w:pPr>
+        <w:pStyle w:val="BodyText"/>
+      </w:pPr>
+      <w:r>
+        <w:t xml:space="preserve">- [ ] Run `leveneTest()` and explain why we use Welch’s regardless</w:t>
+      </w:r>
+    </w:p>
+    <w:p>
+      <w:pPr>
+        <w:pStyle w:val="BodyText"/>
+      </w:pPr>
+      <w:r>
+        <w:t xml:space="preserve">- [ ] Run `t.test(y ~ group, data, var.equal = FALSE, alternative =</w:t>
+      </w:r>
+      <w:r>
+        <w:t xml:space="preserve"> </w:t>
+      </w:r>
+      <w:r>
+        <w:t xml:space="preserve">“two.sided”</w:t>
+      </w:r>
+      <w:r>
+        <w:t xml:space="preserve">)`</w:t>
+      </w:r>
+    </w:p>
+    <w:p>
+      <w:pPr>
+        <w:pStyle w:val="BodyText"/>
+      </w:pPr>
+      <w:r>
+        <w:t xml:space="preserve">- [ ] Extract t, df, p-value, CI, and group means from the model object</w:t>
+      </w:r>
+    </w:p>
+    <w:p>
+      <w:pPr>
+        <w:pStyle w:val="BodyText"/>
+      </w:pPr>
+      <w:r>
+        <w:t xml:space="preserve">- [ ] Compute the t-statistic by hand from the Welch’s formula</w:t>
+      </w:r>
+    </w:p>
+    <w:p>
+      <w:pPr>
+        <w:pStyle w:val="BodyText"/>
+      </w:pPr>
+      <w:r>
+        <w:t xml:space="preserve">- [ ] Make a formal reject / fail-to-reject decision at α = 0.05</w:t>
+      </w:r>
+    </w:p>
+    <w:p>
+      <w:pPr>
+        <w:pStyle w:val="BodyText"/>
+      </w:pPr>
+      <w:r>
+        <w:t xml:space="preserve">- [ ] Write a complete results sentence in scientific format</w:t>
+      </w:r>
+    </w:p>
+    <w:p>
+      <w:pPr>
+        <w:pStyle w:val="BodyText"/>
+      </w:pPr>
+      <w:r>
+        <w:br/>
+      </w:r>
+    </w:p>
+    <w:p>
+      <w:pPr>
+        <w:pStyle w:val="BodyText"/>
+      </w:pPr>
+      <w:r>
+        <w:t xml:space="preserve">✏️</w:t>
+      </w:r>
+      <w:r>
+        <w:t xml:space="preserve"> </w:t>
+      </w:r>
+      <w:r>
+        <w:rPr>
+          <w:b/>
+          <w:bCs/>
+        </w:rPr>
+        <w:t xml:space="preserve">**Your turn:**</w:t>
+      </w:r>
+      <w:r>
+        <w:t xml:space="preserve"> </w:t>
+      </w:r>
+      <w:r>
+        <w:t xml:space="preserve">Run your entire script from top to bottom with</w:t>
+      </w:r>
+      <w:r>
+        <w:t xml:space="preserve"> </w:t>
+      </w:r>
+      <w:r>
+        <w:rPr>
+          <w:b/>
+          <w:bCs/>
+        </w:rPr>
+        <w:t xml:space="preserve">**Ctrl/Cmd + Shift + Enter**</w:t>
+      </w:r>
+      <w:r>
+        <w:t xml:space="preserve">. Does it run without errors?</w:t>
+      </w:r>
+    </w:p>
+    <w:p>
+      <w:pPr>
+        <w:pStyle w:val="BodyText"/>
+      </w:pPr>
+      <w:r>
+        <w:br/>
+      </w:r>
+    </w:p>
+    <w:p>
+      <w:pPr>
+        <w:pStyle w:val="BodyText"/>
+      </w:pPr>
+      <w:r>
+        <w:t xml:space="preserve">```</w:t>
+      </w:r>
+    </w:p>
+    <w:p>
+      <w:pPr>
+        <w:pStyle w:val="BodyText"/>
+      </w:pPr>
+      <w:r>
+        <w:t xml:space="preserve">Ran cleanly? Y / N</w:t>
+      </w:r>
+    </w:p>
+    <w:p>
+      <w:pPr>
+        <w:pStyle w:val="BodyText"/>
+      </w:pPr>
+      <w:r>
+        <w:t xml:space="preserve">If not, what error appeared:</w:t>
+      </w:r>
+    </w:p>
+    <w:p>
+      <w:pPr>
+        <w:pStyle w:val="BodyText"/>
+      </w:pPr>
+      <w:r>
+        <w:t xml:space="preserve">```</w:t>
+      </w:r>
+    </w:p>
+    <w:p>
+      <w:pPr>
+        <w:pStyle w:val="BodyText"/>
+      </w:pPr>
+      <w:r>
+        <w:br/>
+      </w:r>
+    </w:p>
+    <w:p>
+      <w:r>
+        <w:pict>
+          <v:rect style="width:0;height:1.5pt" o:hralign="center" o:hrstd="t" o:hr="t"/>
+        </w:pict>
+      </w:r>
+    </w:p>
+    <w:p>
+      <w:pPr>
+        <w:pStyle w:val="FirstParagraph"/>
+      </w:pPr>
+      <w:r>
+        <w:br/>
+      </w:r>
+    </w:p>
+    <w:p>
+      <w:pPr>
+        <w:pStyle w:val="BodyText"/>
+      </w:pPr>
+      <w:r>
+        <w:rPr>
+          <w:b/>
+          <w:bCs/>
+        </w:rPr>
+        <w:t xml:space="preserve"># Part 15 · Going further</w:t>
+      </w:r>
+    </w:p>
+    <w:p>
+      <w:pPr>
+        <w:pStyle w:val="BodyText"/>
+      </w:pPr>
+      <w:r>
+        <w:br/>
+      </w:r>
+    </w:p>
+    <w:p>
+      <w:pPr>
+        <w:pStyle w:val="BodyText"/>
+      </w:pPr>
+      <w:r>
+        <w:t xml:space="preserve">&gt; This section is optional — work through it if you finish early or want to push deeper.</w:t>
+      </w:r>
+    </w:p>
+    <w:p>
+      <w:pPr>
+        <w:pStyle w:val="BodyText"/>
+      </w:pPr>
+      <w:r>
+        <w:br/>
+      </w:r>
+    </w:p>
+    <w:p>
+      <w:pPr>
+        <w:pStyle w:val="BodyText"/>
+      </w:pPr>
+      <w:r>
+        <w:rPr>
+          <w:b/>
+          <w:bCs/>
+        </w:rPr>
+        <w:t xml:space="preserve">### Test a second variable: `height_cm`</w:t>
+      </w:r>
+    </w:p>
+    <w:p>
+      <w:pPr>
+        <w:pStyle w:val="BodyText"/>
+      </w:pPr>
+      <w:r>
+        <w:br/>
+      </w:r>
+    </w:p>
+    <w:p>
+      <w:pPr>
+        <w:pStyle w:val="BodyText"/>
+      </w:pPr>
+      <w:r>
+        <w:rPr>
+          <w:b/>
+          <w:bCs/>
+        </w:rPr>
+        <w:t xml:space="preserve">**▶ Try this:**</w:t>
+      </w:r>
+    </w:p>
+    <w:p>
+      <w:pPr>
+        <w:pStyle w:val="BodyText"/>
+      </w:pPr>
+      <w:r>
+        <w:br/>
+      </w:r>
+    </w:p>
+    <w:p>
+      <w:pPr>
+        <w:pStyle w:val="BodyText"/>
+      </w:pPr>
+      <w:r>
+        <w:t xml:space="preserve">``` r</w:t>
+      </w:r>
+    </w:p>
+    <w:p>
+      <w:pPr>
+        <w:pStyle w:val="BodyText"/>
+      </w:pPr>
+      <w:r>
+        <w:t xml:space="preserve"># Run the same t-test pipeline for height_cm ———</w:t>
+      </w:r>
+    </w:p>
+    <w:p>
+      <w:pPr>
+        <w:pStyle w:val="BodyText"/>
+      </w:pPr>
+      <w:r>
+        <w:br/>
+      </w:r>
+    </w:p>
+    <w:p>
+      <w:pPr>
+        <w:pStyle w:val="BodyText"/>
+      </w:pPr>
+      <w:r>
+        <w:t xml:space="preserve"># 1. Stats recap</w:t>
+      </w:r>
+    </w:p>
+    <w:p>
+      <w:pPr>
+        <w:pStyle w:val="BodyText"/>
+      </w:pPr>
+      <w:r>
+        <w:t xml:space="preserve">tree_df %&gt;%</w:t>
+      </w:r>
+    </w:p>
+    <w:p>
+      <w:pPr>
+        <w:pStyle w:val="BodyText"/>
+      </w:pPr>
+      <w:r>
+        <w:t xml:space="preserve">group_by(side) %&gt;%</w:t>
+      </w:r>
+    </w:p>
+    <w:p>
+      <w:pPr>
+        <w:pStyle w:val="BodyText"/>
+      </w:pPr>
+      <w:r>
+        <w:t xml:space="preserve">summarize(</w:t>
+      </w:r>
+    </w:p>
+    <w:p>
+      <w:pPr>
+        <w:pStyle w:val="BodyText"/>
+      </w:pPr>
+      <w:r>
+        <w:t xml:space="preserve">n = sum(!is.na(height_cm)),</w:t>
+      </w:r>
+    </w:p>
+    <w:p>
+      <w:pPr>
+        <w:pStyle w:val="BodyText"/>
+      </w:pPr>
+      <w:r>
+        <w:t xml:space="preserve">mean_ht = round(mean(height_cm, na.rm = TRUE), 2),</w:t>
+      </w:r>
+    </w:p>
+    <w:p>
+      <w:pPr>
+        <w:pStyle w:val="BodyText"/>
+      </w:pPr>
+      <w:r>
+        <w:t xml:space="preserve">sd_ht = round(sd(height_cm, na.rm = TRUE), 2),</w:t>
+      </w:r>
+    </w:p>
+    <w:p>
+      <w:pPr>
+        <w:pStyle w:val="BodyText"/>
+      </w:pPr>
+      <w:r>
+        <w:t xml:space="preserve">se_ht = round(sd_ht / sqrt(n), 2)</w:t>
+      </w:r>
+    </w:p>
+    <w:p>
+      <w:pPr>
+        <w:pStyle w:val="BodyText"/>
+      </w:pPr>
+      <w:r>
+        <w:t xml:space="preserve">)</w:t>
+      </w:r>
+    </w:p>
+    <w:p>
+      <w:pPr>
+        <w:pStyle w:val="BodyText"/>
+      </w:pPr>
+      <w:r>
+        <w:t xml:space="preserve">```</w:t>
+      </w:r>
+    </w:p>
+    <w:p>
+      <w:pPr>
+        <w:pStyle w:val="BodyText"/>
+      </w:pPr>
+      <w:r>
+        <w:br/>
+      </w:r>
+    </w:p>
+    <w:p>
+      <w:pPr>
+        <w:pStyle w:val="BodyText"/>
+      </w:pPr>
+      <w:r>
+        <w:t xml:space="preserve">``` r</w:t>
+      </w:r>
+    </w:p>
+    <w:p>
+      <w:pPr>
+        <w:pStyle w:val="BodyText"/>
+      </w:pPr>
+      <w:r>
+        <w:t xml:space="preserve"># 2. Shapiro-Wilk for height_cm</w:t>
+      </w:r>
+    </w:p>
+    <w:p>
+      <w:pPr>
+        <w:pStyle w:val="BodyText"/>
+      </w:pPr>
+      <w:r>
+        <w:t xml:space="preserve">tree_df %&gt;% filter(side ==</w:t>
+      </w:r>
+      <w:r>
+        <w:t xml:space="preserve"> </w:t>
+      </w:r>
+      <w:r>
+        <w:t xml:space="preserve">“sunny”</w:t>
+      </w:r>
+      <w:r>
+        <w:t xml:space="preserve">) %&gt;% pull(height_cm) %&gt;% shapiro.test()</w:t>
+      </w:r>
+    </w:p>
+    <w:p>
+      <w:pPr>
+        <w:pStyle w:val="BodyText"/>
+      </w:pPr>
+      <w:r>
+        <w:t xml:space="preserve">tree_df %&gt;% filter(side ==</w:t>
+      </w:r>
+      <w:r>
+        <w:t xml:space="preserve"> </w:t>
+      </w:r>
+      <w:r>
+        <w:t xml:space="preserve">“shady”</w:t>
+      </w:r>
+      <w:r>
+        <w:t xml:space="preserve">) %&gt;% pull(height_cm) %&gt;% shapiro.test()</w:t>
+      </w:r>
+    </w:p>
+    <w:p>
+      <w:pPr>
+        <w:pStyle w:val="BodyText"/>
+      </w:pPr>
+      <w:r>
+        <w:t xml:space="preserve">```</w:t>
+      </w:r>
+    </w:p>
+    <w:p>
+      <w:pPr>
+        <w:pStyle w:val="BodyText"/>
+      </w:pPr>
+      <w:r>
+        <w:br/>
+      </w:r>
+    </w:p>
+    <w:p>
+      <w:pPr>
+        <w:pStyle w:val="BodyText"/>
+      </w:pPr>
+      <w:r>
+        <w:t xml:space="preserve">``` r</w:t>
+      </w:r>
+    </w:p>
+    <w:p>
+      <w:pPr>
+        <w:pStyle w:val="BodyText"/>
+      </w:pPr>
+      <w:r>
+        <w:t xml:space="preserve"># 3. Levene’s test for height_cm</w:t>
+      </w:r>
+    </w:p>
+    <w:p>
+      <w:pPr>
+        <w:pStyle w:val="BodyText"/>
+      </w:pPr>
+      <w:r>
+        <w:t xml:space="preserve">leveneTest(height_cm ~ side, data = tree_df)</w:t>
+      </w:r>
+    </w:p>
+    <w:p>
+      <w:pPr>
+        <w:pStyle w:val="BodyText"/>
+      </w:pPr>
+      <w:r>
+        <w:t xml:space="preserve">```</w:t>
+      </w:r>
+    </w:p>
+    <w:p>
+      <w:pPr>
+        <w:pStyle w:val="BodyText"/>
+      </w:pPr>
+      <w:r>
+        <w:br/>
+      </w:r>
+    </w:p>
+    <w:p>
+      <w:pPr>
+        <w:pStyle w:val="BodyText"/>
+      </w:pPr>
+      <w:r>
+        <w:t xml:space="preserve">``` r</w:t>
+      </w:r>
+    </w:p>
+    <w:p>
+      <w:pPr>
+        <w:pStyle w:val="BodyText"/>
+      </w:pPr>
+      <w:r>
+        <w:t xml:space="preserve"># 4. Welch’s t-test for height_cm</w:t>
+      </w:r>
+    </w:p>
+    <w:p>
+      <w:pPr>
+        <w:pStyle w:val="BodyText"/>
+      </w:pPr>
+      <w:r>
+        <w:t xml:space="preserve">height_ttest_model &lt;- t.test(</w:t>
+      </w:r>
+    </w:p>
+    <w:p>
+      <w:pPr>
+        <w:pStyle w:val="BodyText"/>
+      </w:pPr>
+      <w:r>
+        <w:t xml:space="preserve">height_cm ~ side,</w:t>
+      </w:r>
+    </w:p>
+    <w:p>
+      <w:pPr>
+        <w:pStyle w:val="BodyText"/>
+      </w:pPr>
+      <w:r>
+        <w:t xml:space="preserve">data = tree_df,</w:t>
+      </w:r>
+    </w:p>
+    <w:p>
+      <w:pPr>
+        <w:pStyle w:val="BodyText"/>
+      </w:pPr>
+      <w:r>
+        <w:t xml:space="preserve">var.equal = FALSE,</w:t>
+      </w:r>
+    </w:p>
+    <w:p>
+      <w:pPr>
+        <w:pStyle w:val="BodyText"/>
+      </w:pPr>
+      <w:r>
+        <w:t xml:space="preserve">alternative =</w:t>
+      </w:r>
+      <w:r>
+        <w:t xml:space="preserve"> </w:t>
+      </w:r>
+      <w:r>
+        <w:t xml:space="preserve">“two.sided”</w:t>
+      </w:r>
+    </w:p>
+    <w:p>
+      <w:pPr>
+        <w:pStyle w:val="BodyText"/>
+      </w:pPr>
+      <w:r>
+        <w:t xml:space="preserve">)</w:t>
+      </w:r>
+    </w:p>
+    <w:p>
+      <w:pPr>
+        <w:pStyle w:val="BodyText"/>
+      </w:pPr>
+      <w:r>
+        <w:t xml:space="preserve">height_ttest_model</w:t>
+      </w:r>
+    </w:p>
+    <w:p>
+      <w:pPr>
+        <w:pStyle w:val="BodyText"/>
+      </w:pPr>
+      <w:r>
+        <w:t xml:space="preserve">```</w:t>
+      </w:r>
+    </w:p>
+    <w:p>
+      <w:pPr>
+        <w:pStyle w:val="BodyText"/>
+      </w:pPr>
+      <w:r>
+        <w:br/>
+      </w:r>
+    </w:p>
+    <w:p>
+      <w:pPr>
+        <w:pStyle w:val="BodyText"/>
+      </w:pPr>
+      <w:r>
+        <w:t xml:space="preserve">✏️</w:t>
+      </w:r>
+      <w:r>
+        <w:t xml:space="preserve"> </w:t>
+      </w:r>
+      <w:r>
+        <w:rPr>
+          <w:b/>
+          <w:bCs/>
+        </w:rPr>
+        <w:t xml:space="preserve">**Your turn:**</w:t>
+      </w:r>
+      <w:r>
+        <w:t xml:space="preserve"> </w:t>
+      </w:r>
+      <w:r>
+        <w:t xml:space="preserve">Is leaf height also significantly different between sides? Fill in the results:</w:t>
+      </w:r>
+    </w:p>
+    <w:p>
+      <w:pPr>
+        <w:pStyle w:val="BodyText"/>
+      </w:pPr>
+      <w:r>
+        <w:br/>
+      </w:r>
+    </w:p>
+    <w:p>
+      <w:pPr>
+        <w:pStyle w:val="BodyText"/>
+      </w:pPr>
+      <w:r>
+        <w:t xml:space="preserve">```</w:t>
+      </w:r>
+    </w:p>
+    <w:p>
+      <w:pPr>
+        <w:pStyle w:val="BodyText"/>
+      </w:pPr>
+      <w:r>
+        <w:t xml:space="preserve">t = _____ df = _____ p = _____</w:t>
+      </w:r>
+    </w:p>
+    <w:p>
+      <w:pPr>
+        <w:pStyle w:val="BodyText"/>
+      </w:pPr>
+      <w:r>
+        <w:t xml:space="preserve">Decision:</w:t>
+      </w:r>
+    </w:p>
+    <w:p>
+      <w:pPr>
+        <w:pStyle w:val="BodyText"/>
+      </w:pPr>
+      <w:r>
+        <w:t xml:space="preserve">One-sentence conclusion:</w:t>
+      </w:r>
+    </w:p>
+    <w:p>
+      <w:pPr>
+        <w:pStyle w:val="BodyText"/>
+      </w:pPr>
+      <w:r>
+        <w:t xml:space="preserve">```</w:t>
+      </w:r>
+    </w:p>
+    <w:p>
+      <w:pPr>
+        <w:pStyle w:val="BodyText"/>
+      </w:pPr>
+      <w:r>
+        <w:br/>
+      </w:r>
+    </w:p>
+    <w:p>
+      <w:pPr>
+        <w:pStyle w:val="BodyText"/>
+      </w:pPr>
+      <w:r>
+        <w:rPr>
+          <w:b/>
+          <w:bCs/>
+        </w:rPr>
+        <w:t xml:space="preserve">### Change the confidence level</w:t>
+      </w:r>
+    </w:p>
+    <w:p>
+      <w:pPr>
+        <w:pStyle w:val="BodyText"/>
+      </w:pPr>
+      <w:r>
+        <w:br/>
+      </w:r>
+    </w:p>
+    <w:p>
+      <w:pPr>
+        <w:pStyle w:val="BodyText"/>
+      </w:pPr>
+      <w:r>
+        <w:t xml:space="preserve">By default `t.test()` reports a 95% CI (`conf.level = 0.95`). Try 99%:</w:t>
+      </w:r>
+    </w:p>
+    <w:p>
+      <w:pPr>
+        <w:pStyle w:val="BodyText"/>
+      </w:pPr>
+      <w:r>
+        <w:br/>
+      </w:r>
+    </w:p>
+    <w:p>
+      <w:pPr>
+        <w:pStyle w:val="BodyText"/>
+      </w:pPr>
+      <w:r>
+        <w:rPr>
+          <w:b/>
+          <w:bCs/>
+        </w:rPr>
+        <w:t xml:space="preserve">**▶ Try this:**</w:t>
+      </w:r>
+    </w:p>
+    <w:p>
+      <w:pPr>
+        <w:pStyle w:val="BodyText"/>
+      </w:pPr>
+      <w:r>
+        <w:br/>
+      </w:r>
+    </w:p>
+    <w:p>
+      <w:pPr>
+        <w:pStyle w:val="BodyText"/>
+      </w:pPr>
+      <w:r>
+        <w:t xml:space="preserve">``` r</w:t>
+      </w:r>
+    </w:p>
+    <w:p>
+      <w:pPr>
+        <w:pStyle w:val="BodyText"/>
+      </w:pPr>
+      <w:r>
+        <w:t xml:space="preserve"># Run the weight t-test with 99% confidence interval –</w:t>
+      </w:r>
+    </w:p>
+    <w:p>
+      <w:pPr>
+        <w:pStyle w:val="BodyText"/>
+      </w:pPr>
+      <w:r>
+        <w:t xml:space="preserve">t.test(</w:t>
+      </w:r>
+    </w:p>
+    <w:p>
+      <w:pPr>
+        <w:pStyle w:val="BodyText"/>
+      </w:pPr>
+      <w:r>
+        <w:t xml:space="preserve">weight_g ~ side,</w:t>
+      </w:r>
+    </w:p>
+    <w:p>
+      <w:pPr>
+        <w:pStyle w:val="BodyText"/>
+      </w:pPr>
+      <w:r>
+        <w:t xml:space="preserve">data = tree_df,</w:t>
+      </w:r>
+    </w:p>
+    <w:p>
+      <w:pPr>
+        <w:pStyle w:val="BodyText"/>
+      </w:pPr>
+      <w:r>
+        <w:t xml:space="preserve">var.equal = FALSE,</w:t>
+      </w:r>
+    </w:p>
+    <w:p>
+      <w:pPr>
+        <w:pStyle w:val="BodyText"/>
+      </w:pPr>
+      <w:r>
+        <w:t xml:space="preserve">alternative =</w:t>
+      </w:r>
+      <w:r>
+        <w:t xml:space="preserve"> </w:t>
+      </w:r>
+      <w:r>
+        <w:t xml:space="preserve">“two.sided”</w:t>
+      </w:r>
+      <w:r>
+        <w:t xml:space="preserve">,</w:t>
+      </w:r>
+    </w:p>
+    <w:p>
+      <w:pPr>
+        <w:pStyle w:val="BodyText"/>
+      </w:pPr>
+      <w:r>
+        <w:t xml:space="preserve">conf.level = 0.99 # 99% CI instead of 95%</w:t>
+      </w:r>
+    </w:p>
+    <w:p>
+      <w:pPr>
+        <w:pStyle w:val="BodyText"/>
+      </w:pPr>
+      <w:r>
+        <w:t xml:space="preserve">)</w:t>
+      </w:r>
+    </w:p>
+    <w:p>
+      <w:pPr>
+        <w:pStyle w:val="BodyText"/>
+      </w:pPr>
+      <w:r>
+        <w:t xml:space="preserve">```</w:t>
+      </w:r>
+    </w:p>
+    <w:p>
+      <w:pPr>
+        <w:pStyle w:val="BodyText"/>
+      </w:pPr>
+      <w:r>
+        <w:br/>
+      </w:r>
+    </w:p>
+    <w:p>
+      <w:pPr>
+        <w:pStyle w:val="BodyText"/>
+      </w:pPr>
+      <w:r>
+        <w:t xml:space="preserve">✏️</w:t>
+      </w:r>
+      <w:r>
+        <w:t xml:space="preserve"> </w:t>
+      </w:r>
+      <w:r>
+        <w:rPr>
+          <w:b/>
+          <w:bCs/>
+        </w:rPr>
+        <w:t xml:space="preserve">**Your turn:**</w:t>
+      </w:r>
+      <w:r>
+        <w:t xml:space="preserve"> </w:t>
+      </w:r>
+      <w:r>
+        <w:t xml:space="preserve">How did the 99% CI compare to the 95% CI? Why is the 99% CI wider?</w:t>
+      </w:r>
+    </w:p>
+    <w:p>
+      <w:pPr>
+        <w:pStyle w:val="BodyText"/>
+      </w:pPr>
+      <w:r>
+        <w:br/>
+      </w:r>
+    </w:p>
+    <w:p>
+      <w:pPr>
+        <w:pStyle w:val="BodyText"/>
+      </w:pPr>
+      <w:r>
+        <w:t xml:space="preserve">```</w:t>
+      </w:r>
+    </w:p>
+    <w:p>
+      <w:pPr>
+        <w:pStyle w:val="BodyText"/>
+      </w:pPr>
+      <w:r>
+        <w:t xml:space="preserve">95% CI was: _____ to _____</w:t>
+      </w:r>
+    </w:p>
+    <w:p>
+      <w:pPr>
+        <w:pStyle w:val="BodyText"/>
+      </w:pPr>
+      <w:r>
+        <w:t xml:space="preserve">99% CI was: _____ to _____</w:t>
+      </w:r>
+    </w:p>
+    <w:p>
+      <w:pPr>
+        <w:pStyle w:val="BodyText"/>
+      </w:pPr>
+      <w:r>
+        <w:t xml:space="preserve">Why wider:</w:t>
+      </w:r>
+    </w:p>
+    <w:p>
+      <w:pPr>
+        <w:pStyle w:val="BodyText"/>
+      </w:pPr>
+      <w:r>
+        <w:t xml:space="preserve">```</w:t>
+      </w:r>
+    </w:p>
+    <w:p>
+      <w:pPr>
+        <w:pStyle w:val="BodyText"/>
+      </w:pPr>
+      <w:r>
+        <w:br/>
+      </w:r>
+    </w:p>
+    <w:p>
+      <w:pPr>
+        <w:pStyle w:val="BodyText"/>
+      </w:pPr>
+      <w:r>
+        <w:rPr>
+          <w:b/>
+          <w:bCs/>
+        </w:rPr>
+        <w:t xml:space="preserve">### What if the groups were not significantly different?</w:t>
+      </w:r>
+    </w:p>
+    <w:p>
+      <w:pPr>
+        <w:pStyle w:val="BodyText"/>
+      </w:pPr>
+      <w:r>
+        <w:br/>
+      </w:r>
+    </w:p>
+    <w:p>
+      <w:pPr>
+        <w:pStyle w:val="BodyText"/>
+      </w:pPr>
+      <w:r>
+        <w:t xml:space="preserve">✏️</w:t>
+      </w:r>
+      <w:r>
+        <w:t xml:space="preserve"> </w:t>
+      </w:r>
+      <w:r>
+        <w:rPr>
+          <w:b/>
+          <w:bCs/>
+        </w:rPr>
+        <w:t xml:space="preserve">**Your turn:**</w:t>
+      </w:r>
+      <w:r>
+        <w:t xml:space="preserve"> </w:t>
+      </w:r>
+      <w:r>
+        <w:t xml:space="preserve">Think about what would happen if both sides had leaves with weight_g around 5.5 ± 2.0 g. Would the t-test be significant? What would change in the output?</w:t>
+      </w:r>
+    </w:p>
+    <w:p>
+      <w:pPr>
+        <w:pStyle w:val="BodyText"/>
+      </w:pPr>
+      <w:r>
+        <w:br/>
+      </w:r>
+    </w:p>
+    <w:p>
+      <w:pPr>
+        <w:pStyle w:val="BodyText"/>
+      </w:pPr>
+      <w:r>
+        <w:t xml:space="preserve">```</w:t>
+      </w:r>
+    </w:p>
+    <w:p>
+      <w:pPr>
+        <w:pStyle w:val="BodyText"/>
+      </w:pPr>
+      <w:r>
+        <w:t xml:space="preserve">Your prediction:</w:t>
+      </w:r>
+    </w:p>
+    <w:p>
+      <w:pPr>
+        <w:pStyle w:val="BodyText"/>
+      </w:pPr>
+      <w:r>
+        <w:t xml:space="preserve">```</w:t>
+      </w:r>
+    </w:p>
+    <w:p>
+      <w:pPr>
+        <w:pStyle w:val="BodyText"/>
+      </w:pPr>
+      <w:r>
+        <w:br/>
+      </w:r>
+    </w:p>
+    <w:p>
+      <w:r>
+        <w:pict>
+          <v:rect style="width:0;height:1.5pt" o:hralign="center" o:hrstd="t" o:hr="t"/>
+        </w:pict>
+      </w:r>
+    </w:p>
+    <w:p>
+      <w:pPr>
+        <w:pStyle w:val="FirstParagraph"/>
+      </w:pPr>
+      <w:r>
+        <w:br/>
+      </w:r>
+    </w:p>
+    <w:p>
+      <w:pPr>
+        <w:pStyle w:val="BodyText"/>
+      </w:pPr>
+      <w:r>
+        <w:rPr>
+          <w:b/>
+          <w:bCs/>
+        </w:rPr>
+        <w:t xml:space="preserve"># What your finished `figures/` folder should contain</w:t>
+      </w:r>
+    </w:p>
+    <w:p>
+      <w:pPr>
+        <w:pStyle w:val="BodyText"/>
+      </w:pPr>
+      <w:r>
+        <w:br/>
+      </w:r>
+    </w:p>
+    <w:p>
+      <w:pPr>
+        <w:pStyle w:val="BodyText"/>
+      </w:pPr>
+      <w:r>
+        <w:t xml:space="preserve">```</w:t>
+      </w:r>
+    </w:p>
+    <w:p>
+      <w:pPr>
+        <w:pStyle w:val="BodyText"/>
+      </w:pPr>
+      <w:r>
+        <w:t xml:space="preserve">project/</w:t>
+      </w:r>
+    </w:p>
+    <w:p>
+      <w:pPr>
+        <w:pStyle w:val="BodyText"/>
+      </w:pPr>
+      <w:r>
+        <w:t xml:space="preserve">├── data/</w:t>
+      </w:r>
+    </w:p>
+    <w:p>
+      <w:pPr>
+        <w:pStyle w:val="BodyText"/>
+      </w:pPr>
+      <w:r>
+        <w:t xml:space="preserve">│ └── 2026_06_25_tree_experiment_raw_data.xlsx</w:t>
+      </w:r>
+    </w:p>
+    <w:p>
+      <w:pPr>
+        <w:pStyle w:val="BodyText"/>
+      </w:pPr>
+      <w:r>
+        <w:t xml:space="preserve">├── figures/</w:t>
+      </w:r>
+    </w:p>
+    <w:p>
+      <w:pPr>
+        <w:pStyle w:val="BodyText"/>
+      </w:pPr>
+      <w:r>
+        <w:t xml:space="preserve">│ ├── leaf_weight_boxplot.png &lt;- from Worksheet 03</w:t>
+      </w:r>
+    </w:p>
+    <w:p>
+      <w:pPr>
+        <w:pStyle w:val="BodyText"/>
+      </w:pPr>
+      <w:r>
+        <w:t xml:space="preserve">│ ├── leaf_weight_mean_se.png &lt;- from Worksheet 03</w:t>
+      </w:r>
+    </w:p>
+    <w:p>
+      <w:pPr>
+        <w:pStyle w:val="BodyText"/>
+      </w:pPr>
+      <w:r>
+        <w:t xml:space="preserve">│ └── leaf_weight_boxplot_ttest.png &lt;- from this worksheet</w:t>
+      </w:r>
+    </w:p>
+    <w:p>
+      <w:pPr>
+        <w:pStyle w:val="BodyText"/>
+      </w:pPr>
+      <w:r>
+        <w:t xml:space="preserve">└── scripts/</w:t>
+      </w:r>
+    </w:p>
+    <w:p>
+      <w:pPr>
+        <w:pStyle w:val="BodyText"/>
+      </w:pPr>
+      <w:r>
+        <w:t xml:space="preserve">└── 04_leaf_ttest.R &lt;- your script</w:t>
+      </w:r>
+    </w:p>
+    <w:p>
+      <w:pPr>
+        <w:pStyle w:val="BodyText"/>
+      </w:pPr>
+      <w:r>
+        <w:t xml:space="preserve">```</w:t>
+      </w:r>
+    </w:p>
+    <w:p>
+      <w:pPr>
+        <w:pStyle w:val="BodyText"/>
+      </w:pPr>
+      <w:r>
+        <w:br/>
+      </w:r>
+    </w:p>
+    <w:p>
+      <w:r>
+        <w:pict>
+          <v:rect style="width:0;height:1.5pt" o:hralign="center" o:hrstd="t" o:hr="t"/>
+        </w:pict>
+      </w:r>
+    </w:p>
+    <w:p>
+      <w:pPr>
+        <w:pStyle w:val="FirstParagraph"/>
+      </w:pPr>
+      <w:r>
+        <w:br/>
+      </w:r>
+    </w:p>
+    <w:p>
+      <w:pPr>
+        <w:pStyle w:val="BodyText"/>
+      </w:pPr>
+      <w:r>
+        <w:rPr>
+          <w:b/>
+          <w:bCs/>
+        </w:rPr>
+        <w:t xml:space="preserve"># Getting unstuck</w:t>
+      </w:r>
+    </w:p>
+    <w:p>
+      <w:pPr>
+        <w:pStyle w:val="BodyText"/>
+      </w:pPr>
+      <w:r>
+        <w:br/>
+      </w:r>
+    </w:p>
+    <w:p>
+      <w:pPr>
+        <w:pStyle w:val="BodyText"/>
+      </w:pPr>
+      <w:r>
+        <w:t xml:space="preserve">1.</w:t>
+      </w:r>
+      <w:r>
+        <w:t xml:space="preserve"> </w:t>
+      </w:r>
+      <w:r>
+        <w:rPr>
+          <w:b/>
+          <w:bCs/>
+        </w:rPr>
+        <w:t xml:space="preserve">**Read the error message out loud.**</w:t>
+      </w:r>
+      <w:r>
+        <w:t xml:space="preserve"> </w:t>
+      </w:r>
+      <w:r>
+        <w:t xml:space="preserve">R usually names the line and the problem.</w:t>
+      </w:r>
+    </w:p>
+    <w:p>
+      <w:pPr>
+        <w:pStyle w:val="BodyText"/>
+      </w:pPr>
+      <w:r>
+        <w:t xml:space="preserve">2.</w:t>
+      </w:r>
+      <w:r>
+        <w:t xml:space="preserve"> </w:t>
+      </w:r>
+      <w:r>
+        <w:rPr>
+          <w:b/>
+          <w:bCs/>
+        </w:rPr>
+        <w:t xml:space="preserve">**Check the usual suspects:**</w:t>
+      </w:r>
+    </w:p>
+    <w:p>
+      <w:pPr>
         <w:numPr>
           <w:ilvl w:val="0"/>
           <w:numId w:val="1001"/>
         </w:numPr>
       </w:pPr>
       <w:r>
-        <w:t xml:space="preserve">Setting up a project and variable names and code names</w:t>
-      </w:r>
-    </w:p>
-    <w:p>
-      <w:pPr>
-        <w:pStyle w:val="Compact"/>
+        <w:t xml:space="preserve">Loaded `library(car)`, `library(readxl)`, `library(tidyverse)`?</w:t>
+      </w:r>
+    </w:p>
+    <w:p>
+      <w:pPr>
         <w:numPr>
           <w:ilvl w:val="0"/>
           <w:numId w:val="1001"/>
         </w:numPr>
       </w:pPr>
       <w:r>
-        <w:t xml:space="preserve">How to use the pipe command %&gt;%</w:t>
-      </w:r>
-    </w:p>
-    <w:p>
-      <w:pPr>
-        <w:pStyle w:val="Compact"/>
+        <w:t xml:space="preserve">Spelling of column names? Check with `names(tree_df)`</w:t>
+      </w:r>
+    </w:p>
+    <w:p>
+      <w:pPr>
         <w:numPr>
           <w:ilvl w:val="0"/>
           <w:numId w:val="1001"/>
         </w:numPr>
       </w:pPr>
       <w:r>
-        <w:t xml:space="preserve">How to create descriptive statistics of a sample</w:t>
-      </w:r>
-    </w:p>
-    <w:p>
-      <w:pPr>
-        <w:pStyle w:val="SourceCode"/>
-      </w:pPr>
-      <w:r>
-        <w:rPr>
-          <w:rStyle w:val="NormalTok"/>
-        </w:rPr>
-        <w:t xml:space="preserve">p_df </w:t>
-      </w:r>
-      <w:r>
-        <w:rPr>
-          <w:rStyle w:val="SpecialCharTok"/>
-        </w:rPr>
-        <w:t xml:space="preserve">%&gt;%</w:t>
-      </w:r>
-      <w:r>
-        <w:rPr>
-          <w:rStyle w:val="NormalTok"/>
-        </w:rPr>
-        <w:t xml:space="preserve"> </w:t>
-      </w:r>
-      <w:r>
-        <w:br/>
-      </w:r>
-      <w:r>
-        <w:rPr>
-          <w:rStyle w:val="NormalTok"/>
-        </w:rPr>
-        <w:t xml:space="preserve">  </w:t>
-      </w:r>
-      <w:r>
-        <w:rPr>
-          <w:rStyle w:val="FunctionTok"/>
-        </w:rPr>
-        <w:t xml:space="preserve">summarize</w:t>
-      </w:r>
-      <w:r>
-        <w:rPr>
-          <w:rStyle w:val="NormalTok"/>
-        </w:rPr>
-        <w:t xml:space="preserve">(</w:t>
-      </w:r>
-      <w:r>
-        <w:br/>
-      </w:r>
-      <w:r>
-        <w:rPr>
-          <w:rStyle w:val="NormalTok"/>
-        </w:rPr>
-        <w:t xml:space="preserve">    </w:t>
-      </w:r>
-      <w:r>
-        <w:rPr>
-          <w:rStyle w:val="AttributeTok"/>
-        </w:rPr>
-        <w:t xml:space="preserve">mean_length =</w:t>
-      </w:r>
-      <w:r>
-        <w:rPr>
-          <w:rStyle w:val="NormalTok"/>
-        </w:rPr>
-        <w:t xml:space="preserve"> </w:t>
-      </w:r>
-      <w:r>
-        <w:rPr>
-          <w:rStyle w:val="FunctionTok"/>
-        </w:rPr>
-        <w:t xml:space="preserve">mean</w:t>
-      </w:r>
-      <w:r>
-        <w:rPr>
-          <w:rStyle w:val="NormalTok"/>
-        </w:rPr>
-        <w:t xml:space="preserve">(length_mm, </w:t>
-      </w:r>
-      <w:r>
-        <w:rPr>
-          <w:rStyle w:val="AttributeTok"/>
-        </w:rPr>
-        <w:t xml:space="preserve">na.rm =</w:t>
-      </w:r>
-      <w:r>
-        <w:rPr>
-          <w:rStyle w:val="NormalTok"/>
-        </w:rPr>
-        <w:t xml:space="preserve"> </w:t>
-      </w:r>
-      <w:r>
-        <w:rPr>
-          <w:rStyle w:val="ConstantTok"/>
-        </w:rPr>
-        <w:t xml:space="preserve">TRUE</w:t>
-      </w:r>
-      <w:r>
-        <w:rPr>
-          <w:rStyle w:val="NormalTok"/>
-        </w:rPr>
-        <w:t xml:space="preserve">),</w:t>
-      </w:r>
-      <w:r>
-        <w:br/>
-      </w:r>
-      <w:r>
-        <w:rPr>
-          <w:rStyle w:val="NormalTok"/>
-        </w:rPr>
-        <w:t xml:space="preserve">    </w:t>
-      </w:r>
-      <w:r>
-        <w:rPr>
-          <w:rStyle w:val="AttributeTok"/>
-        </w:rPr>
-        <w:t xml:space="preserve">sd_length =</w:t>
-      </w:r>
-      <w:r>
-        <w:rPr>
-          <w:rStyle w:val="NormalTok"/>
-        </w:rPr>
-        <w:t xml:space="preserve"> </w:t>
-      </w:r>
-      <w:r>
-        <w:rPr>
-          <w:rStyle w:val="FunctionTok"/>
-        </w:rPr>
-        <w:t xml:space="preserve">sd</w:t>
-      </w:r>
-      <w:r>
-        <w:rPr>
-          <w:rStyle w:val="NormalTok"/>
-        </w:rPr>
-        <w:t xml:space="preserve">(length_mm, </w:t>
-      </w:r>
-      <w:r>
-        <w:rPr>
-          <w:rStyle w:val="AttributeTok"/>
-        </w:rPr>
-        <w:t xml:space="preserve">na.rm =</w:t>
-      </w:r>
-      <w:r>
-        <w:rPr>
-          <w:rStyle w:val="NormalTok"/>
-        </w:rPr>
-        <w:t xml:space="preserve"> </w:t>
-      </w:r>
-      <w:r>
-        <w:rPr>
-          <w:rStyle w:val="ConstantTok"/>
-        </w:rPr>
-        <w:t xml:space="preserve">TRUE</w:t>
-      </w:r>
-      <w:r>
-        <w:rPr>
-          <w:rStyle w:val="NormalTok"/>
-        </w:rPr>
-        <w:t xml:space="preserve">),</w:t>
-      </w:r>
-      <w:r>
-        <w:br/>
-      </w:r>
-      <w:r>
-        <w:rPr>
-          <w:rStyle w:val="NormalTok"/>
-        </w:rPr>
-        <w:t xml:space="preserve">    </w:t>
-      </w:r>
-      <w:r>
-        <w:rPr>
-          <w:rStyle w:val="AttributeTok"/>
-        </w:rPr>
-        <w:t xml:space="preserve">n_length =</w:t>
-      </w:r>
-      <w:r>
-        <w:rPr>
-          <w:rStyle w:val="NormalTok"/>
-        </w:rPr>
-        <w:t xml:space="preserve"> </w:t>
-      </w:r>
-      <w:r>
-        <w:rPr>
-          <w:rStyle w:val="FunctionTok"/>
-        </w:rPr>
-        <w:t xml:space="preserve">sum</w:t>
-      </w:r>
-      <w:r>
-        <w:rPr>
-          <w:rStyle w:val="NormalTok"/>
-        </w:rPr>
-        <w:t xml:space="preserve">(</w:t>
-      </w:r>
-      <w:r>
-        <w:rPr>
-          <w:rStyle w:val="SpecialCharTok"/>
-        </w:rPr>
-        <w:t xml:space="preserve">!</w:t>
-      </w:r>
-      <w:r>
-        <w:rPr>
-          <w:rStyle w:val="FunctionTok"/>
-        </w:rPr>
-        <w:t xml:space="preserve">is.na</w:t>
-      </w:r>
-      <w:r>
-        <w:rPr>
-          <w:rStyle w:val="NormalTok"/>
-        </w:rPr>
-        <w:t xml:space="preserve">(length_mm)))</w:t>
-      </w:r>
-    </w:p>
-    <w:p>
-      <w:pPr>
-        <w:numPr>
-          <w:ilvl w:val="0"/>
-          <w:numId w:val="1002"/>
-        </w:numPr>
-      </w:pPr>
-      <w:r>
-        <w:t xml:space="preserve">More graphs…</w:t>
-      </w:r>
-    </w:p>
-    <w:p>
-      <w:pPr>
-        <w:pStyle w:val="SourceCode"/>
-        <w:numPr>
-          <w:ilvl w:val="0"/>
-          <w:numId w:val="1000"/>
-        </w:numPr>
-      </w:pPr>
-      <w:r>
-        <w:rPr>
-          <w:rStyle w:val="FunctionTok"/>
-        </w:rPr>
-        <w:t xml:space="preserve">ggplot</w:t>
-      </w:r>
-      <w:r>
-        <w:rPr>
-          <w:rStyle w:val="NormalTok"/>
-        </w:rPr>
-        <w:t xml:space="preserve">(</w:t>
-      </w:r>
-      <w:r>
-        <w:rPr>
-          <w:rStyle w:val="AttributeTok"/>
-        </w:rPr>
-        <w:t xml:space="preserve">data =</w:t>
-      </w:r>
-      <w:r>
-        <w:rPr>
-          <w:rStyle w:val="NormalTok"/>
-        </w:rPr>
-        <w:t xml:space="preserve"> p_df, </w:t>
-      </w:r>
-      <w:r>
-        <w:rPr>
-          <w:rStyle w:val="FunctionTok"/>
-        </w:rPr>
-        <w:t xml:space="preserve">aes</w:t>
-      </w:r>
-      <w:r>
-        <w:rPr>
-          <w:rStyle w:val="NormalTok"/>
-        </w:rPr>
-        <w:t xml:space="preserve">(</w:t>
-      </w:r>
-      <w:r>
-        <w:rPr>
-          <w:rStyle w:val="AttributeTok"/>
-        </w:rPr>
-        <w:t xml:space="preserve">x=</w:t>
-      </w:r>
-      <w:r>
-        <w:rPr>
-          <w:rStyle w:val="NormalTok"/>
-        </w:rPr>
-        <w:t xml:space="preserve">length_mm, </w:t>
-      </w:r>
-      <w:r>
-        <w:rPr>
-          <w:rStyle w:val="AttributeTok"/>
-        </w:rPr>
-        <w:t xml:space="preserve">fill =</w:t>
-      </w:r>
-      <w:r>
-        <w:rPr>
-          <w:rStyle w:val="NormalTok"/>
-        </w:rPr>
-        <w:t xml:space="preserve"> wind)) </w:t>
-      </w:r>
-      <w:r>
-        <w:rPr>
-          <w:rStyle w:val="SpecialCharTok"/>
-        </w:rPr>
-        <w:t xml:space="preserve">+</w:t>
-      </w:r>
-      <w:r>
-        <w:br/>
-      </w:r>
-      <w:r>
-        <w:rPr>
-          <w:rStyle w:val="NormalTok"/>
-        </w:rPr>
-        <w:t xml:space="preserve">  </w:t>
-      </w:r>
-      <w:r>
-        <w:rPr>
-          <w:rStyle w:val="FunctionTok"/>
-        </w:rPr>
-        <w:t xml:space="preserve">geom_histogram</w:t>
-      </w:r>
-      <w:r>
-        <w:rPr>
-          <w:rStyle w:val="NormalTok"/>
-        </w:rPr>
-        <w:t xml:space="preserve">( </w:t>
-      </w:r>
-      <w:r>
-        <w:rPr>
-          <w:rStyle w:val="AttributeTok"/>
-        </w:rPr>
-        <w:t xml:space="preserve">binwidth =</w:t>
-      </w:r>
-      <w:r>
-        <w:rPr>
-          <w:rStyle w:val="NormalTok"/>
-        </w:rPr>
-        <w:t xml:space="preserve"> </w:t>
-      </w:r>
-      <w:r>
-        <w:rPr>
-          <w:rStyle w:val="DecValTok"/>
-        </w:rPr>
-        <w:t xml:space="preserve">2</w:t>
-      </w:r>
-      <w:r>
-        <w:rPr>
-          <w:rStyle w:val="NormalTok"/>
-        </w:rPr>
-        <w:t xml:space="preserve">, </w:t>
-      </w:r>
-      <w:r>
-        <w:br/>
-      </w:r>
-      <w:r>
-        <w:rPr>
-          <w:rStyle w:val="CommentTok"/>
-        </w:rPr>
-        <w:t xml:space="preserve"># sets the width in units of the bins - try different nubmers</w:t>
-      </w:r>
-      <w:r>
-        <w:br/>
-      </w:r>
-      <w:r>
-        <w:rPr>
-          <w:rStyle w:val="NormalTok"/>
-        </w:rPr>
-        <w:t xml:space="preserve">   </w:t>
-      </w:r>
-      <w:r>
-        <w:rPr>
-          <w:rStyle w:val="AttributeTok"/>
-        </w:rPr>
-        <w:t xml:space="preserve">position =</w:t>
-      </w:r>
-      <w:r>
-        <w:rPr>
-          <w:rStyle w:val="NormalTok"/>
-        </w:rPr>
-        <w:t xml:space="preserve"> </w:t>
-      </w:r>
-      <w:r>
-        <w:rPr>
-          <w:rStyle w:val="FunctionTok"/>
-        </w:rPr>
-        <w:t xml:space="preserve">position_dodge2</w:t>
-      </w:r>
-      <w:r>
-        <w:rPr>
-          <w:rStyle w:val="NormalTok"/>
-        </w:rPr>
-        <w:t xml:space="preserve">(</w:t>
-      </w:r>
-      <w:r>
-        <w:rPr>
-          <w:rStyle w:val="AttributeTok"/>
-        </w:rPr>
-        <w:t xml:space="preserve">width =</w:t>
-      </w:r>
-      <w:r>
-        <w:rPr>
-          <w:rStyle w:val="NormalTok"/>
-        </w:rPr>
-        <w:t xml:space="preserve"> </w:t>
-      </w:r>
-      <w:r>
-        <w:rPr>
-          <w:rStyle w:val="FloatTok"/>
-        </w:rPr>
-        <w:t xml:space="preserve">0.5</w:t>
-      </w:r>
-      <w:r>
-        <w:rPr>
-          <w:rStyle w:val="NormalTok"/>
-        </w:rPr>
-        <w:t xml:space="preserve">))</w:t>
-      </w:r>
-    </w:p>
-    <w:p>
-      <w:pPr>
-        <w:numPr>
-          <w:ilvl w:val="0"/>
-          <w:numId w:val="1002"/>
-        </w:numPr>
-      </w:pPr>
-      <w:r>
-        <w:t xml:space="preserve">What questions do you have and what is unclear - what did not work so far when you started the homework?</w:t>
+        <w:t xml:space="preserve">Missing `)` or `%&gt;%`?</w:t>
+      </w:r>
+    </w:p>
+    <w:p>
+      <w:pPr>
+        <w:pStyle w:val="FirstParagraph"/>
+      </w:pPr>
+      <w:r>
+        <w:t xml:space="preserve">3.</w:t>
+      </w:r>
+      <w:r>
+        <w:t xml:space="preserve"> </w:t>
+      </w:r>
+      <w:r>
+        <w:rPr>
+          <w:b/>
+          <w:bCs/>
+        </w:rPr>
+        <w:t xml:space="preserve">**`leveneTest` not found?**</w:t>
+      </w:r>
+      <w:r>
+        <w:t xml:space="preserve"> </w:t>
+      </w:r>
+      <w:r>
+        <w:t xml:space="preserve">You need `library(car)` — not just `car::leveneTest`.</w:t>
+      </w:r>
+    </w:p>
+    <w:p>
+      <w:pPr>
+        <w:pStyle w:val="BodyText"/>
+      </w:pPr>
+      <w:r>
+        <w:t xml:space="preserve">4.</w:t>
+      </w:r>
+      <w:r>
+        <w:t xml:space="preserve"> </w:t>
+      </w:r>
+      <w:r>
+        <w:rPr>
+          <w:b/>
+          <w:bCs/>
+        </w:rPr>
+        <w:t xml:space="preserve">**Shapiro-Wilk needs &gt; 3 values.**</w:t>
+      </w:r>
+      <w:r>
+        <w:t xml:space="preserve"> </w:t>
+      </w:r>
+      <w:r>
+        <w:t xml:space="preserve">If you filtered to a tiny subset, you may get an error.</w:t>
+      </w:r>
+    </w:p>
+    <w:p>
+      <w:pPr>
+        <w:pStyle w:val="BodyText"/>
+      </w:pPr>
+      <w:r>
+        <w:t xml:space="preserve">5.</w:t>
+      </w:r>
+      <w:r>
+        <w:t xml:space="preserve"> </w:t>
+      </w:r>
+      <w:r>
+        <w:rPr>
+          <w:b/>
+          <w:bCs/>
+        </w:rPr>
+        <w:t xml:space="preserve">**`t.test()` formula:**</w:t>
+      </w:r>
+      <w:r>
+        <w:t xml:space="preserve"> </w:t>
+      </w:r>
+      <w:r>
+        <w:t xml:space="preserve">the grouping variable goes on the *right* of `~` and must have exactly</w:t>
+      </w:r>
+      <w:r>
+        <w:t xml:space="preserve"> </w:t>
+      </w:r>
+      <w:r>
+        <w:rPr>
+          <w:b/>
+          <w:bCs/>
+        </w:rPr>
+        <w:t xml:space="preserve">**two levels**</w:t>
+      </w:r>
+      <w:r>
+        <w:t xml:space="preserve">. Check with `unique(tree_df$side)`.</w:t>
+      </w:r>
+    </w:p>
+    <w:p>
+      <w:pPr>
+        <w:pStyle w:val="BodyText"/>
+      </w:pPr>
+      <w:r>
+        <w:t xml:space="preserve">6.</w:t>
+      </w:r>
+      <w:r>
+        <w:t xml:space="preserve"> </w:t>
+      </w:r>
+      <w:r>
+        <w:rPr>
+          <w:b/>
+          <w:bCs/>
+        </w:rPr>
+        <w:t xml:space="preserve">**Cheat sheets**</w:t>
+      </w:r>
+      <w:r>
+        <w:t xml:space="preserve"> </w:t>
+      </w:r>
+      <w:r>
+        <w:t xml:space="preserve">— &lt;https://posit.co/resources/cheatsheets/&gt;</w:t>
+      </w:r>
+    </w:p>
+    <w:p>
+      <w:pPr>
+        <w:pStyle w:val="BodyText"/>
+      </w:pPr>
+      <w:r>
+        <w:t xml:space="preserve">7.</w:t>
+      </w:r>
+      <w:r>
+        <w:t xml:space="preserve"> </w:t>
+      </w:r>
+      <w:r>
+        <w:rPr>
+          <w:b/>
+          <w:bCs/>
+        </w:rPr>
+        <w:t xml:space="preserve">**Bring the exact error**</w:t>
+      </w:r>
+      <w:r>
+        <w:t xml:space="preserve"> </w:t>
+      </w:r>
+      <w:r>
+        <w:t xml:space="preserve">(copy-paste it) to class, Canvas, or office hours.</w:t>
+      </w:r>
+    </w:p>
+    <w:p>
+      <w:pPr>
+        <w:pStyle w:val="BodyText"/>
+      </w:pPr>
+      <w:r>
+        <w:br/>
+      </w:r>
+    </w:p>
+    <w:p>
+      <w:pPr>
+        <w:pStyle w:val="BodyText"/>
+      </w:pPr>
+      <w:r>
+        <w:t xml:space="preserve">&gt; 💡</w:t>
+      </w:r>
+      <w:r>
+        <w:t xml:space="preserve"> </w:t>
+      </w:r>
+      <w:r>
+        <w:rPr>
+          <w:b/>
+          <w:bCs/>
+        </w:rPr>
+        <w:t xml:space="preserve">**Key idea:**</w:t>
+      </w:r>
+      <w:r>
+        <w:t xml:space="preserve"> </w:t>
+      </w:r>
+      <w:r>
+        <w:t xml:space="preserve">The five-step framework (hypotheses → normality → variance → test → report) is the same for nearly every parametric test you will ever run. Master it here and it transfers directly to ANOVA and regression.</w:t>
+      </w:r>
+    </w:p>
+    <w:p>
+      <w:pPr>
+        <w:pStyle w:val="BodyText"/>
+      </w:pPr>
+      <w:r>
+        <w:br/>
+      </w:r>
+    </w:p>
+    <w:p>
+      <w:r>
+        <w:pict>
+          <v:rect style="width:0;height:1.5pt" o:hralign="center" o:hrstd="t" o:hr="t"/>
+        </w:pict>
+      </w:r>
+    </w:p>
+    <w:p>
+      <w:pPr>
+        <w:pStyle w:val="FirstParagraph"/>
+      </w:pPr>
+      <w:r>
+        <w:br/>
+      </w:r>
+    </w:p>
+    <w:p>
+      <w:pPr>
+        <w:pStyle w:val="BodyText"/>
+      </w:pPr>
+      <w:r>
+        <w:t xml:space="preserve">*End of Worksheet 04. Next: Worksheet 05 — one-way ANOVA for comparing more than two groups.*</w:t>
       </w:r>
     </w:p>
     <w:bookmarkEnd w:id="9"/>
-    <w:bookmarkEnd w:id="10"/>
-    <w:bookmarkStart w:id="11" w:name="introduction"/>
-    <w:p>
-      <w:pPr>
-        <w:pStyle w:val="Heading1"/>
-      </w:pPr>
-      <w:r>
-        <w:t xml:space="preserve">Introduction</w:t>
-      </w:r>
-    </w:p>
-    <w:p>
-      <w:pPr>
-        <w:pStyle w:val="FirstParagraph"/>
-      </w:pPr>
-      <w:r>
-        <w:t xml:space="preserve">In this active learning module, we’ll explore real data from fish populations in Alaska. We’ll focus on understanding:</w:t>
-      </w:r>
-    </w:p>
-    <w:p>
-      <w:pPr>
-        <w:pStyle w:val="Compact"/>
-        <w:numPr>
-          <w:ilvl w:val="0"/>
-          <w:numId w:val="1003"/>
-        </w:numPr>
-      </w:pPr>
-      <w:r>
-        <w:t xml:space="preserve">How to create and interpret frequency distributions</w:t>
-      </w:r>
-    </w:p>
-    <w:p>
-      <w:pPr>
-        <w:pStyle w:val="Compact"/>
-        <w:numPr>
-          <w:ilvl w:val="0"/>
-          <w:numId w:val="1003"/>
-        </w:numPr>
-      </w:pPr>
-      <w:r>
-        <w:t xml:space="preserve">How sample size affects our view of a population</w:t>
-      </w:r>
-    </w:p>
-    <w:p>
-      <w:pPr>
-        <w:pStyle w:val="Compact"/>
-        <w:numPr>
-          <w:ilvl w:val="0"/>
-          <w:numId w:val="1003"/>
-        </w:numPr>
-      </w:pPr>
-      <w:r>
-        <w:t xml:space="preserve">How distributions differ among lakes</w:t>
-      </w:r>
-    </w:p>
-    <w:p>
-      <w:pPr>
-        <w:pStyle w:val="FirstParagraph"/>
-      </w:pPr>
-      <w:r>
-        <w:t xml:space="preserve">We’ll use the</w:t>
-      </w:r>
-      <w:r>
-        <w:t xml:space="preserve"> </w:t>
-      </w:r>
-      <w:r>
-        <w:rPr>
-          <w:rStyle w:val="VerbatimChar"/>
-        </w:rPr>
-        <w:t xml:space="preserve">tidyverse</w:t>
-      </w:r>
-      <w:r>
-        <w:t xml:space="preserve"> </w:t>
-      </w:r>
-      <w:r>
-        <w:t xml:space="preserve">package for data manipulation and visualization.</w:t>
-      </w:r>
-    </w:p>
-    <w:bookmarkEnd w:id="11"/>
     <w:sectPr>
       <w:pgSz w:h="15840" w:w="12240"/>
       <w:pgMar w:bottom="1440" w:footer="720" w:gutter="0" w:header="720" w:left="1440" w:right="1440" w:top="1440"/>
@@ -786,12 +6748,6 @@
     <w:abstractNumId w:val="990"/>
   </w:num>
   <w:num w:numId="1001">
-    <w:abstractNumId w:val="991"/>
-  </w:num>
-  <w:num w:numId="1002">
-    <w:abstractNumId w:val="991"/>
-  </w:num>
-  <w:num w:numId="1003">
     <w:abstractNumId w:val="991"/>
   </w:num>
 </w:numbering>
